--- a/LAB5/11_ĐH_CNPM2-LAB5_1150080113-ChauThiNgocQuyen.docx
+++ b/LAB5/11_ĐH_CNPM2-LAB5_1150080113-ChauThiNgocQuyen.docx
@@ -72,7 +72,7 @@
       </w:r>
       <w:r>
         <w:rPr>
-          <w:rStyle w:val="4"/>
+          <w:rStyle w:val="7"/>
           <w:rFonts w:hint="default" w:ascii="Times New Roman" w:hAnsi="Times New Roman" w:cs="Times New Roman"/>
           <w:sz w:val="26"/>
           <w:szCs w:val="26"/>
@@ -101,6 +101,73 @@
           <w:lang w:val="en-US"/>
         </w:rPr>
       </w:pPr>
+      <w:r>
+        <w:rPr>
+          <w:rFonts w:hint="default" w:ascii="Times New Roman" w:hAnsi="Times New Roman" w:cs="Times New Roman"/>
+          <w:sz w:val="26"/>
+          <w:szCs w:val="26"/>
+          <w:lang w:val="en-US"/>
+        </w:rPr>
+        <w:t xml:space="preserve">Video (Bổ sung) - </w:t>
+      </w:r>
+      <w:r>
+        <w:rPr>
+          <w:rFonts w:hint="default" w:ascii="Times New Roman" w:hAnsi="Times New Roman" w:cs="Times New Roman"/>
+          <w:sz w:val="26"/>
+          <w:szCs w:val="26"/>
+          <w:lang w:val="en-US"/>
+        </w:rPr>
+        <w:fldChar w:fldCharType="begin"/>
+      </w:r>
+      <w:r>
+        <w:rPr>
+          <w:rFonts w:hint="default" w:ascii="Times New Roman" w:hAnsi="Times New Roman" w:cs="Times New Roman"/>
+          <w:sz w:val="26"/>
+          <w:szCs w:val="26"/>
+          <w:lang w:val="en-US"/>
+        </w:rPr>
+        <w:instrText xml:space="preserve"> HYPERLINK "https://youtu.be/Nqd8ceLcbAo" </w:instrText>
+      </w:r>
+      <w:r>
+        <w:rPr>
+          <w:rFonts w:hint="default" w:ascii="Times New Roman" w:hAnsi="Times New Roman" w:cs="Times New Roman"/>
+          <w:sz w:val="26"/>
+          <w:szCs w:val="26"/>
+          <w:lang w:val="en-US"/>
+        </w:rPr>
+        <w:fldChar w:fldCharType="separate"/>
+      </w:r>
+      <w:r>
+        <w:rPr>
+          <w:rStyle w:val="7"/>
+          <w:rFonts w:hint="default" w:ascii="Times New Roman" w:hAnsi="Times New Roman" w:cs="Times New Roman"/>
+          <w:sz w:val="26"/>
+          <w:szCs w:val="26"/>
+          <w:lang w:val="en-US"/>
+        </w:rPr>
+        <w:t>https://youtu.be/Nqd8ceLcbAo</w:t>
+      </w:r>
+      <w:r>
+        <w:rPr>
+          <w:rFonts w:hint="default" w:ascii="Times New Roman" w:hAnsi="Times New Roman" w:cs="Times New Roman"/>
+          <w:sz w:val="26"/>
+          <w:szCs w:val="26"/>
+          <w:lang w:val="en-US"/>
+        </w:rPr>
+        <w:fldChar w:fldCharType="end"/>
+      </w:r>
+    </w:p>
+    <w:p>
+      <w:pPr>
+        <w:spacing w:line="360" w:lineRule="auto"/>
+        <w:jc w:val="center"/>
+        <w:rPr>
+          <w:rFonts w:hint="default" w:ascii="Times New Roman" w:hAnsi="Times New Roman" w:cs="Times New Roman"/>
+          <w:sz w:val="26"/>
+          <w:szCs w:val="26"/>
+          <w:lang w:val="en-US"/>
+        </w:rPr>
+      </w:pPr>
     </w:p>
     <w:p>
       <w:pPr>
@@ -141,6 +208,8 @@
         </w:rPr>
         <w:t>Kiểm tra IP trên máy thật</w:t>
       </w:r>
+      <w:bookmarkStart w:id="10" w:name="_GoBack"/>
+      <w:bookmarkEnd w:id="10"/>
     </w:p>
     <w:p>
       <w:pPr>
@@ -161,8 +230,6 @@
         </w:rPr>
         <w:t>Ipconfig máy thật</w:t>
       </w:r>
-      <w:bookmarkStart w:id="0" w:name="_GoBack"/>
-      <w:bookmarkEnd w:id="0"/>
     </w:p>
     <w:p>
       <w:pPr>
@@ -517,22 +584,4482 @@
           <w:rFonts w:hint="default" w:ascii="Times New Roman" w:hAnsi="Times New Roman" w:eastAsia="SimSun" w:cs="Times New Roman"/>
           <w:sz w:val="26"/>
           <w:szCs w:val="26"/>
-        </w:rPr>
-      </w:pPr>
-    </w:p>
-    <w:p>
-      <w:pPr>
-        <w:spacing w:line="360" w:lineRule="auto"/>
-        <w:rPr>
-          <w:rFonts w:hint="default" w:ascii="Times New Roman" w:hAnsi="Times New Roman" w:cs="Times New Roman"/>
-          <w:sz w:val="26"/>
-          <w:szCs w:val="26"/>
-        </w:rPr>
-      </w:pPr>
-    </w:p>
-    <w:p>
-      <w:pPr>
-        <w:spacing w:line="360" w:lineRule="auto"/>
+          <w:lang w:val="en-US"/>
+        </w:rPr>
+      </w:pPr>
+      <w:r>
+        <w:rPr>
+          <w:rFonts w:hint="default" w:ascii="Times New Roman" w:hAnsi="Times New Roman" w:eastAsia="SimSun" w:cs="Times New Roman"/>
+          <w:sz w:val="26"/>
+          <w:szCs w:val="26"/>
+          <w:lang w:val="en-US"/>
+        </w:rPr>
+        <w:t>Cấu hình IPv4</w:t>
+      </w:r>
+    </w:p>
+    <w:p>
+      <w:pPr>
+        <w:spacing w:line="360" w:lineRule="auto"/>
+        <w:rPr>
+          <w:rFonts w:hint="default" w:ascii="Times New Roman" w:hAnsi="Times New Roman" w:cs="Times New Roman"/>
+          <w:sz w:val="26"/>
+          <w:szCs w:val="26"/>
+        </w:rPr>
+      </w:pPr>
+      <w:r>
+        <w:rPr>
+          <w:rFonts w:hint="default" w:ascii="Times New Roman" w:hAnsi="Times New Roman" w:cs="Times New Roman"/>
+          <w:sz w:val="26"/>
+          <w:szCs w:val="26"/>
+        </w:rPr>
+        <w:drawing>
+          <wp:inline distT="0" distB="0" distL="114300" distR="114300">
+            <wp:extent cx="5270500" cy="3676015"/>
+            <wp:effectExtent l="0" t="0" r="2540" b="12065"/>
+            <wp:docPr id="5" name="Picture 1"/>
+            <wp:cNvGraphicFramePr>
+              <a:graphicFrameLocks xmlns:a="http://schemas.openxmlformats.org/drawingml/2006/main" noChangeAspect="1"/>
+            </wp:cNvGraphicFramePr>
+            <a:graphic xmlns:a="http://schemas.openxmlformats.org/drawingml/2006/main">
+              <a:graphicData uri="http://schemas.openxmlformats.org/drawingml/2006/picture">
+                <pic:pic xmlns:pic="http://schemas.openxmlformats.org/drawingml/2006/picture">
+                  <pic:nvPicPr>
+                    <pic:cNvPr id="5" name="Picture 1"/>
+                    <pic:cNvPicPr>
+                      <a:picLocks noChangeAspect="1"/>
+                    </pic:cNvPicPr>
+                  </pic:nvPicPr>
+                  <pic:blipFill>
+                    <a:blip r:embed="rId8"/>
+                    <a:stretch>
+                      <a:fillRect/>
+                    </a:stretch>
+                  </pic:blipFill>
+                  <pic:spPr>
+                    <a:xfrm>
+                      <a:off x="0" y="0"/>
+                      <a:ext cx="5270500" cy="3676015"/>
+                    </a:xfrm>
+                    <a:prstGeom prst="rect">
+                      <a:avLst/>
+                    </a:prstGeom>
+                    <a:noFill/>
+                    <a:ln>
+                      <a:noFill/>
+                    </a:ln>
+                  </pic:spPr>
+                </pic:pic>
+              </a:graphicData>
+            </a:graphic>
+          </wp:inline>
+        </w:drawing>
+      </w:r>
+    </w:p>
+    <w:p>
+      <w:pPr>
+        <w:spacing w:line="360" w:lineRule="auto"/>
+        <w:rPr>
+          <w:rFonts w:hint="default" w:ascii="Times New Roman" w:hAnsi="Times New Roman" w:cs="Times New Roman"/>
+          <w:sz w:val="26"/>
+          <w:szCs w:val="26"/>
+        </w:rPr>
+      </w:pPr>
+      <w:r>
+        <w:rPr>
+          <w:rFonts w:hint="default" w:ascii="Times New Roman" w:hAnsi="Times New Roman" w:cs="Times New Roman"/>
+          <w:sz w:val="26"/>
+          <w:szCs w:val="26"/>
+        </w:rPr>
+        <w:drawing>
+          <wp:inline distT="0" distB="0" distL="114300" distR="114300">
+            <wp:extent cx="5271135" cy="3403600"/>
+            <wp:effectExtent l="0" t="0" r="1905" b="10160"/>
+            <wp:docPr id="6" name="Picture 2"/>
+            <wp:cNvGraphicFramePr>
+              <a:graphicFrameLocks xmlns:a="http://schemas.openxmlformats.org/drawingml/2006/main" noChangeAspect="1"/>
+            </wp:cNvGraphicFramePr>
+            <a:graphic xmlns:a="http://schemas.openxmlformats.org/drawingml/2006/main">
+              <a:graphicData uri="http://schemas.openxmlformats.org/drawingml/2006/picture">
+                <pic:pic xmlns:pic="http://schemas.openxmlformats.org/drawingml/2006/picture">
+                  <pic:nvPicPr>
+                    <pic:cNvPr id="6" name="Picture 2"/>
+                    <pic:cNvPicPr>
+                      <a:picLocks noChangeAspect="1"/>
+                    </pic:cNvPicPr>
+                  </pic:nvPicPr>
+                  <pic:blipFill>
+                    <a:blip r:embed="rId9"/>
+                    <a:stretch>
+                      <a:fillRect/>
+                    </a:stretch>
+                  </pic:blipFill>
+                  <pic:spPr>
+                    <a:xfrm>
+                      <a:off x="0" y="0"/>
+                      <a:ext cx="5271135" cy="3403600"/>
+                    </a:xfrm>
+                    <a:prstGeom prst="rect">
+                      <a:avLst/>
+                    </a:prstGeom>
+                    <a:noFill/>
+                    <a:ln>
+                      <a:noFill/>
+                    </a:ln>
+                  </pic:spPr>
+                </pic:pic>
+              </a:graphicData>
+            </a:graphic>
+          </wp:inline>
+        </w:drawing>
+      </w:r>
+    </w:p>
+    <w:p>
+      <w:pPr>
+        <w:spacing w:line="360" w:lineRule="auto"/>
+        <w:rPr>
+          <w:rFonts w:hint="default" w:ascii="Times New Roman" w:hAnsi="Times New Roman" w:cs="Times New Roman"/>
+          <w:sz w:val="26"/>
+          <w:szCs w:val="26"/>
+        </w:rPr>
+      </w:pPr>
+      <w:r>
+        <w:rPr>
+          <w:rFonts w:hint="default" w:ascii="Times New Roman" w:hAnsi="Times New Roman" w:cs="Times New Roman"/>
+          <w:sz w:val="26"/>
+          <w:szCs w:val="26"/>
+        </w:rPr>
+        <w:drawing>
+          <wp:inline distT="0" distB="0" distL="114300" distR="114300">
+            <wp:extent cx="5270500" cy="3091180"/>
+            <wp:effectExtent l="0" t="0" r="2540" b="2540"/>
+            <wp:docPr id="7" name="Picture 3"/>
+            <wp:cNvGraphicFramePr>
+              <a:graphicFrameLocks xmlns:a="http://schemas.openxmlformats.org/drawingml/2006/main" noChangeAspect="1"/>
+            </wp:cNvGraphicFramePr>
+            <a:graphic xmlns:a="http://schemas.openxmlformats.org/drawingml/2006/main">
+              <a:graphicData uri="http://schemas.openxmlformats.org/drawingml/2006/picture">
+                <pic:pic xmlns:pic="http://schemas.openxmlformats.org/drawingml/2006/picture">
+                  <pic:nvPicPr>
+                    <pic:cNvPr id="7" name="Picture 3"/>
+                    <pic:cNvPicPr>
+                      <a:picLocks noChangeAspect="1"/>
+                    </pic:cNvPicPr>
+                  </pic:nvPicPr>
+                  <pic:blipFill>
+                    <a:blip r:embed="rId10"/>
+                    <a:stretch>
+                      <a:fillRect/>
+                    </a:stretch>
+                  </pic:blipFill>
+                  <pic:spPr>
+                    <a:xfrm>
+                      <a:off x="0" y="0"/>
+                      <a:ext cx="5270500" cy="3091180"/>
+                    </a:xfrm>
+                    <a:prstGeom prst="rect">
+                      <a:avLst/>
+                    </a:prstGeom>
+                    <a:noFill/>
+                    <a:ln>
+                      <a:noFill/>
+                    </a:ln>
+                  </pic:spPr>
+                </pic:pic>
+              </a:graphicData>
+            </a:graphic>
+          </wp:inline>
+        </w:drawing>
+      </w:r>
+    </w:p>
+    <w:p>
+      <w:pPr>
+        <w:spacing w:line="360" w:lineRule="auto"/>
+        <w:rPr>
+          <w:rFonts w:hint="default" w:ascii="Times New Roman" w:hAnsi="Times New Roman" w:eastAsia="SimSun" w:cs="Times New Roman"/>
+          <w:sz w:val="26"/>
+          <w:szCs w:val="26"/>
+        </w:rPr>
+      </w:pPr>
+      <w:r>
+        <w:rPr>
+          <w:rFonts w:hint="default" w:ascii="Times New Roman" w:hAnsi="Times New Roman" w:eastAsia="SimSun" w:cs="Times New Roman"/>
+          <w:sz w:val="26"/>
+          <w:szCs w:val="26"/>
+        </w:rPr>
+        <w:t>Kiểm tra kết nối ping từ Máy thật tới pfSense</w:t>
+      </w:r>
+    </w:p>
+    <w:p>
+      <w:pPr>
+        <w:spacing w:line="360" w:lineRule="auto"/>
+        <w:rPr>
+          <w:rFonts w:hint="default" w:ascii="Times New Roman" w:hAnsi="Times New Roman" w:eastAsia="SimSun" w:cs="Times New Roman"/>
+          <w:sz w:val="26"/>
+          <w:szCs w:val="26"/>
+          <w:lang w:val="en-US"/>
+        </w:rPr>
+      </w:pPr>
+      <w:r>
+        <w:rPr>
+          <w:rFonts w:hint="default" w:ascii="Times New Roman" w:hAnsi="Times New Roman" w:eastAsia="SimSun" w:cs="Times New Roman"/>
+          <w:sz w:val="26"/>
+          <w:szCs w:val="26"/>
+          <w:lang w:val="en-US"/>
+        </w:rPr>
+        <w:t>Ping từ máy thật sang pfSense</w:t>
+      </w:r>
+    </w:p>
+    <w:p>
+      <w:pPr>
+        <w:spacing w:line="360" w:lineRule="auto"/>
+        <w:rPr>
+          <w:rFonts w:hint="default" w:ascii="Times New Roman" w:hAnsi="Times New Roman" w:cs="Times New Roman"/>
+          <w:sz w:val="26"/>
+          <w:szCs w:val="26"/>
+        </w:rPr>
+      </w:pPr>
+      <w:r>
+        <w:rPr>
+          <w:rFonts w:hint="default" w:ascii="Times New Roman" w:hAnsi="Times New Roman" w:cs="Times New Roman"/>
+          <w:sz w:val="26"/>
+          <w:szCs w:val="26"/>
+        </w:rPr>
+        <w:drawing>
+          <wp:inline distT="0" distB="0" distL="114300" distR="114300">
+            <wp:extent cx="5271135" cy="2952750"/>
+            <wp:effectExtent l="0" t="0" r="1905" b="3810"/>
+            <wp:docPr id="8" name="Picture 4"/>
+            <wp:cNvGraphicFramePr>
+              <a:graphicFrameLocks xmlns:a="http://schemas.openxmlformats.org/drawingml/2006/main" noChangeAspect="1"/>
+            </wp:cNvGraphicFramePr>
+            <a:graphic xmlns:a="http://schemas.openxmlformats.org/drawingml/2006/main">
+              <a:graphicData uri="http://schemas.openxmlformats.org/drawingml/2006/picture">
+                <pic:pic xmlns:pic="http://schemas.openxmlformats.org/drawingml/2006/picture">
+                  <pic:nvPicPr>
+                    <pic:cNvPr id="8" name="Picture 4"/>
+                    <pic:cNvPicPr>
+                      <a:picLocks noChangeAspect="1"/>
+                    </pic:cNvPicPr>
+                  </pic:nvPicPr>
+                  <pic:blipFill>
+                    <a:blip r:embed="rId11"/>
+                    <a:stretch>
+                      <a:fillRect/>
+                    </a:stretch>
+                  </pic:blipFill>
+                  <pic:spPr>
+                    <a:xfrm>
+                      <a:off x="0" y="0"/>
+                      <a:ext cx="5271135" cy="2952750"/>
+                    </a:xfrm>
+                    <a:prstGeom prst="rect">
+                      <a:avLst/>
+                    </a:prstGeom>
+                    <a:noFill/>
+                    <a:ln>
+                      <a:noFill/>
+                    </a:ln>
+                  </pic:spPr>
+                </pic:pic>
+              </a:graphicData>
+            </a:graphic>
+          </wp:inline>
+        </w:drawing>
+      </w:r>
+    </w:p>
+    <w:p>
+      <w:pPr>
+        <w:spacing w:line="360" w:lineRule="auto"/>
+        <w:rPr>
+          <w:rFonts w:hint="default" w:ascii="Times New Roman" w:hAnsi="Times New Roman" w:eastAsia="SimSun" w:cs="Times New Roman"/>
+          <w:sz w:val="26"/>
+          <w:szCs w:val="26"/>
+        </w:rPr>
+      </w:pPr>
+      <w:r>
+        <w:rPr>
+          <w:rFonts w:hint="default" w:ascii="Times New Roman" w:hAnsi="Times New Roman" w:eastAsia="SimSun" w:cs="Times New Roman"/>
+          <w:sz w:val="26"/>
+          <w:szCs w:val="26"/>
+        </w:rPr>
+        <w:t>Đăng nhập WebGUI pfSense trên trình duyệt</w:t>
+      </w:r>
+    </w:p>
+    <w:p>
+      <w:pPr>
+        <w:spacing w:line="360" w:lineRule="auto"/>
+        <w:rPr>
+          <w:rFonts w:hint="default" w:ascii="Times New Roman" w:hAnsi="Times New Roman" w:cs="Times New Roman"/>
+          <w:sz w:val="26"/>
+          <w:szCs w:val="26"/>
+        </w:rPr>
+      </w:pPr>
+      <w:r>
+        <w:rPr>
+          <w:rFonts w:hint="default" w:ascii="Times New Roman" w:hAnsi="Times New Roman" w:cs="Times New Roman"/>
+          <w:sz w:val="26"/>
+          <w:szCs w:val="26"/>
+        </w:rPr>
+        <w:drawing>
+          <wp:inline distT="0" distB="0" distL="114300" distR="114300">
+            <wp:extent cx="5264150" cy="2806065"/>
+            <wp:effectExtent l="9525" t="9525" r="14605" b="19050"/>
+            <wp:docPr id="9" name="Picture 5"/>
+            <wp:cNvGraphicFramePr>
+              <a:graphicFrameLocks xmlns:a="http://schemas.openxmlformats.org/drawingml/2006/main" noChangeAspect="1"/>
+            </wp:cNvGraphicFramePr>
+            <a:graphic xmlns:a="http://schemas.openxmlformats.org/drawingml/2006/main">
+              <a:graphicData uri="http://schemas.openxmlformats.org/drawingml/2006/picture">
+                <pic:pic xmlns:pic="http://schemas.openxmlformats.org/drawingml/2006/picture">
+                  <pic:nvPicPr>
+                    <pic:cNvPr id="9" name="Picture 5"/>
+                    <pic:cNvPicPr>
+                      <a:picLocks noChangeAspect="1"/>
+                    </pic:cNvPicPr>
+                  </pic:nvPicPr>
+                  <pic:blipFill>
+                    <a:blip r:embed="rId12"/>
+                    <a:stretch>
+                      <a:fillRect/>
+                    </a:stretch>
+                  </pic:blipFill>
+                  <pic:spPr>
+                    <a:xfrm>
+                      <a:off x="0" y="0"/>
+                      <a:ext cx="5264150" cy="2806065"/>
+                    </a:xfrm>
+                    <a:prstGeom prst="rect">
+                      <a:avLst/>
+                    </a:prstGeom>
+                    <a:noFill/>
+                    <a:ln>
+                      <a:solidFill>
+                        <a:schemeClr val="tx1"/>
+                      </a:solidFill>
+                    </a:ln>
+                  </pic:spPr>
+                </pic:pic>
+              </a:graphicData>
+            </a:graphic>
+          </wp:inline>
+        </w:drawing>
+      </w:r>
+    </w:p>
+    <w:p>
+      <w:pPr>
+        <w:spacing w:line="360" w:lineRule="auto"/>
+        <w:rPr>
+          <w:rFonts w:hint="default" w:ascii="Times New Roman" w:hAnsi="Times New Roman" w:cs="Times New Roman"/>
+          <w:sz w:val="26"/>
+          <w:szCs w:val="26"/>
+        </w:rPr>
+      </w:pPr>
+    </w:p>
+    <w:p>
+      <w:pPr>
+        <w:spacing w:line="360" w:lineRule="auto"/>
+        <w:rPr>
+          <w:rFonts w:hint="default" w:ascii="Times New Roman" w:hAnsi="Times New Roman" w:cs="Times New Roman"/>
+          <w:sz w:val="26"/>
+          <w:szCs w:val="26"/>
+        </w:rPr>
+      </w:pPr>
+      <w:r>
+        <w:rPr>
+          <w:rFonts w:hint="default" w:ascii="Times New Roman" w:hAnsi="Times New Roman" w:cs="Times New Roman"/>
+          <w:sz w:val="26"/>
+          <w:szCs w:val="26"/>
+        </w:rPr>
+        <w:drawing>
+          <wp:inline distT="0" distB="0" distL="114300" distR="114300">
+            <wp:extent cx="5269865" cy="1704975"/>
+            <wp:effectExtent l="0" t="0" r="3175" b="1905"/>
+            <wp:docPr id="10" name="Picture 6"/>
+            <wp:cNvGraphicFramePr>
+              <a:graphicFrameLocks xmlns:a="http://schemas.openxmlformats.org/drawingml/2006/main" noChangeAspect="1"/>
+            </wp:cNvGraphicFramePr>
+            <a:graphic xmlns:a="http://schemas.openxmlformats.org/drawingml/2006/main">
+              <a:graphicData uri="http://schemas.openxmlformats.org/drawingml/2006/picture">
+                <pic:pic xmlns:pic="http://schemas.openxmlformats.org/drawingml/2006/picture">
+                  <pic:nvPicPr>
+                    <pic:cNvPr id="10" name="Picture 6"/>
+                    <pic:cNvPicPr>
+                      <a:picLocks noChangeAspect="1"/>
+                    </pic:cNvPicPr>
+                  </pic:nvPicPr>
+                  <pic:blipFill>
+                    <a:blip r:embed="rId13"/>
+                    <a:stretch>
+                      <a:fillRect/>
+                    </a:stretch>
+                  </pic:blipFill>
+                  <pic:spPr>
+                    <a:xfrm>
+                      <a:off x="0" y="0"/>
+                      <a:ext cx="5269865" cy="1704975"/>
+                    </a:xfrm>
+                    <a:prstGeom prst="rect">
+                      <a:avLst/>
+                    </a:prstGeom>
+                    <a:noFill/>
+                    <a:ln>
+                      <a:noFill/>
+                    </a:ln>
+                  </pic:spPr>
+                </pic:pic>
+              </a:graphicData>
+            </a:graphic>
+          </wp:inline>
+        </w:drawing>
+      </w:r>
+    </w:p>
+    <w:p>
+      <w:pPr>
+        <w:spacing w:line="360" w:lineRule="auto"/>
+        <w:rPr>
+          <w:rFonts w:hint="default" w:ascii="Times New Roman" w:hAnsi="Times New Roman" w:cs="Times New Roman"/>
+          <w:sz w:val="26"/>
+          <w:szCs w:val="26"/>
+        </w:rPr>
+      </w:pPr>
+      <w:r>
+        <w:rPr>
+          <w:rFonts w:hint="default" w:ascii="Times New Roman" w:hAnsi="Times New Roman" w:cs="Times New Roman"/>
+          <w:sz w:val="26"/>
+          <w:szCs w:val="26"/>
+        </w:rPr>
+        <w:drawing>
+          <wp:inline distT="0" distB="0" distL="114300" distR="114300">
+            <wp:extent cx="5264150" cy="2806065"/>
+            <wp:effectExtent l="0" t="0" r="8890" b="13335"/>
+            <wp:docPr id="11" name="Picture 7"/>
+            <wp:cNvGraphicFramePr>
+              <a:graphicFrameLocks xmlns:a="http://schemas.openxmlformats.org/drawingml/2006/main" noChangeAspect="1"/>
+            </wp:cNvGraphicFramePr>
+            <a:graphic xmlns:a="http://schemas.openxmlformats.org/drawingml/2006/main">
+              <a:graphicData uri="http://schemas.openxmlformats.org/drawingml/2006/picture">
+                <pic:pic xmlns:pic="http://schemas.openxmlformats.org/drawingml/2006/picture">
+                  <pic:nvPicPr>
+                    <pic:cNvPr id="11" name="Picture 7"/>
+                    <pic:cNvPicPr>
+                      <a:picLocks noChangeAspect="1"/>
+                    </pic:cNvPicPr>
+                  </pic:nvPicPr>
+                  <pic:blipFill>
+                    <a:blip r:embed="rId14"/>
+                    <a:stretch>
+                      <a:fillRect/>
+                    </a:stretch>
+                  </pic:blipFill>
+                  <pic:spPr>
+                    <a:xfrm>
+                      <a:off x="0" y="0"/>
+                      <a:ext cx="5264150" cy="2806065"/>
+                    </a:xfrm>
+                    <a:prstGeom prst="rect">
+                      <a:avLst/>
+                    </a:prstGeom>
+                    <a:noFill/>
+                    <a:ln>
+                      <a:noFill/>
+                    </a:ln>
+                  </pic:spPr>
+                </pic:pic>
+              </a:graphicData>
+            </a:graphic>
+          </wp:inline>
+        </w:drawing>
+      </w:r>
+    </w:p>
+    <w:p>
+      <w:pPr>
+        <w:pStyle w:val="3"/>
+        <w:spacing w:before="0" w:line="360" w:lineRule="auto"/>
+        <w:jc w:val="both"/>
+        <w:rPr>
+          <w:rFonts w:hint="default" w:ascii="Times New Roman" w:hAnsi="Times New Roman" w:cs="Times New Roman"/>
+          <w:bCs w:val="0"/>
+          <w:sz w:val="26"/>
+          <w:szCs w:val="26"/>
+        </w:rPr>
+      </w:pPr>
+      <w:bookmarkStart w:id="0" w:name="_Toc242090291"/>
+      <w:r>
+        <w:rPr>
+          <w:rFonts w:hint="default" w:ascii="Times New Roman" w:hAnsi="Times New Roman" w:cs="Times New Roman"/>
+          <w:bCs w:val="0"/>
+          <w:sz w:val="26"/>
+          <w:szCs w:val="26"/>
+        </w:rPr>
+        <w:t>6. Cấu hình vùng DMZ</w:t>
+      </w:r>
+      <w:bookmarkEnd w:id="0"/>
+    </w:p>
+    <w:p>
+      <w:pPr>
+        <w:spacing w:after="0" w:line="360" w:lineRule="auto"/>
+        <w:jc w:val="both"/>
+        <w:rPr>
+          <w:rFonts w:hint="default" w:ascii="Times New Roman" w:hAnsi="Times New Roman" w:cs="Times New Roman"/>
+          <w:sz w:val="26"/>
+          <w:szCs w:val="26"/>
+        </w:rPr>
+      </w:pPr>
+      <w:r>
+        <w:rPr>
+          <w:rFonts w:hint="default" w:ascii="Times New Roman" w:hAnsi="Times New Roman" w:cs="Times New Roman"/>
+          <w:b/>
+          <w:sz w:val="26"/>
+          <w:szCs w:val="26"/>
+        </w:rPr>
+        <w:t>Bước 1: Vào Interfaces → Assignments, thêm card mạng thứ ba làm OPT1.</w:t>
+      </w:r>
+    </w:p>
+    <w:p>
+      <w:pPr>
+        <w:spacing w:line="360" w:lineRule="auto"/>
+        <w:rPr>
+          <w:rFonts w:hint="default" w:ascii="Times New Roman" w:hAnsi="Times New Roman" w:cs="Times New Roman"/>
+          <w:sz w:val="26"/>
+          <w:szCs w:val="26"/>
+          <w:lang w:val="en-US"/>
+        </w:rPr>
+      </w:pPr>
+    </w:p>
+    <w:p>
+      <w:pPr>
+        <w:spacing w:line="360" w:lineRule="auto"/>
+        <w:rPr>
+          <w:rFonts w:hint="default" w:ascii="Times New Roman" w:hAnsi="Times New Roman" w:cs="Times New Roman"/>
+          <w:sz w:val="26"/>
+          <w:szCs w:val="26"/>
+        </w:rPr>
+      </w:pPr>
+      <w:r>
+        <w:rPr>
+          <w:rFonts w:hint="default" w:ascii="Times New Roman" w:hAnsi="Times New Roman" w:cs="Times New Roman"/>
+          <w:sz w:val="26"/>
+          <w:szCs w:val="26"/>
+        </w:rPr>
+        <w:drawing>
+          <wp:inline distT="0" distB="0" distL="114300" distR="114300">
+            <wp:extent cx="5266690" cy="3244215"/>
+            <wp:effectExtent l="0" t="0" r="6350" b="1905"/>
+            <wp:docPr id="13" name="Picture 9"/>
+            <wp:cNvGraphicFramePr>
+              <a:graphicFrameLocks xmlns:a="http://schemas.openxmlformats.org/drawingml/2006/main" noChangeAspect="1"/>
+            </wp:cNvGraphicFramePr>
+            <a:graphic xmlns:a="http://schemas.openxmlformats.org/drawingml/2006/main">
+              <a:graphicData uri="http://schemas.openxmlformats.org/drawingml/2006/picture">
+                <pic:pic xmlns:pic="http://schemas.openxmlformats.org/drawingml/2006/picture">
+                  <pic:nvPicPr>
+                    <pic:cNvPr id="13" name="Picture 9"/>
+                    <pic:cNvPicPr>
+                      <a:picLocks noChangeAspect="1"/>
+                    </pic:cNvPicPr>
+                  </pic:nvPicPr>
+                  <pic:blipFill>
+                    <a:blip r:embed="rId15"/>
+                    <a:stretch>
+                      <a:fillRect/>
+                    </a:stretch>
+                  </pic:blipFill>
+                  <pic:spPr>
+                    <a:xfrm>
+                      <a:off x="0" y="0"/>
+                      <a:ext cx="5266690" cy="3244215"/>
+                    </a:xfrm>
+                    <a:prstGeom prst="rect">
+                      <a:avLst/>
+                    </a:prstGeom>
+                    <a:noFill/>
+                    <a:ln>
+                      <a:noFill/>
+                    </a:ln>
+                  </pic:spPr>
+                </pic:pic>
+              </a:graphicData>
+            </a:graphic>
+          </wp:inline>
+        </w:drawing>
+      </w:r>
+    </w:p>
+    <w:p>
+      <w:pPr>
+        <w:pStyle w:val="3"/>
+        <w:spacing w:before="0" w:line="360" w:lineRule="auto"/>
+        <w:jc w:val="both"/>
+        <w:rPr>
+          <w:rFonts w:hint="default" w:ascii="Times New Roman" w:hAnsi="Times New Roman" w:cs="Times New Roman"/>
+          <w:bCs w:val="0"/>
+          <w:sz w:val="26"/>
+          <w:szCs w:val="26"/>
+        </w:rPr>
+      </w:pPr>
+      <w:bookmarkStart w:id="1" w:name="_Toc242090292"/>
+      <w:r>
+        <w:rPr>
+          <w:rFonts w:hint="default" w:ascii="Times New Roman" w:hAnsi="Times New Roman" w:cs="Times New Roman"/>
+          <w:bCs w:val="0"/>
+          <w:sz w:val="26"/>
+          <w:szCs w:val="26"/>
+        </w:rPr>
+        <w:t>7. Kiểm tra Outbound NAT tự động (Automatic / Hybrid)</w:t>
+      </w:r>
+      <w:bookmarkEnd w:id="1"/>
+    </w:p>
+    <w:p>
+      <w:pPr>
+        <w:spacing w:line="360" w:lineRule="auto"/>
+        <w:rPr>
+          <w:rFonts w:hint="default" w:ascii="Times New Roman" w:hAnsi="Times New Roman" w:cs="Times New Roman"/>
+          <w:sz w:val="26"/>
+          <w:szCs w:val="26"/>
+        </w:rPr>
+      </w:pPr>
+      <w:r>
+        <w:rPr>
+          <w:rFonts w:hint="default" w:ascii="Times New Roman" w:hAnsi="Times New Roman" w:cs="Times New Roman"/>
+          <w:sz w:val="26"/>
+          <w:szCs w:val="26"/>
+        </w:rPr>
+        <w:drawing>
+          <wp:inline distT="0" distB="0" distL="114300" distR="114300">
+            <wp:extent cx="5263515" cy="2626360"/>
+            <wp:effectExtent l="9525" t="9525" r="15240" b="15875"/>
+            <wp:docPr id="14" name="Picture 10"/>
+            <wp:cNvGraphicFramePr>
+              <a:graphicFrameLocks xmlns:a="http://schemas.openxmlformats.org/drawingml/2006/main" noChangeAspect="1"/>
+            </wp:cNvGraphicFramePr>
+            <a:graphic xmlns:a="http://schemas.openxmlformats.org/drawingml/2006/main">
+              <a:graphicData uri="http://schemas.openxmlformats.org/drawingml/2006/picture">
+                <pic:pic xmlns:pic="http://schemas.openxmlformats.org/drawingml/2006/picture">
+                  <pic:nvPicPr>
+                    <pic:cNvPr id="14" name="Picture 10"/>
+                    <pic:cNvPicPr>
+                      <a:picLocks noChangeAspect="1"/>
+                    </pic:cNvPicPr>
+                  </pic:nvPicPr>
+                  <pic:blipFill>
+                    <a:blip r:embed="rId16"/>
+                    <a:stretch>
+                      <a:fillRect/>
+                    </a:stretch>
+                  </pic:blipFill>
+                  <pic:spPr>
+                    <a:xfrm>
+                      <a:off x="0" y="0"/>
+                      <a:ext cx="5263515" cy="2626360"/>
+                    </a:xfrm>
+                    <a:prstGeom prst="rect">
+                      <a:avLst/>
+                    </a:prstGeom>
+                    <a:noFill/>
+                    <a:ln>
+                      <a:solidFill>
+                        <a:schemeClr val="tx1"/>
+                      </a:solidFill>
+                    </a:ln>
+                  </pic:spPr>
+                </pic:pic>
+              </a:graphicData>
+            </a:graphic>
+          </wp:inline>
+        </w:drawing>
+      </w:r>
+    </w:p>
+    <w:p>
+      <w:pPr>
+        <w:spacing w:line="360" w:lineRule="auto"/>
+        <w:rPr>
+          <w:rFonts w:hint="default" w:ascii="Times New Roman" w:hAnsi="Times New Roman" w:cs="Times New Roman"/>
+          <w:sz w:val="26"/>
+          <w:szCs w:val="26"/>
+        </w:rPr>
+      </w:pPr>
+      <w:r>
+        <w:rPr>
+          <w:rFonts w:hint="default" w:ascii="Times New Roman" w:hAnsi="Times New Roman" w:cs="Times New Roman"/>
+          <w:sz w:val="26"/>
+          <w:szCs w:val="26"/>
+        </w:rPr>
+        <w:drawing>
+          <wp:inline distT="0" distB="0" distL="114300" distR="114300">
+            <wp:extent cx="5262880" cy="3297555"/>
+            <wp:effectExtent l="0" t="0" r="10160" b="9525"/>
+            <wp:docPr id="15" name="Picture 11"/>
+            <wp:cNvGraphicFramePr>
+              <a:graphicFrameLocks xmlns:a="http://schemas.openxmlformats.org/drawingml/2006/main" noChangeAspect="1"/>
+            </wp:cNvGraphicFramePr>
+            <a:graphic xmlns:a="http://schemas.openxmlformats.org/drawingml/2006/main">
+              <a:graphicData uri="http://schemas.openxmlformats.org/drawingml/2006/picture">
+                <pic:pic xmlns:pic="http://schemas.openxmlformats.org/drawingml/2006/picture">
+                  <pic:nvPicPr>
+                    <pic:cNvPr id="15" name="Picture 11"/>
+                    <pic:cNvPicPr>
+                      <a:picLocks noChangeAspect="1"/>
+                    </pic:cNvPicPr>
+                  </pic:nvPicPr>
+                  <pic:blipFill>
+                    <a:blip r:embed="rId17"/>
+                    <a:stretch>
+                      <a:fillRect/>
+                    </a:stretch>
+                  </pic:blipFill>
+                  <pic:spPr>
+                    <a:xfrm>
+                      <a:off x="0" y="0"/>
+                      <a:ext cx="5262880" cy="3297555"/>
+                    </a:xfrm>
+                    <a:prstGeom prst="rect">
+                      <a:avLst/>
+                    </a:prstGeom>
+                    <a:noFill/>
+                    <a:ln>
+                      <a:noFill/>
+                    </a:ln>
+                  </pic:spPr>
+                </pic:pic>
+              </a:graphicData>
+            </a:graphic>
+          </wp:inline>
+        </w:drawing>
+      </w:r>
+    </w:p>
+    <w:p>
+      <w:pPr>
+        <w:spacing w:line="360" w:lineRule="auto"/>
+        <w:rPr>
+          <w:rFonts w:hint="default" w:ascii="Times New Roman" w:hAnsi="Times New Roman" w:cs="Times New Roman"/>
+          <w:sz w:val="26"/>
+          <w:szCs w:val="26"/>
+        </w:rPr>
+      </w:pPr>
+      <w:r>
+        <w:rPr>
+          <w:rFonts w:hint="default" w:ascii="Times New Roman" w:hAnsi="Times New Roman" w:cs="Times New Roman"/>
+          <w:sz w:val="26"/>
+          <w:szCs w:val="26"/>
+        </w:rPr>
+        <w:drawing>
+          <wp:inline distT="0" distB="0" distL="114300" distR="114300">
+            <wp:extent cx="5265420" cy="2328545"/>
+            <wp:effectExtent l="9525" t="9525" r="13335" b="24130"/>
+            <wp:docPr id="16" name="Picture 12"/>
+            <wp:cNvGraphicFramePr>
+              <a:graphicFrameLocks xmlns:a="http://schemas.openxmlformats.org/drawingml/2006/main" noChangeAspect="1"/>
+            </wp:cNvGraphicFramePr>
+            <a:graphic xmlns:a="http://schemas.openxmlformats.org/drawingml/2006/main">
+              <a:graphicData uri="http://schemas.openxmlformats.org/drawingml/2006/picture">
+                <pic:pic xmlns:pic="http://schemas.openxmlformats.org/drawingml/2006/picture">
+                  <pic:nvPicPr>
+                    <pic:cNvPr id="16" name="Picture 12"/>
+                    <pic:cNvPicPr>
+                      <a:picLocks noChangeAspect="1"/>
+                    </pic:cNvPicPr>
+                  </pic:nvPicPr>
+                  <pic:blipFill>
+                    <a:blip r:embed="rId18"/>
+                    <a:stretch>
+                      <a:fillRect/>
+                    </a:stretch>
+                  </pic:blipFill>
+                  <pic:spPr>
+                    <a:xfrm>
+                      <a:off x="0" y="0"/>
+                      <a:ext cx="5265420" cy="2328545"/>
+                    </a:xfrm>
+                    <a:prstGeom prst="rect">
+                      <a:avLst/>
+                    </a:prstGeom>
+                    <a:noFill/>
+                    <a:ln>
+                      <a:solidFill>
+                        <a:schemeClr val="tx1"/>
+                      </a:solidFill>
+                    </a:ln>
+                  </pic:spPr>
+                </pic:pic>
+              </a:graphicData>
+            </a:graphic>
+          </wp:inline>
+        </w:drawing>
+      </w:r>
+    </w:p>
+    <w:p>
+      <w:pPr>
+        <w:pStyle w:val="3"/>
+        <w:spacing w:before="0" w:line="360" w:lineRule="auto"/>
+        <w:jc w:val="both"/>
+        <w:rPr>
+          <w:rFonts w:hint="default" w:ascii="Times New Roman" w:hAnsi="Times New Roman" w:cs="Times New Roman"/>
+          <w:bCs w:val="0"/>
+          <w:sz w:val="26"/>
+          <w:szCs w:val="26"/>
+        </w:rPr>
+      </w:pPr>
+      <w:bookmarkStart w:id="2" w:name="_Toc242090294"/>
+      <w:r>
+        <w:rPr>
+          <w:rFonts w:hint="default" w:ascii="Times New Roman" w:hAnsi="Times New Roman" w:cs="Times New Roman"/>
+          <w:bCs w:val="0"/>
+          <w:sz w:val="26"/>
+          <w:szCs w:val="26"/>
+        </w:rPr>
+        <w:t>9. Kiểm tra rule nền tảng từ Domain Controller</w:t>
+      </w:r>
+      <w:bookmarkEnd w:id="2"/>
+    </w:p>
+    <w:p>
+      <w:pPr>
+        <w:spacing w:line="360" w:lineRule="auto"/>
+        <w:rPr>
+          <w:rFonts w:hint="default" w:ascii="Times New Roman" w:hAnsi="Times New Roman" w:cs="Times New Roman"/>
+          <w:sz w:val="26"/>
+          <w:szCs w:val="26"/>
+          <w:lang w:val="en-US"/>
+        </w:rPr>
+      </w:pPr>
+      <w:r>
+        <w:rPr>
+          <w:rFonts w:hint="default" w:ascii="Times New Roman" w:hAnsi="Times New Roman" w:cs="Times New Roman"/>
+          <w:sz w:val="26"/>
+          <w:szCs w:val="26"/>
+          <w:lang w:val="en-US"/>
+        </w:rPr>
+        <w:t>BƯỚC 1: CẤU HÌNH IP TRÊN DOMAIN CONTROLLER</w:t>
+      </w:r>
+    </w:p>
+    <w:p>
+      <w:pPr>
+        <w:spacing w:line="360" w:lineRule="auto"/>
+        <w:rPr>
+          <w:rFonts w:hint="default" w:ascii="Times New Roman" w:hAnsi="Times New Roman" w:cs="Times New Roman"/>
+          <w:sz w:val="26"/>
+          <w:szCs w:val="26"/>
+        </w:rPr>
+      </w:pPr>
+      <w:r>
+        <w:rPr>
+          <w:rFonts w:hint="default" w:ascii="Times New Roman" w:hAnsi="Times New Roman" w:cs="Times New Roman"/>
+          <w:sz w:val="26"/>
+          <w:szCs w:val="26"/>
+        </w:rPr>
+        <w:drawing>
+          <wp:inline distT="0" distB="0" distL="114300" distR="114300">
+            <wp:extent cx="5272405" cy="3971925"/>
+            <wp:effectExtent l="9525" t="9525" r="21590" b="11430"/>
+            <wp:docPr id="17" name="Picture 13"/>
+            <wp:cNvGraphicFramePr>
+              <a:graphicFrameLocks xmlns:a="http://schemas.openxmlformats.org/drawingml/2006/main" noChangeAspect="1"/>
+            </wp:cNvGraphicFramePr>
+            <a:graphic xmlns:a="http://schemas.openxmlformats.org/drawingml/2006/main">
+              <a:graphicData uri="http://schemas.openxmlformats.org/drawingml/2006/picture">
+                <pic:pic xmlns:pic="http://schemas.openxmlformats.org/drawingml/2006/picture">
+                  <pic:nvPicPr>
+                    <pic:cNvPr id="17" name="Picture 13"/>
+                    <pic:cNvPicPr>
+                      <a:picLocks noChangeAspect="1"/>
+                    </pic:cNvPicPr>
+                  </pic:nvPicPr>
+                  <pic:blipFill>
+                    <a:blip r:embed="rId19"/>
+                    <a:stretch>
+                      <a:fillRect/>
+                    </a:stretch>
+                  </pic:blipFill>
+                  <pic:spPr>
+                    <a:xfrm>
+                      <a:off x="0" y="0"/>
+                      <a:ext cx="5272405" cy="3971925"/>
+                    </a:xfrm>
+                    <a:prstGeom prst="rect">
+                      <a:avLst/>
+                    </a:prstGeom>
+                    <a:noFill/>
+                    <a:ln>
+                      <a:solidFill>
+                        <a:schemeClr val="tx1"/>
+                      </a:solidFill>
+                    </a:ln>
+                  </pic:spPr>
+                </pic:pic>
+              </a:graphicData>
+            </a:graphic>
+          </wp:inline>
+        </w:drawing>
+      </w:r>
+    </w:p>
+    <w:p>
+      <w:pPr>
+        <w:spacing w:line="360" w:lineRule="auto"/>
+        <w:rPr>
+          <w:rFonts w:hint="default" w:ascii="Times New Roman" w:hAnsi="Times New Roman" w:cs="Times New Roman"/>
+          <w:sz w:val="26"/>
+          <w:szCs w:val="26"/>
+          <w:lang w:val="en-US"/>
+        </w:rPr>
+      </w:pPr>
+      <w:r>
+        <w:rPr>
+          <w:rFonts w:hint="default" w:ascii="Times New Roman" w:hAnsi="Times New Roman" w:cs="Times New Roman"/>
+          <w:sz w:val="26"/>
+          <w:szCs w:val="26"/>
+          <w:lang w:val="en-US"/>
+        </w:rPr>
+        <w:t>BƯỚC 2: CẤU HÌNH DNS FORWARDER TRÊN DOMAIN CONTROLLER</w:t>
+      </w:r>
+    </w:p>
+    <w:p>
+      <w:pPr>
+        <w:keepNext w:val="0"/>
+        <w:keepLines w:val="0"/>
+        <w:widowControl/>
+        <w:suppressLineNumbers w:val="0"/>
+        <w:spacing w:line="360" w:lineRule="auto"/>
+        <w:jc w:val="left"/>
+        <w:rPr>
+          <w:rFonts w:hint="default" w:ascii="Times New Roman" w:hAnsi="Times New Roman" w:eastAsia="sans-serif" w:cs="Times New Roman"/>
+          <w:kern w:val="0"/>
+          <w:sz w:val="26"/>
+          <w:szCs w:val="26"/>
+          <w:lang w:val="en-US" w:eastAsia="zh-CN" w:bidi="ar"/>
+        </w:rPr>
+      </w:pPr>
+      <w:r>
+        <w:rPr>
+          <w:rFonts w:hint="default" w:ascii="Times New Roman" w:hAnsi="Times New Roman" w:eastAsia="sans-serif" w:cs="Times New Roman"/>
+          <w:kern w:val="0"/>
+          <w:sz w:val="26"/>
+          <w:szCs w:val="26"/>
+          <w:lang w:val="en-US" w:eastAsia="zh-CN" w:bidi="ar"/>
+        </w:rPr>
+        <w:t xml:space="preserve">Mở menu Start -&gt; </w:t>
+      </w:r>
+      <w:r>
+        <w:rPr>
+          <w:rFonts w:hint="default" w:ascii="Times New Roman" w:hAnsi="Times New Roman" w:eastAsia="sans-serif" w:cs="Times New Roman"/>
+          <w:b/>
+          <w:bCs/>
+          <w:kern w:val="0"/>
+          <w:sz w:val="26"/>
+          <w:szCs w:val="26"/>
+          <w:lang w:val="en-US" w:eastAsia="zh-CN" w:bidi="ar"/>
+        </w:rPr>
+        <w:t>Administrative Tools</w:t>
+      </w:r>
+      <w:r>
+        <w:rPr>
+          <w:rFonts w:hint="default" w:ascii="Times New Roman" w:hAnsi="Times New Roman" w:eastAsia="sans-serif" w:cs="Times New Roman"/>
+          <w:kern w:val="0"/>
+          <w:sz w:val="26"/>
+          <w:szCs w:val="26"/>
+          <w:lang w:val="en-US" w:eastAsia="zh-CN" w:bidi="ar"/>
+        </w:rPr>
+        <w:t xml:space="preserve"> -&gt; mở </w:t>
+      </w:r>
+      <w:r>
+        <w:rPr>
+          <w:rFonts w:hint="default" w:ascii="Times New Roman" w:hAnsi="Times New Roman" w:eastAsia="sans-serif" w:cs="Times New Roman"/>
+          <w:b/>
+          <w:bCs/>
+          <w:kern w:val="0"/>
+          <w:sz w:val="26"/>
+          <w:szCs w:val="26"/>
+          <w:lang w:val="en-US" w:eastAsia="zh-CN" w:bidi="ar"/>
+        </w:rPr>
+        <w:t>DNS</w:t>
+      </w:r>
+      <w:r>
+        <w:rPr>
+          <w:rFonts w:hint="default" w:ascii="Times New Roman" w:hAnsi="Times New Roman" w:eastAsia="sans-serif" w:cs="Times New Roman"/>
+          <w:kern w:val="0"/>
+          <w:sz w:val="26"/>
+          <w:szCs w:val="26"/>
+          <w:lang w:val="en-US" w:eastAsia="zh-CN" w:bidi="ar"/>
+        </w:rPr>
+        <w:t xml:space="preserve"> (DNS Manager)</w:t>
+      </w:r>
+    </w:p>
+    <w:p>
+      <w:pPr>
+        <w:keepNext w:val="0"/>
+        <w:keepLines w:val="0"/>
+        <w:widowControl/>
+        <w:suppressLineNumbers w:val="0"/>
+        <w:spacing w:line="360" w:lineRule="auto"/>
+        <w:jc w:val="left"/>
+        <w:rPr>
+          <w:rFonts w:hint="default" w:ascii="Times New Roman" w:hAnsi="Times New Roman" w:cs="Times New Roman"/>
+          <w:sz w:val="26"/>
+          <w:szCs w:val="26"/>
+        </w:rPr>
+      </w:pPr>
+      <w:r>
+        <w:rPr>
+          <w:rFonts w:hint="default" w:ascii="Times New Roman" w:hAnsi="Times New Roman" w:cs="Times New Roman"/>
+          <w:sz w:val="26"/>
+          <w:szCs w:val="26"/>
+        </w:rPr>
+        <w:drawing>
+          <wp:inline distT="0" distB="0" distL="114300" distR="114300">
+            <wp:extent cx="5264785" cy="3263900"/>
+            <wp:effectExtent l="0" t="0" r="8255" b="12700"/>
+            <wp:docPr id="18" name="Picture 14"/>
+            <wp:cNvGraphicFramePr>
+              <a:graphicFrameLocks xmlns:a="http://schemas.openxmlformats.org/drawingml/2006/main" noChangeAspect="1"/>
+            </wp:cNvGraphicFramePr>
+            <a:graphic xmlns:a="http://schemas.openxmlformats.org/drawingml/2006/main">
+              <a:graphicData uri="http://schemas.openxmlformats.org/drawingml/2006/picture">
+                <pic:pic xmlns:pic="http://schemas.openxmlformats.org/drawingml/2006/picture">
+                  <pic:nvPicPr>
+                    <pic:cNvPr id="18" name="Picture 14"/>
+                    <pic:cNvPicPr>
+                      <a:picLocks noChangeAspect="1"/>
+                    </pic:cNvPicPr>
+                  </pic:nvPicPr>
+                  <pic:blipFill>
+                    <a:blip r:embed="rId20"/>
+                    <a:stretch>
+                      <a:fillRect/>
+                    </a:stretch>
+                  </pic:blipFill>
+                  <pic:spPr>
+                    <a:xfrm>
+                      <a:off x="0" y="0"/>
+                      <a:ext cx="5264785" cy="3263900"/>
+                    </a:xfrm>
+                    <a:prstGeom prst="rect">
+                      <a:avLst/>
+                    </a:prstGeom>
+                    <a:noFill/>
+                    <a:ln>
+                      <a:noFill/>
+                    </a:ln>
+                  </pic:spPr>
+                </pic:pic>
+              </a:graphicData>
+            </a:graphic>
+          </wp:inline>
+        </w:drawing>
+      </w:r>
+    </w:p>
+    <w:p>
+      <w:pPr>
+        <w:keepNext w:val="0"/>
+        <w:keepLines w:val="0"/>
+        <w:widowControl/>
+        <w:suppressLineNumbers w:val="0"/>
+        <w:spacing w:line="360" w:lineRule="auto"/>
+        <w:jc w:val="left"/>
+        <w:rPr>
+          <w:rFonts w:hint="default" w:ascii="Times New Roman" w:hAnsi="Times New Roman" w:cs="Times New Roman"/>
+          <w:sz w:val="26"/>
+          <w:szCs w:val="26"/>
+        </w:rPr>
+      </w:pPr>
+      <w:r>
+        <w:rPr>
+          <w:rFonts w:hint="default" w:ascii="Times New Roman" w:hAnsi="Times New Roman" w:cs="Times New Roman"/>
+          <w:sz w:val="26"/>
+          <w:szCs w:val="26"/>
+        </w:rPr>
+        <w:drawing>
+          <wp:inline distT="0" distB="0" distL="114300" distR="114300">
+            <wp:extent cx="3833495" cy="3403600"/>
+            <wp:effectExtent l="0" t="0" r="6985" b="10160"/>
+            <wp:docPr id="19" name="Picture 15"/>
+            <wp:cNvGraphicFramePr>
+              <a:graphicFrameLocks xmlns:a="http://schemas.openxmlformats.org/drawingml/2006/main" noChangeAspect="1"/>
+            </wp:cNvGraphicFramePr>
+            <a:graphic xmlns:a="http://schemas.openxmlformats.org/drawingml/2006/main">
+              <a:graphicData uri="http://schemas.openxmlformats.org/drawingml/2006/picture">
+                <pic:pic xmlns:pic="http://schemas.openxmlformats.org/drawingml/2006/picture">
+                  <pic:nvPicPr>
+                    <pic:cNvPr id="19" name="Picture 15"/>
+                    <pic:cNvPicPr>
+                      <a:picLocks noChangeAspect="1"/>
+                    </pic:cNvPicPr>
+                  </pic:nvPicPr>
+                  <pic:blipFill>
+                    <a:blip r:embed="rId21"/>
+                    <a:stretch>
+                      <a:fillRect/>
+                    </a:stretch>
+                  </pic:blipFill>
+                  <pic:spPr>
+                    <a:xfrm>
+                      <a:off x="0" y="0"/>
+                      <a:ext cx="3833495" cy="3403600"/>
+                    </a:xfrm>
+                    <a:prstGeom prst="rect">
+                      <a:avLst/>
+                    </a:prstGeom>
+                    <a:noFill/>
+                    <a:ln>
+                      <a:noFill/>
+                    </a:ln>
+                  </pic:spPr>
+                </pic:pic>
+              </a:graphicData>
+            </a:graphic>
+          </wp:inline>
+        </w:drawing>
+      </w:r>
+    </w:p>
+    <w:p>
+      <w:pPr>
+        <w:keepNext w:val="0"/>
+        <w:keepLines w:val="0"/>
+        <w:widowControl/>
+        <w:suppressLineNumbers w:val="0"/>
+        <w:spacing w:line="360" w:lineRule="auto"/>
+        <w:jc w:val="left"/>
+        <w:rPr>
+          <w:rFonts w:hint="default" w:ascii="Times New Roman" w:hAnsi="Times New Roman" w:cs="Times New Roman"/>
+          <w:sz w:val="26"/>
+          <w:szCs w:val="26"/>
+        </w:rPr>
+      </w:pPr>
+      <w:r>
+        <w:rPr>
+          <w:rFonts w:hint="default" w:ascii="Times New Roman" w:hAnsi="Times New Roman" w:cs="Times New Roman"/>
+          <w:sz w:val="26"/>
+          <w:szCs w:val="26"/>
+        </w:rPr>
+        <w:drawing>
+          <wp:inline distT="0" distB="0" distL="114300" distR="114300">
+            <wp:extent cx="5264150" cy="3702050"/>
+            <wp:effectExtent l="0" t="0" r="8890" b="1270"/>
+            <wp:docPr id="20" name="Picture 16"/>
+            <wp:cNvGraphicFramePr>
+              <a:graphicFrameLocks xmlns:a="http://schemas.openxmlformats.org/drawingml/2006/main" noChangeAspect="1"/>
+            </wp:cNvGraphicFramePr>
+            <a:graphic xmlns:a="http://schemas.openxmlformats.org/drawingml/2006/main">
+              <a:graphicData uri="http://schemas.openxmlformats.org/drawingml/2006/picture">
+                <pic:pic xmlns:pic="http://schemas.openxmlformats.org/drawingml/2006/picture">
+                  <pic:nvPicPr>
+                    <pic:cNvPr id="20" name="Picture 16"/>
+                    <pic:cNvPicPr>
+                      <a:picLocks noChangeAspect="1"/>
+                    </pic:cNvPicPr>
+                  </pic:nvPicPr>
+                  <pic:blipFill>
+                    <a:blip r:embed="rId22"/>
+                    <a:stretch>
+                      <a:fillRect/>
+                    </a:stretch>
+                  </pic:blipFill>
+                  <pic:spPr>
+                    <a:xfrm>
+                      <a:off x="0" y="0"/>
+                      <a:ext cx="5264150" cy="3702050"/>
+                    </a:xfrm>
+                    <a:prstGeom prst="rect">
+                      <a:avLst/>
+                    </a:prstGeom>
+                    <a:noFill/>
+                    <a:ln>
+                      <a:noFill/>
+                    </a:ln>
+                  </pic:spPr>
+                </pic:pic>
+              </a:graphicData>
+            </a:graphic>
+          </wp:inline>
+        </w:drawing>
+      </w:r>
+    </w:p>
+    <w:p>
+      <w:pPr>
+        <w:spacing w:line="360" w:lineRule="auto"/>
+        <w:rPr>
+          <w:rFonts w:hint="default" w:ascii="Times New Roman" w:hAnsi="Times New Roman" w:eastAsia="SimSun" w:cs="Times New Roman"/>
+          <w:sz w:val="26"/>
+          <w:szCs w:val="26"/>
+        </w:rPr>
+      </w:pPr>
+      <w:r>
+        <w:rPr>
+          <w:rFonts w:hint="default" w:ascii="Times New Roman" w:hAnsi="Times New Roman" w:eastAsia="SimSun" w:cs="Times New Roman"/>
+          <w:sz w:val="26"/>
+          <w:szCs w:val="26"/>
+        </w:rPr>
+        <w:t>BƯỚC 1: KIỂM THỬ KHI TẮT RULE NỀN TẢNG</w:t>
+      </w:r>
+    </w:p>
+    <w:p>
+      <w:pPr>
+        <w:spacing w:line="360" w:lineRule="auto"/>
+        <w:rPr>
+          <w:rFonts w:hint="default" w:ascii="Times New Roman" w:hAnsi="Times New Roman" w:cs="Times New Roman"/>
+          <w:sz w:val="26"/>
+          <w:szCs w:val="26"/>
+        </w:rPr>
+      </w:pPr>
+      <w:r>
+        <w:rPr>
+          <w:rFonts w:hint="default" w:ascii="Times New Roman" w:hAnsi="Times New Roman" w:cs="Times New Roman"/>
+          <w:sz w:val="26"/>
+          <w:szCs w:val="26"/>
+        </w:rPr>
+        <w:drawing>
+          <wp:inline distT="0" distB="0" distL="114300" distR="114300">
+            <wp:extent cx="5268595" cy="2620645"/>
+            <wp:effectExtent l="0" t="0" r="4445" b="635"/>
+            <wp:docPr id="21" name="Picture 17"/>
+            <wp:cNvGraphicFramePr>
+              <a:graphicFrameLocks xmlns:a="http://schemas.openxmlformats.org/drawingml/2006/main" noChangeAspect="1"/>
+            </wp:cNvGraphicFramePr>
+            <a:graphic xmlns:a="http://schemas.openxmlformats.org/drawingml/2006/main">
+              <a:graphicData uri="http://schemas.openxmlformats.org/drawingml/2006/picture">
+                <pic:pic xmlns:pic="http://schemas.openxmlformats.org/drawingml/2006/picture">
+                  <pic:nvPicPr>
+                    <pic:cNvPr id="21" name="Picture 17"/>
+                    <pic:cNvPicPr>
+                      <a:picLocks noChangeAspect="1"/>
+                    </pic:cNvPicPr>
+                  </pic:nvPicPr>
+                  <pic:blipFill>
+                    <a:blip r:embed="rId23"/>
+                    <a:stretch>
+                      <a:fillRect/>
+                    </a:stretch>
+                  </pic:blipFill>
+                  <pic:spPr>
+                    <a:xfrm>
+                      <a:off x="0" y="0"/>
+                      <a:ext cx="5268595" cy="2620645"/>
+                    </a:xfrm>
+                    <a:prstGeom prst="rect">
+                      <a:avLst/>
+                    </a:prstGeom>
+                    <a:noFill/>
+                    <a:ln>
+                      <a:noFill/>
+                    </a:ln>
+                  </pic:spPr>
+                </pic:pic>
+              </a:graphicData>
+            </a:graphic>
+          </wp:inline>
+        </w:drawing>
+      </w:r>
+    </w:p>
+    <w:p>
+      <w:pPr>
+        <w:numPr>
+          <w:ilvl w:val="0"/>
+          <w:numId w:val="1"/>
+        </w:numPr>
+        <w:spacing w:line="360" w:lineRule="auto"/>
+        <w:rPr>
+          <w:rFonts w:hint="default" w:ascii="Times New Roman" w:hAnsi="Times New Roman" w:cs="Times New Roman"/>
+          <w:bCs w:val="0"/>
+          <w:sz w:val="26"/>
+          <w:szCs w:val="26"/>
+        </w:rPr>
+      </w:pPr>
+      <w:bookmarkStart w:id="3" w:name="_Toc242090295"/>
+      <w:r>
+        <w:rPr>
+          <w:rFonts w:hint="default" w:ascii="Times New Roman" w:hAnsi="Times New Roman" w:cs="Times New Roman"/>
+          <w:bCs w:val="0"/>
+          <w:sz w:val="26"/>
+          <w:szCs w:val="26"/>
+        </w:rPr>
+        <w:t>BÀI TẬP FIREWALL THEO TÌNH HUỐNG</w:t>
+      </w:r>
+      <w:bookmarkEnd w:id="3"/>
+    </w:p>
+    <w:p>
+      <w:pPr>
+        <w:pStyle w:val="3"/>
+        <w:spacing w:before="0" w:line="360" w:lineRule="auto"/>
+        <w:jc w:val="both"/>
+        <w:rPr>
+          <w:rFonts w:hint="default" w:ascii="Times New Roman" w:hAnsi="Times New Roman" w:cs="Times New Roman"/>
+          <w:bCs w:val="0"/>
+          <w:sz w:val="26"/>
+          <w:szCs w:val="26"/>
+        </w:rPr>
+      </w:pPr>
+      <w:bookmarkStart w:id="4" w:name="_Toc242090296"/>
+      <w:r>
+        <w:rPr>
+          <w:rFonts w:hint="default" w:ascii="Times New Roman" w:hAnsi="Times New Roman" w:cs="Times New Roman"/>
+          <w:bCs w:val="0"/>
+          <w:sz w:val="26"/>
+          <w:szCs w:val="26"/>
+        </w:rPr>
+        <w:t>1. Tình huống 1 — Chặn ICMP nhưng vẫn cho phép Web/DNS</w:t>
+      </w:r>
+      <w:bookmarkEnd w:id="4"/>
+    </w:p>
+    <w:p>
+      <w:pPr>
+        <w:numPr>
+          <w:numId w:val="0"/>
+        </w:numPr>
+        <w:spacing w:line="360" w:lineRule="auto"/>
+        <w:rPr>
+          <w:rFonts w:hint="default" w:ascii="Times New Roman" w:hAnsi="Times New Roman" w:cs="Times New Roman"/>
+          <w:bCs w:val="0"/>
+          <w:sz w:val="26"/>
+          <w:szCs w:val="26"/>
+          <w:lang w:val="en-US"/>
+        </w:rPr>
+      </w:pPr>
+      <w:r>
+        <w:rPr>
+          <w:rFonts w:hint="default" w:ascii="Times New Roman" w:hAnsi="Times New Roman" w:cs="Times New Roman"/>
+          <w:bCs w:val="0"/>
+          <w:sz w:val="26"/>
+          <w:szCs w:val="26"/>
+          <w:lang w:val="en-US"/>
+        </w:rPr>
+        <w:t>Mục tiêu tình huống 1: Máy Domain Controller không thể ping ra ngoài (ICMP bị chặn), nhưng vẫn tra cứu DNS và vẫn duyệt Web (HTTP/HTTPS) bình thường.</w:t>
+      </w:r>
+    </w:p>
+    <w:p>
+      <w:pPr>
+        <w:numPr>
+          <w:numId w:val="0"/>
+        </w:numPr>
+        <w:spacing w:line="360" w:lineRule="auto"/>
+        <w:rPr>
+          <w:rFonts w:hint="default" w:ascii="Times New Roman" w:hAnsi="Times New Roman" w:cs="Times New Roman"/>
+          <w:sz w:val="26"/>
+          <w:szCs w:val="26"/>
+        </w:rPr>
+      </w:pPr>
+      <w:r>
+        <w:rPr>
+          <w:rFonts w:hint="default" w:ascii="Times New Roman" w:hAnsi="Times New Roman" w:cs="Times New Roman"/>
+          <w:sz w:val="26"/>
+          <w:szCs w:val="26"/>
+        </w:rPr>
+        <w:drawing>
+          <wp:inline distT="0" distB="0" distL="114300" distR="114300">
+            <wp:extent cx="5261610" cy="3115945"/>
+            <wp:effectExtent l="9525" t="9525" r="17145" b="13970"/>
+            <wp:docPr id="22" name="Picture 18"/>
+            <wp:cNvGraphicFramePr>
+              <a:graphicFrameLocks xmlns:a="http://schemas.openxmlformats.org/drawingml/2006/main" noChangeAspect="1"/>
+            </wp:cNvGraphicFramePr>
+            <a:graphic xmlns:a="http://schemas.openxmlformats.org/drawingml/2006/main">
+              <a:graphicData uri="http://schemas.openxmlformats.org/drawingml/2006/picture">
+                <pic:pic xmlns:pic="http://schemas.openxmlformats.org/drawingml/2006/picture">
+                  <pic:nvPicPr>
+                    <pic:cNvPr id="22" name="Picture 18"/>
+                    <pic:cNvPicPr>
+                      <a:picLocks noChangeAspect="1"/>
+                    </pic:cNvPicPr>
+                  </pic:nvPicPr>
+                  <pic:blipFill>
+                    <a:blip r:embed="rId24"/>
+                    <a:stretch>
+                      <a:fillRect/>
+                    </a:stretch>
+                  </pic:blipFill>
+                  <pic:spPr>
+                    <a:xfrm>
+                      <a:off x="0" y="0"/>
+                      <a:ext cx="5261610" cy="3115945"/>
+                    </a:xfrm>
+                    <a:prstGeom prst="rect">
+                      <a:avLst/>
+                    </a:prstGeom>
+                    <a:noFill/>
+                    <a:ln>
+                      <a:solidFill>
+                        <a:schemeClr val="tx1"/>
+                      </a:solidFill>
+                    </a:ln>
+                  </pic:spPr>
+                </pic:pic>
+              </a:graphicData>
+            </a:graphic>
+          </wp:inline>
+        </w:drawing>
+      </w:r>
+    </w:p>
+    <w:p>
+      <w:pPr>
+        <w:numPr>
+          <w:numId w:val="0"/>
+        </w:numPr>
+        <w:spacing w:line="360" w:lineRule="auto"/>
+        <w:rPr>
+          <w:rFonts w:hint="default" w:ascii="Times New Roman" w:hAnsi="Times New Roman" w:cs="Times New Roman"/>
+          <w:sz w:val="26"/>
+          <w:szCs w:val="26"/>
+        </w:rPr>
+      </w:pPr>
+      <w:r>
+        <w:rPr>
+          <w:rFonts w:hint="default" w:ascii="Times New Roman" w:hAnsi="Times New Roman" w:cs="Times New Roman"/>
+          <w:sz w:val="26"/>
+          <w:szCs w:val="26"/>
+        </w:rPr>
+        <w:drawing>
+          <wp:inline distT="0" distB="0" distL="114300" distR="114300">
+            <wp:extent cx="5262245" cy="3328035"/>
+            <wp:effectExtent l="9525" t="9525" r="16510" b="15240"/>
+            <wp:docPr id="23" name="Picture 19"/>
+            <wp:cNvGraphicFramePr>
+              <a:graphicFrameLocks xmlns:a="http://schemas.openxmlformats.org/drawingml/2006/main" noChangeAspect="1"/>
+            </wp:cNvGraphicFramePr>
+            <a:graphic xmlns:a="http://schemas.openxmlformats.org/drawingml/2006/main">
+              <a:graphicData uri="http://schemas.openxmlformats.org/drawingml/2006/picture">
+                <pic:pic xmlns:pic="http://schemas.openxmlformats.org/drawingml/2006/picture">
+                  <pic:nvPicPr>
+                    <pic:cNvPr id="23" name="Picture 19"/>
+                    <pic:cNvPicPr>
+                      <a:picLocks noChangeAspect="1"/>
+                    </pic:cNvPicPr>
+                  </pic:nvPicPr>
+                  <pic:blipFill>
+                    <a:blip r:embed="rId25"/>
+                    <a:stretch>
+                      <a:fillRect/>
+                    </a:stretch>
+                  </pic:blipFill>
+                  <pic:spPr>
+                    <a:xfrm>
+                      <a:off x="0" y="0"/>
+                      <a:ext cx="5262245" cy="3328035"/>
+                    </a:xfrm>
+                    <a:prstGeom prst="rect">
+                      <a:avLst/>
+                    </a:prstGeom>
+                    <a:noFill/>
+                    <a:ln>
+                      <a:solidFill>
+                        <a:schemeClr val="tx1"/>
+                      </a:solidFill>
+                    </a:ln>
+                  </pic:spPr>
+                </pic:pic>
+              </a:graphicData>
+            </a:graphic>
+          </wp:inline>
+        </w:drawing>
+      </w:r>
+    </w:p>
+    <w:p>
+      <w:pPr>
+        <w:numPr>
+          <w:numId w:val="0"/>
+        </w:numPr>
+        <w:spacing w:line="360" w:lineRule="auto"/>
+        <w:rPr>
+          <w:rFonts w:hint="default" w:ascii="Times New Roman" w:hAnsi="Times New Roman" w:cs="Times New Roman"/>
+          <w:sz w:val="26"/>
+          <w:szCs w:val="26"/>
+        </w:rPr>
+      </w:pPr>
+      <w:r>
+        <w:rPr>
+          <w:rFonts w:hint="default" w:ascii="Times New Roman" w:hAnsi="Times New Roman" w:cs="Times New Roman"/>
+          <w:sz w:val="26"/>
+          <w:szCs w:val="26"/>
+        </w:rPr>
+        <w:drawing>
+          <wp:inline distT="0" distB="0" distL="114300" distR="114300">
+            <wp:extent cx="5270500" cy="3299460"/>
+            <wp:effectExtent l="9525" t="9525" r="23495" b="13335"/>
+            <wp:docPr id="24" name="Picture 20"/>
+            <wp:cNvGraphicFramePr>
+              <a:graphicFrameLocks xmlns:a="http://schemas.openxmlformats.org/drawingml/2006/main" noChangeAspect="1"/>
+            </wp:cNvGraphicFramePr>
+            <a:graphic xmlns:a="http://schemas.openxmlformats.org/drawingml/2006/main">
+              <a:graphicData uri="http://schemas.openxmlformats.org/drawingml/2006/picture">
+                <pic:pic xmlns:pic="http://schemas.openxmlformats.org/drawingml/2006/picture">
+                  <pic:nvPicPr>
+                    <pic:cNvPr id="24" name="Picture 20"/>
+                    <pic:cNvPicPr>
+                      <a:picLocks noChangeAspect="1"/>
+                    </pic:cNvPicPr>
+                  </pic:nvPicPr>
+                  <pic:blipFill>
+                    <a:blip r:embed="rId26"/>
+                    <a:stretch>
+                      <a:fillRect/>
+                    </a:stretch>
+                  </pic:blipFill>
+                  <pic:spPr>
+                    <a:xfrm>
+                      <a:off x="0" y="0"/>
+                      <a:ext cx="5270500" cy="3299460"/>
+                    </a:xfrm>
+                    <a:prstGeom prst="rect">
+                      <a:avLst/>
+                    </a:prstGeom>
+                    <a:noFill/>
+                    <a:ln>
+                      <a:solidFill>
+                        <a:schemeClr val="tx1"/>
+                      </a:solidFill>
+                    </a:ln>
+                  </pic:spPr>
+                </pic:pic>
+              </a:graphicData>
+            </a:graphic>
+          </wp:inline>
+        </w:drawing>
+      </w:r>
+    </w:p>
+    <w:p>
+      <w:pPr>
+        <w:numPr>
+          <w:numId w:val="0"/>
+        </w:numPr>
+        <w:spacing w:line="360" w:lineRule="auto"/>
+        <w:rPr>
+          <w:rFonts w:hint="default" w:ascii="Times New Roman" w:hAnsi="Times New Roman" w:cs="Times New Roman"/>
+          <w:sz w:val="26"/>
+          <w:szCs w:val="26"/>
+          <w:lang w:val="en-US"/>
+        </w:rPr>
+      </w:pPr>
+      <w:r>
+        <w:rPr>
+          <w:rFonts w:hint="default" w:ascii="Times New Roman" w:hAnsi="Times New Roman" w:cs="Times New Roman"/>
+          <w:sz w:val="26"/>
+          <w:szCs w:val="26"/>
+          <w:lang w:val="en-US"/>
+        </w:rPr>
+        <w:t>BƯỚC 3: KIỂM THỬ TÌNH HUỐNG 1 TỪ DOMAIN CONTROLLER</w:t>
+      </w:r>
+    </w:p>
+    <w:p>
+      <w:pPr>
+        <w:numPr>
+          <w:numId w:val="0"/>
+        </w:numPr>
+        <w:spacing w:line="360" w:lineRule="auto"/>
+        <w:rPr>
+          <w:rFonts w:hint="default" w:ascii="Times New Roman" w:hAnsi="Times New Roman" w:cs="Times New Roman"/>
+          <w:sz w:val="26"/>
+          <w:szCs w:val="26"/>
+        </w:rPr>
+      </w:pPr>
+      <w:r>
+        <w:rPr>
+          <w:rFonts w:hint="default" w:ascii="Times New Roman" w:hAnsi="Times New Roman" w:cs="Times New Roman"/>
+          <w:sz w:val="26"/>
+          <w:szCs w:val="26"/>
+        </w:rPr>
+        <w:drawing>
+          <wp:inline distT="0" distB="0" distL="114300" distR="114300">
+            <wp:extent cx="5266690" cy="3045460"/>
+            <wp:effectExtent l="9525" t="9525" r="12065" b="23495"/>
+            <wp:docPr id="25" name="Picture 21"/>
+            <wp:cNvGraphicFramePr>
+              <a:graphicFrameLocks xmlns:a="http://schemas.openxmlformats.org/drawingml/2006/main" noChangeAspect="1"/>
+            </wp:cNvGraphicFramePr>
+            <a:graphic xmlns:a="http://schemas.openxmlformats.org/drawingml/2006/main">
+              <a:graphicData uri="http://schemas.openxmlformats.org/drawingml/2006/picture">
+                <pic:pic xmlns:pic="http://schemas.openxmlformats.org/drawingml/2006/picture">
+                  <pic:nvPicPr>
+                    <pic:cNvPr id="25" name="Picture 21"/>
+                    <pic:cNvPicPr>
+                      <a:picLocks noChangeAspect="1"/>
+                    </pic:cNvPicPr>
+                  </pic:nvPicPr>
+                  <pic:blipFill>
+                    <a:blip r:embed="rId27"/>
+                    <a:stretch>
+                      <a:fillRect/>
+                    </a:stretch>
+                  </pic:blipFill>
+                  <pic:spPr>
+                    <a:xfrm>
+                      <a:off x="0" y="0"/>
+                      <a:ext cx="5266690" cy="3045460"/>
+                    </a:xfrm>
+                    <a:prstGeom prst="rect">
+                      <a:avLst/>
+                    </a:prstGeom>
+                    <a:noFill/>
+                    <a:ln>
+                      <a:solidFill>
+                        <a:schemeClr val="tx1"/>
+                      </a:solidFill>
+                    </a:ln>
+                  </pic:spPr>
+                </pic:pic>
+              </a:graphicData>
+            </a:graphic>
+          </wp:inline>
+        </w:drawing>
+      </w:r>
+    </w:p>
+    <w:p>
+      <w:pPr>
+        <w:numPr>
+          <w:numId w:val="0"/>
+        </w:numPr>
+        <w:spacing w:line="360" w:lineRule="auto"/>
+        <w:rPr>
+          <w:rFonts w:hint="default" w:ascii="Times New Roman" w:hAnsi="Times New Roman" w:cs="Times New Roman"/>
+          <w:sz w:val="26"/>
+          <w:szCs w:val="26"/>
+        </w:rPr>
+      </w:pPr>
+      <w:r>
+        <w:rPr>
+          <w:rFonts w:hint="default" w:ascii="Times New Roman" w:hAnsi="Times New Roman" w:cs="Times New Roman"/>
+          <w:sz w:val="26"/>
+          <w:szCs w:val="26"/>
+        </w:rPr>
+        <w:drawing>
+          <wp:inline distT="0" distB="0" distL="114300" distR="114300">
+            <wp:extent cx="5260975" cy="2829560"/>
+            <wp:effectExtent l="9525" t="9525" r="17780" b="10795"/>
+            <wp:docPr id="26" name="Picture 22"/>
+            <wp:cNvGraphicFramePr>
+              <a:graphicFrameLocks xmlns:a="http://schemas.openxmlformats.org/drawingml/2006/main" noChangeAspect="1"/>
+            </wp:cNvGraphicFramePr>
+            <a:graphic xmlns:a="http://schemas.openxmlformats.org/drawingml/2006/main">
+              <a:graphicData uri="http://schemas.openxmlformats.org/drawingml/2006/picture">
+                <pic:pic xmlns:pic="http://schemas.openxmlformats.org/drawingml/2006/picture">
+                  <pic:nvPicPr>
+                    <pic:cNvPr id="26" name="Picture 22"/>
+                    <pic:cNvPicPr>
+                      <a:picLocks noChangeAspect="1"/>
+                    </pic:cNvPicPr>
+                  </pic:nvPicPr>
+                  <pic:blipFill>
+                    <a:blip r:embed="rId28"/>
+                    <a:stretch>
+                      <a:fillRect/>
+                    </a:stretch>
+                  </pic:blipFill>
+                  <pic:spPr>
+                    <a:xfrm>
+                      <a:off x="0" y="0"/>
+                      <a:ext cx="5260975" cy="2829560"/>
+                    </a:xfrm>
+                    <a:prstGeom prst="rect">
+                      <a:avLst/>
+                    </a:prstGeom>
+                    <a:noFill/>
+                    <a:ln>
+                      <a:solidFill>
+                        <a:schemeClr val="tx1"/>
+                      </a:solidFill>
+                    </a:ln>
+                  </pic:spPr>
+                </pic:pic>
+              </a:graphicData>
+            </a:graphic>
+          </wp:inline>
+        </w:drawing>
+      </w:r>
+    </w:p>
+    <w:p>
+      <w:pPr>
+        <w:pStyle w:val="3"/>
+        <w:spacing w:before="0" w:line="360" w:lineRule="auto"/>
+        <w:jc w:val="both"/>
+        <w:rPr>
+          <w:rFonts w:hint="default" w:ascii="Times New Roman" w:hAnsi="Times New Roman" w:cs="Times New Roman"/>
+          <w:bCs w:val="0"/>
+          <w:sz w:val="26"/>
+          <w:szCs w:val="26"/>
+        </w:rPr>
+      </w:pPr>
+      <w:bookmarkStart w:id="5" w:name="_Toc242090297"/>
+      <w:r>
+        <w:rPr>
+          <w:rFonts w:hint="default" w:ascii="Times New Roman" w:hAnsi="Times New Roman" w:cs="Times New Roman"/>
+          <w:bCs w:val="0"/>
+          <w:sz w:val="26"/>
+          <w:szCs w:val="26"/>
+        </w:rPr>
+        <w:t>2. Tình huống 2 — Chỉ cho một host cụ thể ra Internet</w:t>
+      </w:r>
+      <w:bookmarkEnd w:id="5"/>
+    </w:p>
+    <w:p>
+      <w:pPr>
+        <w:numPr>
+          <w:numId w:val="0"/>
+        </w:numPr>
+        <w:spacing w:line="360" w:lineRule="auto"/>
+        <w:rPr>
+          <w:rFonts w:hint="default" w:ascii="Times New Roman" w:hAnsi="Times New Roman" w:eastAsia="SimSun" w:cs="Times New Roman"/>
+          <w:sz w:val="26"/>
+          <w:szCs w:val="26"/>
+        </w:rPr>
+      </w:pPr>
+      <w:r>
+        <w:rPr>
+          <w:rFonts w:hint="default" w:ascii="Times New Roman" w:hAnsi="Times New Roman" w:eastAsia="SimSun" w:cs="Times New Roman"/>
+          <w:sz w:val="26"/>
+          <w:szCs w:val="26"/>
+        </w:rPr>
+        <w:t>PHÂN QUYỀN MẠNG THEO IP</w:t>
+      </w:r>
+    </w:p>
+    <w:p>
+      <w:pPr>
+        <w:numPr>
+          <w:numId w:val="0"/>
+        </w:numPr>
+        <w:spacing w:line="360" w:lineRule="auto"/>
+        <w:rPr>
+          <w:rFonts w:hint="default" w:ascii="Times New Roman" w:hAnsi="Times New Roman" w:eastAsia="SimSun" w:cs="Times New Roman"/>
+          <w:sz w:val="26"/>
+          <w:szCs w:val="26"/>
+          <w:lang w:val="en-US"/>
+        </w:rPr>
+      </w:pPr>
+      <w:r>
+        <w:rPr>
+          <w:rFonts w:hint="default" w:ascii="Times New Roman" w:hAnsi="Times New Roman" w:eastAsia="SimSun" w:cs="Times New Roman"/>
+          <w:sz w:val="26"/>
+          <w:szCs w:val="26"/>
+          <w:lang w:val="en-US"/>
+        </w:rPr>
+        <w:t xml:space="preserve">- Cho phép máy chủ Domain Controller (10.0.0.2) được truy cập toàn quyền ra Internet (hoặc duyệt web).   </w:t>
+      </w:r>
+    </w:p>
+    <w:p>
+      <w:pPr>
+        <w:numPr>
+          <w:numId w:val="0"/>
+        </w:numPr>
+        <w:spacing w:line="360" w:lineRule="auto"/>
+        <w:rPr>
+          <w:rFonts w:hint="default" w:ascii="Times New Roman" w:hAnsi="Times New Roman" w:eastAsia="SimSun" w:cs="Times New Roman"/>
+          <w:sz w:val="26"/>
+          <w:szCs w:val="26"/>
+          <w:lang w:val="en-US"/>
+        </w:rPr>
+      </w:pPr>
+      <w:r>
+        <w:rPr>
+          <w:rFonts w:hint="default" w:ascii="Times New Roman" w:hAnsi="Times New Roman" w:eastAsia="SimSun" w:cs="Times New Roman"/>
+          <w:sz w:val="26"/>
+          <w:szCs w:val="26"/>
+          <w:lang w:val="en-US"/>
+        </w:rPr>
+        <w:t xml:space="preserve">- Chặn toàn bộ các máy trạm khác thuộc dải mạng LAN (10.0.0.0/8) truy cập ra ngoài.   </w:t>
+      </w:r>
+    </w:p>
+    <w:p>
+      <w:pPr>
+        <w:numPr>
+          <w:numId w:val="0"/>
+        </w:numPr>
+        <w:spacing w:line="360" w:lineRule="auto"/>
+        <w:rPr>
+          <w:rFonts w:hint="default" w:ascii="Times New Roman" w:hAnsi="Times New Roman" w:eastAsia="SimSun" w:cs="Times New Roman"/>
+          <w:sz w:val="26"/>
+          <w:szCs w:val="26"/>
+          <w:lang w:val="en-US"/>
+        </w:rPr>
+      </w:pPr>
+      <w:r>
+        <w:rPr>
+          <w:rFonts w:hint="default" w:ascii="Times New Roman" w:hAnsi="Times New Roman" w:eastAsia="SimSun" w:cs="Times New Roman"/>
+          <w:sz w:val="26"/>
+          <w:szCs w:val="26"/>
+          <w:lang w:val="en-US"/>
+        </w:rPr>
+        <w:t>- Minh chứng hoạt động của cơ chế Top-down Rule Matching và Default Deny trên pfSense</w:t>
+      </w:r>
+    </w:p>
+    <w:p>
+      <w:pPr>
+        <w:numPr>
+          <w:numId w:val="0"/>
+        </w:numPr>
+        <w:spacing w:line="360" w:lineRule="auto"/>
+        <w:rPr>
+          <w:rFonts w:hint="default" w:ascii="Times New Roman" w:hAnsi="Times New Roman" w:cs="Times New Roman"/>
+          <w:sz w:val="26"/>
+          <w:szCs w:val="26"/>
+        </w:rPr>
+      </w:pPr>
+    </w:p>
+    <w:p>
+      <w:pPr>
+        <w:numPr>
+          <w:numId w:val="0"/>
+        </w:numPr>
+        <w:spacing w:line="360" w:lineRule="auto"/>
+        <w:rPr>
+          <w:rFonts w:hint="default" w:ascii="Times New Roman" w:hAnsi="Times New Roman" w:cs="Times New Roman"/>
+          <w:sz w:val="26"/>
+          <w:szCs w:val="26"/>
+        </w:rPr>
+      </w:pPr>
+      <w:r>
+        <w:rPr>
+          <w:rFonts w:hint="default" w:ascii="Times New Roman" w:hAnsi="Times New Roman" w:cs="Times New Roman"/>
+          <w:sz w:val="26"/>
+          <w:szCs w:val="26"/>
+        </w:rPr>
+        <w:drawing>
+          <wp:inline distT="0" distB="0" distL="114300" distR="114300">
+            <wp:extent cx="5262880" cy="3069590"/>
+            <wp:effectExtent l="0" t="0" r="10160" b="8890"/>
+            <wp:docPr id="28" name="Picture 24"/>
+            <wp:cNvGraphicFramePr>
+              <a:graphicFrameLocks xmlns:a="http://schemas.openxmlformats.org/drawingml/2006/main" noChangeAspect="1"/>
+            </wp:cNvGraphicFramePr>
+            <a:graphic xmlns:a="http://schemas.openxmlformats.org/drawingml/2006/main">
+              <a:graphicData uri="http://schemas.openxmlformats.org/drawingml/2006/picture">
+                <pic:pic xmlns:pic="http://schemas.openxmlformats.org/drawingml/2006/picture">
+                  <pic:nvPicPr>
+                    <pic:cNvPr id="28" name="Picture 24"/>
+                    <pic:cNvPicPr>
+                      <a:picLocks noChangeAspect="1"/>
+                    </pic:cNvPicPr>
+                  </pic:nvPicPr>
+                  <pic:blipFill>
+                    <a:blip r:embed="rId29"/>
+                    <a:stretch>
+                      <a:fillRect/>
+                    </a:stretch>
+                  </pic:blipFill>
+                  <pic:spPr>
+                    <a:xfrm>
+                      <a:off x="0" y="0"/>
+                      <a:ext cx="5262880" cy="3069590"/>
+                    </a:xfrm>
+                    <a:prstGeom prst="rect">
+                      <a:avLst/>
+                    </a:prstGeom>
+                    <a:noFill/>
+                    <a:ln>
+                      <a:noFill/>
+                    </a:ln>
+                  </pic:spPr>
+                </pic:pic>
+              </a:graphicData>
+            </a:graphic>
+          </wp:inline>
+        </w:drawing>
+      </w:r>
+    </w:p>
+    <w:p>
+      <w:pPr>
+        <w:numPr>
+          <w:numId w:val="0"/>
+        </w:numPr>
+        <w:spacing w:line="360" w:lineRule="auto"/>
+        <w:rPr>
+          <w:rFonts w:hint="default" w:ascii="Times New Roman" w:hAnsi="Times New Roman" w:cs="Times New Roman"/>
+          <w:sz w:val="26"/>
+          <w:szCs w:val="26"/>
+        </w:rPr>
+      </w:pPr>
+      <w:r>
+        <w:rPr>
+          <w:rFonts w:hint="default" w:ascii="Times New Roman" w:hAnsi="Times New Roman" w:cs="Times New Roman"/>
+          <w:sz w:val="26"/>
+          <w:szCs w:val="26"/>
+        </w:rPr>
+        <w:drawing>
+          <wp:inline distT="0" distB="0" distL="114300" distR="114300">
+            <wp:extent cx="5269865" cy="1932940"/>
+            <wp:effectExtent l="0" t="0" r="3175" b="2540"/>
+            <wp:docPr id="29" name="Picture 25"/>
+            <wp:cNvGraphicFramePr>
+              <a:graphicFrameLocks xmlns:a="http://schemas.openxmlformats.org/drawingml/2006/main" noChangeAspect="1"/>
+            </wp:cNvGraphicFramePr>
+            <a:graphic xmlns:a="http://schemas.openxmlformats.org/drawingml/2006/main">
+              <a:graphicData uri="http://schemas.openxmlformats.org/drawingml/2006/picture">
+                <pic:pic xmlns:pic="http://schemas.openxmlformats.org/drawingml/2006/picture">
+                  <pic:nvPicPr>
+                    <pic:cNvPr id="29" name="Picture 25"/>
+                    <pic:cNvPicPr>
+                      <a:picLocks noChangeAspect="1"/>
+                    </pic:cNvPicPr>
+                  </pic:nvPicPr>
+                  <pic:blipFill>
+                    <a:blip r:embed="rId30"/>
+                    <a:stretch>
+                      <a:fillRect/>
+                    </a:stretch>
+                  </pic:blipFill>
+                  <pic:spPr>
+                    <a:xfrm>
+                      <a:off x="0" y="0"/>
+                      <a:ext cx="5269865" cy="1932940"/>
+                    </a:xfrm>
+                    <a:prstGeom prst="rect">
+                      <a:avLst/>
+                    </a:prstGeom>
+                    <a:noFill/>
+                    <a:ln>
+                      <a:noFill/>
+                    </a:ln>
+                  </pic:spPr>
+                </pic:pic>
+              </a:graphicData>
+            </a:graphic>
+          </wp:inline>
+        </w:drawing>
+      </w:r>
+    </w:p>
+    <w:p>
+      <w:pPr>
+        <w:numPr>
+          <w:numId w:val="0"/>
+        </w:numPr>
+        <w:spacing w:line="360" w:lineRule="auto"/>
+        <w:rPr>
+          <w:rFonts w:hint="default" w:ascii="Times New Roman" w:hAnsi="Times New Roman" w:cs="Times New Roman"/>
+          <w:sz w:val="26"/>
+          <w:szCs w:val="26"/>
+        </w:rPr>
+      </w:pPr>
+      <w:r>
+        <w:rPr>
+          <w:rFonts w:hint="default" w:ascii="Times New Roman" w:hAnsi="Times New Roman" w:cs="Times New Roman"/>
+          <w:sz w:val="26"/>
+          <w:szCs w:val="26"/>
+        </w:rPr>
+        <w:drawing>
+          <wp:inline distT="0" distB="0" distL="114300" distR="114300">
+            <wp:extent cx="5270500" cy="5247640"/>
+            <wp:effectExtent l="0" t="0" r="2540" b="10160"/>
+            <wp:docPr id="30" name="Picture 26"/>
+            <wp:cNvGraphicFramePr>
+              <a:graphicFrameLocks xmlns:a="http://schemas.openxmlformats.org/drawingml/2006/main" noChangeAspect="1"/>
+            </wp:cNvGraphicFramePr>
+            <a:graphic xmlns:a="http://schemas.openxmlformats.org/drawingml/2006/main">
+              <a:graphicData uri="http://schemas.openxmlformats.org/drawingml/2006/picture">
+                <pic:pic xmlns:pic="http://schemas.openxmlformats.org/drawingml/2006/picture">
+                  <pic:nvPicPr>
+                    <pic:cNvPr id="30" name="Picture 26"/>
+                    <pic:cNvPicPr>
+                      <a:picLocks noChangeAspect="1"/>
+                    </pic:cNvPicPr>
+                  </pic:nvPicPr>
+                  <pic:blipFill>
+                    <a:blip r:embed="rId31"/>
+                    <a:stretch>
+                      <a:fillRect/>
+                    </a:stretch>
+                  </pic:blipFill>
+                  <pic:spPr>
+                    <a:xfrm>
+                      <a:off x="0" y="0"/>
+                      <a:ext cx="5270500" cy="5247640"/>
+                    </a:xfrm>
+                    <a:prstGeom prst="rect">
+                      <a:avLst/>
+                    </a:prstGeom>
+                    <a:noFill/>
+                    <a:ln>
+                      <a:noFill/>
+                    </a:ln>
+                  </pic:spPr>
+                </pic:pic>
+              </a:graphicData>
+            </a:graphic>
+          </wp:inline>
+        </w:drawing>
+      </w:r>
+    </w:p>
+    <w:p>
+      <w:pPr>
+        <w:numPr>
+          <w:numId w:val="0"/>
+        </w:numPr>
+        <w:spacing w:line="360" w:lineRule="auto"/>
+        <w:rPr>
+          <w:rFonts w:hint="default" w:ascii="Times New Roman" w:hAnsi="Times New Roman" w:cs="Times New Roman"/>
+          <w:sz w:val="26"/>
+          <w:szCs w:val="26"/>
+        </w:rPr>
+      </w:pPr>
+      <w:r>
+        <w:rPr>
+          <w:rFonts w:hint="default" w:ascii="Times New Roman" w:hAnsi="Times New Roman" w:cs="Times New Roman"/>
+          <w:sz w:val="26"/>
+          <w:szCs w:val="26"/>
+        </w:rPr>
+        <w:drawing>
+          <wp:inline distT="0" distB="0" distL="114300" distR="114300">
+            <wp:extent cx="5271770" cy="2673985"/>
+            <wp:effectExtent l="9525" t="9525" r="22225" b="13970"/>
+            <wp:docPr id="31" name="Picture 27"/>
+            <wp:cNvGraphicFramePr>
+              <a:graphicFrameLocks xmlns:a="http://schemas.openxmlformats.org/drawingml/2006/main" noChangeAspect="1"/>
+            </wp:cNvGraphicFramePr>
+            <a:graphic xmlns:a="http://schemas.openxmlformats.org/drawingml/2006/main">
+              <a:graphicData uri="http://schemas.openxmlformats.org/drawingml/2006/picture">
+                <pic:pic xmlns:pic="http://schemas.openxmlformats.org/drawingml/2006/picture">
+                  <pic:nvPicPr>
+                    <pic:cNvPr id="31" name="Picture 27"/>
+                    <pic:cNvPicPr>
+                      <a:picLocks noChangeAspect="1"/>
+                    </pic:cNvPicPr>
+                  </pic:nvPicPr>
+                  <pic:blipFill>
+                    <a:blip r:embed="rId32"/>
+                    <a:stretch>
+                      <a:fillRect/>
+                    </a:stretch>
+                  </pic:blipFill>
+                  <pic:spPr>
+                    <a:xfrm>
+                      <a:off x="0" y="0"/>
+                      <a:ext cx="5271770" cy="2673985"/>
+                    </a:xfrm>
+                    <a:prstGeom prst="rect">
+                      <a:avLst/>
+                    </a:prstGeom>
+                    <a:noFill/>
+                    <a:ln>
+                      <a:solidFill>
+                        <a:schemeClr val="tx1"/>
+                      </a:solidFill>
+                    </a:ln>
+                  </pic:spPr>
+                </pic:pic>
+              </a:graphicData>
+            </a:graphic>
+          </wp:inline>
+        </w:drawing>
+      </w:r>
+    </w:p>
+    <w:p>
+      <w:pPr>
+        <w:pStyle w:val="3"/>
+        <w:spacing w:before="0" w:line="360" w:lineRule="auto"/>
+        <w:jc w:val="both"/>
+        <w:rPr>
+          <w:rFonts w:hint="default" w:ascii="Times New Roman" w:hAnsi="Times New Roman" w:cs="Times New Roman"/>
+          <w:bCs w:val="0"/>
+          <w:sz w:val="26"/>
+          <w:szCs w:val="26"/>
+        </w:rPr>
+      </w:pPr>
+      <w:bookmarkStart w:id="6" w:name="_Toc242090298"/>
+      <w:r>
+        <w:rPr>
+          <w:rFonts w:hint="default" w:ascii="Times New Roman" w:hAnsi="Times New Roman" w:cs="Times New Roman"/>
+          <w:bCs w:val="0"/>
+          <w:sz w:val="26"/>
+          <w:szCs w:val="26"/>
+        </w:rPr>
+        <w:t>3. Tình huống 3 — Cô lập DMZ khỏi LAN</w:t>
+      </w:r>
+      <w:bookmarkEnd w:id="6"/>
+    </w:p>
+    <w:p>
+      <w:pPr>
+        <w:numPr>
+          <w:numId w:val="0"/>
+        </w:numPr>
+        <w:spacing w:line="360" w:lineRule="auto"/>
+        <w:rPr>
+          <w:rFonts w:hint="default" w:ascii="Times New Roman" w:hAnsi="Times New Roman" w:cs="Times New Roman"/>
+          <w:sz w:val="26"/>
+          <w:szCs w:val="26"/>
+          <w:lang w:val="en-US"/>
+        </w:rPr>
+      </w:pPr>
+      <w:r>
+        <w:rPr>
+          <w:rFonts w:hint="default" w:ascii="Times New Roman" w:hAnsi="Times New Roman" w:cs="Times New Roman"/>
+          <w:sz w:val="26"/>
+          <w:szCs w:val="26"/>
+          <w:lang w:val="en-US"/>
+        </w:rPr>
+        <w:t xml:space="preserve">- Máy chủ Web nằm trong vùng DMZ (IP tĩnh: 172.16.0.2, card mạng VMnet2) chạy một Web server (port 80).  </w:t>
+      </w:r>
+    </w:p>
+    <w:p>
+      <w:pPr>
+        <w:numPr>
+          <w:numId w:val="0"/>
+        </w:numPr>
+        <w:spacing w:line="360" w:lineRule="auto"/>
+        <w:rPr>
+          <w:rFonts w:hint="default" w:ascii="Times New Roman" w:hAnsi="Times New Roman" w:cs="Times New Roman"/>
+          <w:sz w:val="26"/>
+          <w:szCs w:val="26"/>
+          <w:lang w:val="en-US"/>
+        </w:rPr>
+      </w:pPr>
+      <w:r>
+        <w:rPr>
+          <w:rFonts w:hint="default" w:ascii="Times New Roman" w:hAnsi="Times New Roman" w:cs="Times New Roman"/>
+          <w:sz w:val="26"/>
+          <w:szCs w:val="26"/>
+          <w:lang w:val="en-US"/>
+        </w:rPr>
+        <w:t xml:space="preserve">-  pfSense nhận kết nối từ ngoài vào địa chỉ WAN IP (192.168.90.43:8080) và chuyển tiếp cổng (Port Forward) về máy chủ Web DMZ (172.16.0.2:80).   </w:t>
+      </w:r>
+    </w:p>
+    <w:p>
+      <w:pPr>
+        <w:numPr>
+          <w:numId w:val="0"/>
+        </w:numPr>
+        <w:spacing w:line="360" w:lineRule="auto"/>
+        <w:rPr>
+          <w:rFonts w:hint="default" w:ascii="Times New Roman" w:hAnsi="Times New Roman" w:cs="Times New Roman"/>
+          <w:sz w:val="26"/>
+          <w:szCs w:val="26"/>
+          <w:lang w:val="en-US"/>
+        </w:rPr>
+      </w:pPr>
+      <w:r>
+        <w:rPr>
+          <w:rFonts w:hint="default" w:ascii="Times New Roman" w:hAnsi="Times New Roman" w:cs="Times New Roman"/>
+          <w:sz w:val="26"/>
+          <w:szCs w:val="26"/>
+          <w:lang w:val="en-US"/>
+        </w:rPr>
+        <w:t xml:space="preserve">- Từ Máy thật (WAN) truy cập vào [http://192.168.90.43:8080](http://192.168.90.43:8080) sẽ hiển thị trang web của máy DMZ. </w:t>
+      </w:r>
+    </w:p>
+    <w:p>
+      <w:pPr>
+        <w:numPr>
+          <w:numId w:val="0"/>
+        </w:numPr>
+        <w:spacing w:line="360" w:lineRule="auto"/>
+        <w:rPr>
+          <w:rFonts w:hint="default" w:ascii="Times New Roman" w:hAnsi="Times New Roman" w:cs="Times New Roman"/>
+          <w:sz w:val="26"/>
+          <w:szCs w:val="26"/>
+        </w:rPr>
+      </w:pPr>
+      <w:r>
+        <w:rPr>
+          <w:rFonts w:hint="default" w:ascii="Times New Roman" w:hAnsi="Times New Roman" w:cs="Times New Roman"/>
+          <w:sz w:val="26"/>
+          <w:szCs w:val="26"/>
+        </w:rPr>
+        <w:drawing>
+          <wp:inline distT="0" distB="0" distL="114300" distR="114300">
+            <wp:extent cx="5262880" cy="3384550"/>
+            <wp:effectExtent l="9525" t="9525" r="15875" b="19685"/>
+            <wp:docPr id="34" name="Picture 30"/>
+            <wp:cNvGraphicFramePr>
+              <a:graphicFrameLocks xmlns:a="http://schemas.openxmlformats.org/drawingml/2006/main" noChangeAspect="1"/>
+            </wp:cNvGraphicFramePr>
+            <a:graphic xmlns:a="http://schemas.openxmlformats.org/drawingml/2006/main">
+              <a:graphicData uri="http://schemas.openxmlformats.org/drawingml/2006/picture">
+                <pic:pic xmlns:pic="http://schemas.openxmlformats.org/drawingml/2006/picture">
+                  <pic:nvPicPr>
+                    <pic:cNvPr id="34" name="Picture 30"/>
+                    <pic:cNvPicPr>
+                      <a:picLocks noChangeAspect="1"/>
+                    </pic:cNvPicPr>
+                  </pic:nvPicPr>
+                  <pic:blipFill>
+                    <a:blip r:embed="rId33"/>
+                    <a:stretch>
+                      <a:fillRect/>
+                    </a:stretch>
+                  </pic:blipFill>
+                  <pic:spPr>
+                    <a:xfrm>
+                      <a:off x="0" y="0"/>
+                      <a:ext cx="5262880" cy="3384550"/>
+                    </a:xfrm>
+                    <a:prstGeom prst="rect">
+                      <a:avLst/>
+                    </a:prstGeom>
+                    <a:noFill/>
+                    <a:ln>
+                      <a:solidFill>
+                        <a:schemeClr val="tx1"/>
+                      </a:solidFill>
+                    </a:ln>
+                  </pic:spPr>
+                </pic:pic>
+              </a:graphicData>
+            </a:graphic>
+          </wp:inline>
+        </w:drawing>
+      </w:r>
+    </w:p>
+    <w:p>
+      <w:pPr>
+        <w:numPr>
+          <w:numId w:val="0"/>
+        </w:numPr>
+        <w:spacing w:line="360" w:lineRule="auto"/>
+        <w:rPr>
+          <w:rFonts w:hint="default" w:ascii="Times New Roman" w:hAnsi="Times New Roman" w:cs="Times New Roman"/>
+          <w:sz w:val="26"/>
+          <w:szCs w:val="26"/>
+        </w:rPr>
+      </w:pPr>
+      <w:r>
+        <w:rPr>
+          <w:rFonts w:hint="default" w:ascii="Times New Roman" w:hAnsi="Times New Roman" w:cs="Times New Roman"/>
+          <w:sz w:val="26"/>
+          <w:szCs w:val="26"/>
+        </w:rPr>
+        <w:drawing>
+          <wp:inline distT="0" distB="0" distL="114300" distR="114300">
+            <wp:extent cx="5261610" cy="2572385"/>
+            <wp:effectExtent l="9525" t="9525" r="17145" b="24130"/>
+            <wp:docPr id="35" name="Picture 31"/>
+            <wp:cNvGraphicFramePr>
+              <a:graphicFrameLocks xmlns:a="http://schemas.openxmlformats.org/drawingml/2006/main" noChangeAspect="1"/>
+            </wp:cNvGraphicFramePr>
+            <a:graphic xmlns:a="http://schemas.openxmlformats.org/drawingml/2006/main">
+              <a:graphicData uri="http://schemas.openxmlformats.org/drawingml/2006/picture">
+                <pic:pic xmlns:pic="http://schemas.openxmlformats.org/drawingml/2006/picture">
+                  <pic:nvPicPr>
+                    <pic:cNvPr id="35" name="Picture 31"/>
+                    <pic:cNvPicPr>
+                      <a:picLocks noChangeAspect="1"/>
+                    </pic:cNvPicPr>
+                  </pic:nvPicPr>
+                  <pic:blipFill>
+                    <a:blip r:embed="rId34"/>
+                    <a:stretch>
+                      <a:fillRect/>
+                    </a:stretch>
+                  </pic:blipFill>
+                  <pic:spPr>
+                    <a:xfrm>
+                      <a:off x="0" y="0"/>
+                      <a:ext cx="5261610" cy="2572385"/>
+                    </a:xfrm>
+                    <a:prstGeom prst="rect">
+                      <a:avLst/>
+                    </a:prstGeom>
+                    <a:noFill/>
+                    <a:ln>
+                      <a:solidFill>
+                        <a:schemeClr val="tx1"/>
+                      </a:solidFill>
+                    </a:ln>
+                  </pic:spPr>
+                </pic:pic>
+              </a:graphicData>
+            </a:graphic>
+          </wp:inline>
+        </w:drawing>
+      </w:r>
+    </w:p>
+    <w:p>
+      <w:pPr>
+        <w:numPr>
+          <w:numId w:val="0"/>
+        </w:numPr>
+        <w:spacing w:line="360" w:lineRule="auto"/>
+        <w:rPr>
+          <w:rFonts w:hint="default" w:ascii="Times New Roman" w:hAnsi="Times New Roman" w:cs="Times New Roman"/>
+          <w:sz w:val="26"/>
+          <w:szCs w:val="26"/>
+        </w:rPr>
+      </w:pPr>
+      <w:r>
+        <w:rPr>
+          <w:rFonts w:hint="default" w:ascii="Times New Roman" w:hAnsi="Times New Roman" w:cs="Times New Roman"/>
+          <w:sz w:val="26"/>
+          <w:szCs w:val="26"/>
+        </w:rPr>
+        <w:drawing>
+          <wp:inline distT="0" distB="0" distL="114300" distR="114300">
+            <wp:extent cx="5273040" cy="3291840"/>
+            <wp:effectExtent l="9525" t="9525" r="20955" b="20955"/>
+            <wp:docPr id="36" name="Picture 32"/>
+            <wp:cNvGraphicFramePr>
+              <a:graphicFrameLocks xmlns:a="http://schemas.openxmlformats.org/drawingml/2006/main" noChangeAspect="1"/>
+            </wp:cNvGraphicFramePr>
+            <a:graphic xmlns:a="http://schemas.openxmlformats.org/drawingml/2006/main">
+              <a:graphicData uri="http://schemas.openxmlformats.org/drawingml/2006/picture">
+                <pic:pic xmlns:pic="http://schemas.openxmlformats.org/drawingml/2006/picture">
+                  <pic:nvPicPr>
+                    <pic:cNvPr id="36" name="Picture 32"/>
+                    <pic:cNvPicPr>
+                      <a:picLocks noChangeAspect="1"/>
+                    </pic:cNvPicPr>
+                  </pic:nvPicPr>
+                  <pic:blipFill>
+                    <a:blip r:embed="rId35"/>
+                    <a:stretch>
+                      <a:fillRect/>
+                    </a:stretch>
+                  </pic:blipFill>
+                  <pic:spPr>
+                    <a:xfrm>
+                      <a:off x="0" y="0"/>
+                      <a:ext cx="5273040" cy="3291840"/>
+                    </a:xfrm>
+                    <a:prstGeom prst="rect">
+                      <a:avLst/>
+                    </a:prstGeom>
+                    <a:noFill/>
+                    <a:ln>
+                      <a:solidFill>
+                        <a:schemeClr val="tx1"/>
+                      </a:solidFill>
+                    </a:ln>
+                  </pic:spPr>
+                </pic:pic>
+              </a:graphicData>
+            </a:graphic>
+          </wp:inline>
+        </w:drawing>
+      </w:r>
+    </w:p>
+    <w:p>
+      <w:pPr>
+        <w:numPr>
+          <w:numId w:val="0"/>
+        </w:numPr>
+        <w:spacing w:line="360" w:lineRule="auto"/>
+        <w:rPr>
+          <w:rFonts w:hint="default" w:ascii="Times New Roman" w:hAnsi="Times New Roman" w:cs="Times New Roman"/>
+          <w:sz w:val="26"/>
+          <w:szCs w:val="26"/>
+          <w:lang w:val="en-US"/>
+        </w:rPr>
+      </w:pPr>
+      <w:r>
+        <w:rPr>
+          <w:rFonts w:hint="default" w:ascii="Times New Roman" w:hAnsi="Times New Roman" w:cs="Times New Roman"/>
+          <w:sz w:val="26"/>
+          <w:szCs w:val="26"/>
+        </w:rPr>
+        <w:drawing>
+          <wp:inline distT="0" distB="0" distL="114300" distR="114300">
+            <wp:extent cx="5274310" cy="2931160"/>
+            <wp:effectExtent l="9525" t="9525" r="19685" b="15875"/>
+            <wp:docPr id="37" name="Picture 33"/>
+            <wp:cNvGraphicFramePr>
+              <a:graphicFrameLocks xmlns:a="http://schemas.openxmlformats.org/drawingml/2006/main" noChangeAspect="1"/>
+            </wp:cNvGraphicFramePr>
+            <a:graphic xmlns:a="http://schemas.openxmlformats.org/drawingml/2006/main">
+              <a:graphicData uri="http://schemas.openxmlformats.org/drawingml/2006/picture">
+                <pic:pic xmlns:pic="http://schemas.openxmlformats.org/drawingml/2006/picture">
+                  <pic:nvPicPr>
+                    <pic:cNvPr id="37" name="Picture 33"/>
+                    <pic:cNvPicPr>
+                      <a:picLocks noChangeAspect="1"/>
+                    </pic:cNvPicPr>
+                  </pic:nvPicPr>
+                  <pic:blipFill>
+                    <a:blip r:embed="rId36"/>
+                    <a:stretch>
+                      <a:fillRect/>
+                    </a:stretch>
+                  </pic:blipFill>
+                  <pic:spPr>
+                    <a:xfrm>
+                      <a:off x="0" y="0"/>
+                      <a:ext cx="5274310" cy="2931160"/>
+                    </a:xfrm>
+                    <a:prstGeom prst="rect">
+                      <a:avLst/>
+                    </a:prstGeom>
+                    <a:noFill/>
+                    <a:ln>
+                      <a:solidFill>
+                        <a:schemeClr val="tx1"/>
+                      </a:solidFill>
+                    </a:ln>
+                  </pic:spPr>
+                </pic:pic>
+              </a:graphicData>
+            </a:graphic>
+          </wp:inline>
+        </w:drawing>
+      </w:r>
+    </w:p>
+    <w:p>
+      <w:pPr>
+        <w:numPr>
+          <w:numId w:val="0"/>
+        </w:numPr>
+        <w:spacing w:line="360" w:lineRule="auto"/>
+        <w:rPr>
+          <w:rFonts w:hint="default" w:ascii="Times New Roman" w:hAnsi="Times New Roman" w:cs="Times New Roman"/>
+          <w:sz w:val="26"/>
+          <w:szCs w:val="26"/>
+          <w:lang w:val="en-US"/>
+        </w:rPr>
+      </w:pPr>
+      <w:r>
+        <w:rPr>
+          <w:rFonts w:hint="default" w:ascii="Times New Roman" w:hAnsi="Times New Roman" w:cs="Times New Roman"/>
+          <w:sz w:val="26"/>
+          <w:szCs w:val="26"/>
+        </w:rPr>
+        <w:drawing>
+          <wp:inline distT="0" distB="0" distL="114300" distR="114300">
+            <wp:extent cx="5271135" cy="3985895"/>
+            <wp:effectExtent l="0" t="0" r="1905" b="6985"/>
+            <wp:docPr id="33" name="Picture 29"/>
+            <wp:cNvGraphicFramePr>
+              <a:graphicFrameLocks xmlns:a="http://schemas.openxmlformats.org/drawingml/2006/main" noChangeAspect="1"/>
+            </wp:cNvGraphicFramePr>
+            <a:graphic xmlns:a="http://schemas.openxmlformats.org/drawingml/2006/main">
+              <a:graphicData uri="http://schemas.openxmlformats.org/drawingml/2006/picture">
+                <pic:pic xmlns:pic="http://schemas.openxmlformats.org/drawingml/2006/picture">
+                  <pic:nvPicPr>
+                    <pic:cNvPr id="33" name="Picture 29"/>
+                    <pic:cNvPicPr>
+                      <a:picLocks noChangeAspect="1"/>
+                    </pic:cNvPicPr>
+                  </pic:nvPicPr>
+                  <pic:blipFill>
+                    <a:blip r:embed="rId37"/>
+                    <a:stretch>
+                      <a:fillRect/>
+                    </a:stretch>
+                  </pic:blipFill>
+                  <pic:spPr>
+                    <a:xfrm>
+                      <a:off x="0" y="0"/>
+                      <a:ext cx="5271135" cy="3985895"/>
+                    </a:xfrm>
+                    <a:prstGeom prst="rect">
+                      <a:avLst/>
+                    </a:prstGeom>
+                    <a:noFill/>
+                    <a:ln>
+                      <a:noFill/>
+                    </a:ln>
+                  </pic:spPr>
+                </pic:pic>
+              </a:graphicData>
+            </a:graphic>
+          </wp:inline>
+        </w:drawing>
+      </w:r>
+    </w:p>
+    <w:p>
+      <w:pPr>
+        <w:numPr>
+          <w:numId w:val="0"/>
+        </w:numPr>
+        <w:spacing w:line="360" w:lineRule="auto"/>
+        <w:rPr>
+          <w:rFonts w:hint="default" w:ascii="Times New Roman" w:hAnsi="Times New Roman" w:cs="Times New Roman"/>
+          <w:sz w:val="26"/>
+          <w:szCs w:val="26"/>
+        </w:rPr>
+      </w:pPr>
+      <w:r>
+        <w:rPr>
+          <w:rFonts w:hint="default" w:ascii="Times New Roman" w:hAnsi="Times New Roman" w:cs="Times New Roman"/>
+          <w:sz w:val="26"/>
+          <w:szCs w:val="26"/>
+        </w:rPr>
+        <w:drawing>
+          <wp:inline distT="0" distB="0" distL="114300" distR="114300">
+            <wp:extent cx="5261610" cy="2800985"/>
+            <wp:effectExtent l="0" t="0" r="11430" b="3175"/>
+            <wp:docPr id="32" name="Picture 28"/>
+            <wp:cNvGraphicFramePr>
+              <a:graphicFrameLocks xmlns:a="http://schemas.openxmlformats.org/drawingml/2006/main" noChangeAspect="1"/>
+            </wp:cNvGraphicFramePr>
+            <a:graphic xmlns:a="http://schemas.openxmlformats.org/drawingml/2006/main">
+              <a:graphicData uri="http://schemas.openxmlformats.org/drawingml/2006/picture">
+                <pic:pic xmlns:pic="http://schemas.openxmlformats.org/drawingml/2006/picture">
+                  <pic:nvPicPr>
+                    <pic:cNvPr id="32" name="Picture 28"/>
+                    <pic:cNvPicPr>
+                      <a:picLocks noChangeAspect="1"/>
+                    </pic:cNvPicPr>
+                  </pic:nvPicPr>
+                  <pic:blipFill>
+                    <a:blip r:embed="rId38"/>
+                    <a:stretch>
+                      <a:fillRect/>
+                    </a:stretch>
+                  </pic:blipFill>
+                  <pic:spPr>
+                    <a:xfrm>
+                      <a:off x="0" y="0"/>
+                      <a:ext cx="5261610" cy="2800985"/>
+                    </a:xfrm>
+                    <a:prstGeom prst="rect">
+                      <a:avLst/>
+                    </a:prstGeom>
+                    <a:noFill/>
+                    <a:ln>
+                      <a:noFill/>
+                    </a:ln>
+                  </pic:spPr>
+                </pic:pic>
+              </a:graphicData>
+            </a:graphic>
+          </wp:inline>
+        </w:drawing>
+      </w:r>
+    </w:p>
+    <w:p>
+      <w:pPr>
+        <w:pStyle w:val="3"/>
+        <w:spacing w:before="0" w:line="360" w:lineRule="auto"/>
+        <w:jc w:val="both"/>
+        <w:rPr>
+          <w:rFonts w:hint="default" w:ascii="Times New Roman" w:hAnsi="Times New Roman" w:cs="Times New Roman"/>
+          <w:bCs w:val="0"/>
+          <w:sz w:val="26"/>
+          <w:szCs w:val="26"/>
+        </w:rPr>
+      </w:pPr>
+      <w:bookmarkStart w:id="7" w:name="_Toc242090299"/>
+      <w:r>
+        <w:rPr>
+          <w:rFonts w:hint="default" w:ascii="Times New Roman" w:hAnsi="Times New Roman" w:cs="Times New Roman"/>
+          <w:bCs w:val="0"/>
+          <w:sz w:val="26"/>
+          <w:szCs w:val="26"/>
+        </w:rPr>
+        <w:t>4. Tình huống 4 — Port Forward WAN → DMZ</w:t>
+      </w:r>
+      <w:bookmarkEnd w:id="7"/>
+    </w:p>
+    <w:p>
+      <w:pPr>
+        <w:numPr>
+          <w:numId w:val="0"/>
+        </w:numPr>
+        <w:spacing w:line="360" w:lineRule="auto"/>
+        <w:rPr>
+          <w:rFonts w:hint="default" w:ascii="Times New Roman" w:hAnsi="Times New Roman" w:cs="Times New Roman"/>
+          <w:sz w:val="26"/>
+          <w:szCs w:val="26"/>
+          <w:lang w:val="en-US"/>
+        </w:rPr>
+      </w:pPr>
+      <w:r>
+        <w:rPr>
+          <w:rFonts w:hint="default" w:ascii="Times New Roman" w:hAnsi="Times New Roman" w:cs="Times New Roman"/>
+          <w:sz w:val="26"/>
+          <w:szCs w:val="26"/>
+          <w:lang w:val="en-US"/>
+        </w:rPr>
+        <w:t>MỤC TIÊU TÌNH HUỐNG 4: BẢO VỆ VÙNG LAN KHỎI DMZ</w:t>
+      </w:r>
+    </w:p>
+    <w:p>
+      <w:pPr>
+        <w:numPr>
+          <w:numId w:val="0"/>
+        </w:numPr>
+        <w:spacing w:line="360" w:lineRule="auto"/>
+        <w:rPr>
+          <w:rFonts w:hint="default" w:ascii="Times New Roman" w:hAnsi="Times New Roman" w:cs="Times New Roman"/>
+          <w:sz w:val="26"/>
+          <w:szCs w:val="26"/>
+          <w:lang w:val="en-US"/>
+        </w:rPr>
+      </w:pPr>
+      <w:r>
+        <w:rPr>
+          <w:rFonts w:hint="default" w:ascii="Times New Roman" w:hAnsi="Times New Roman" w:cs="Times New Roman"/>
+          <w:sz w:val="26"/>
+          <w:szCs w:val="26"/>
+          <w:lang w:val="en-US"/>
+        </w:rPr>
+        <w:t>Theo nguyên lý an ninh mạng: Vùng DMZ là vùng công khai tiếp nhận truy cập từ ngoài Internet, nên có nguy cơ bị xâm nhập cao nhất. Nếu máy chủ Web trong DMZ bị chiếm quyền, kẻ tấn công tuyệt đối không được phép truy cập vào vùng LAN (nơi chứa Domain Controller, cơ sở dữ liệu nội bộ)</w:t>
+      </w:r>
+    </w:p>
+    <w:p>
+      <w:pPr>
+        <w:numPr>
+          <w:numId w:val="0"/>
+        </w:numPr>
+        <w:spacing w:line="360" w:lineRule="auto"/>
+        <w:rPr>
+          <w:rFonts w:hint="default" w:ascii="Times New Roman" w:hAnsi="Times New Roman" w:eastAsia="SimSun" w:cs="Times New Roman"/>
+          <w:sz w:val="26"/>
+          <w:szCs w:val="26"/>
+        </w:rPr>
+      </w:pPr>
+      <w:r>
+        <w:rPr>
+          <w:rFonts w:hint="default" w:ascii="Times New Roman" w:hAnsi="Times New Roman" w:eastAsia="SimSun" w:cs="Times New Roman"/>
+          <w:sz w:val="26"/>
+          <w:szCs w:val="26"/>
+        </w:rPr>
+        <w:t>Cấu hình Rule trên cổng DMZ (Chặn sang LAN, cho phép ra Internet)</w:t>
+      </w:r>
+    </w:p>
+    <w:p>
+      <w:pPr>
+        <w:numPr>
+          <w:numId w:val="0"/>
+        </w:numPr>
+        <w:spacing w:line="360" w:lineRule="auto"/>
+        <w:rPr>
+          <w:rFonts w:hint="default" w:ascii="Times New Roman" w:hAnsi="Times New Roman" w:cs="Times New Roman"/>
+          <w:sz w:val="26"/>
+          <w:szCs w:val="26"/>
+        </w:rPr>
+      </w:pPr>
+      <w:r>
+        <w:rPr>
+          <w:rFonts w:hint="default" w:ascii="Times New Roman" w:hAnsi="Times New Roman" w:cs="Times New Roman"/>
+          <w:sz w:val="26"/>
+          <w:szCs w:val="26"/>
+        </w:rPr>
+        <w:drawing>
+          <wp:inline distT="0" distB="0" distL="114300" distR="114300">
+            <wp:extent cx="5272405" cy="3281680"/>
+            <wp:effectExtent l="9525" t="9525" r="21590" b="15875"/>
+            <wp:docPr id="38" name="Picture 34"/>
+            <wp:cNvGraphicFramePr>
+              <a:graphicFrameLocks xmlns:a="http://schemas.openxmlformats.org/drawingml/2006/main" noChangeAspect="1"/>
+            </wp:cNvGraphicFramePr>
+            <a:graphic xmlns:a="http://schemas.openxmlformats.org/drawingml/2006/main">
+              <a:graphicData uri="http://schemas.openxmlformats.org/drawingml/2006/picture">
+                <pic:pic xmlns:pic="http://schemas.openxmlformats.org/drawingml/2006/picture">
+                  <pic:nvPicPr>
+                    <pic:cNvPr id="38" name="Picture 34"/>
+                    <pic:cNvPicPr>
+                      <a:picLocks noChangeAspect="1"/>
+                    </pic:cNvPicPr>
+                  </pic:nvPicPr>
+                  <pic:blipFill>
+                    <a:blip r:embed="rId39"/>
+                    <a:stretch>
+                      <a:fillRect/>
+                    </a:stretch>
+                  </pic:blipFill>
+                  <pic:spPr>
+                    <a:xfrm>
+                      <a:off x="0" y="0"/>
+                      <a:ext cx="5272405" cy="3281680"/>
+                    </a:xfrm>
+                    <a:prstGeom prst="rect">
+                      <a:avLst/>
+                    </a:prstGeom>
+                    <a:noFill/>
+                    <a:ln>
+                      <a:solidFill>
+                        <a:schemeClr val="tx1"/>
+                      </a:solidFill>
+                    </a:ln>
+                  </pic:spPr>
+                </pic:pic>
+              </a:graphicData>
+            </a:graphic>
+          </wp:inline>
+        </w:drawing>
+      </w:r>
+    </w:p>
+    <w:p>
+      <w:pPr>
+        <w:numPr>
+          <w:numId w:val="0"/>
+        </w:numPr>
+        <w:spacing w:line="360" w:lineRule="auto"/>
+        <w:rPr>
+          <w:rFonts w:hint="default" w:ascii="Times New Roman" w:hAnsi="Times New Roman" w:cs="Times New Roman"/>
+          <w:sz w:val="26"/>
+          <w:szCs w:val="26"/>
+        </w:rPr>
+      </w:pPr>
+      <w:r>
+        <w:rPr>
+          <w:rFonts w:hint="default" w:ascii="Times New Roman" w:hAnsi="Times New Roman" w:cs="Times New Roman"/>
+          <w:sz w:val="26"/>
+          <w:szCs w:val="26"/>
+        </w:rPr>
+        <w:drawing>
+          <wp:inline distT="0" distB="0" distL="114300" distR="114300">
+            <wp:extent cx="5269865" cy="3289935"/>
+            <wp:effectExtent l="9525" t="9525" r="24130" b="22860"/>
+            <wp:docPr id="39" name="Picture 35"/>
+            <wp:cNvGraphicFramePr>
+              <a:graphicFrameLocks xmlns:a="http://schemas.openxmlformats.org/drawingml/2006/main" noChangeAspect="1"/>
+            </wp:cNvGraphicFramePr>
+            <a:graphic xmlns:a="http://schemas.openxmlformats.org/drawingml/2006/main">
+              <a:graphicData uri="http://schemas.openxmlformats.org/drawingml/2006/picture">
+                <pic:pic xmlns:pic="http://schemas.openxmlformats.org/drawingml/2006/picture">
+                  <pic:nvPicPr>
+                    <pic:cNvPr id="39" name="Picture 35"/>
+                    <pic:cNvPicPr>
+                      <a:picLocks noChangeAspect="1"/>
+                    </pic:cNvPicPr>
+                  </pic:nvPicPr>
+                  <pic:blipFill>
+                    <a:blip r:embed="rId40"/>
+                    <a:stretch>
+                      <a:fillRect/>
+                    </a:stretch>
+                  </pic:blipFill>
+                  <pic:spPr>
+                    <a:xfrm>
+                      <a:off x="0" y="0"/>
+                      <a:ext cx="5269865" cy="3289935"/>
+                    </a:xfrm>
+                    <a:prstGeom prst="rect">
+                      <a:avLst/>
+                    </a:prstGeom>
+                    <a:noFill/>
+                    <a:ln>
+                      <a:solidFill>
+                        <a:schemeClr val="tx1"/>
+                      </a:solidFill>
+                    </a:ln>
+                  </pic:spPr>
+                </pic:pic>
+              </a:graphicData>
+            </a:graphic>
+          </wp:inline>
+        </w:drawing>
+      </w:r>
+    </w:p>
+    <w:p>
+      <w:pPr>
+        <w:numPr>
+          <w:numId w:val="0"/>
+        </w:numPr>
+        <w:spacing w:line="360" w:lineRule="auto"/>
+        <w:rPr>
+          <w:rFonts w:hint="default" w:ascii="Times New Roman" w:hAnsi="Times New Roman" w:cs="Times New Roman"/>
+          <w:sz w:val="26"/>
+          <w:szCs w:val="26"/>
+          <w:lang w:val="en-US"/>
+        </w:rPr>
+      </w:pPr>
+      <w:r>
+        <w:rPr>
+          <w:rFonts w:hint="default" w:ascii="Times New Roman" w:hAnsi="Times New Roman" w:cs="Times New Roman"/>
+          <w:sz w:val="26"/>
+          <w:szCs w:val="26"/>
+        </w:rPr>
+        <w:drawing>
+          <wp:inline distT="0" distB="0" distL="114300" distR="114300">
+            <wp:extent cx="5266690" cy="3684270"/>
+            <wp:effectExtent l="9525" t="9525" r="12065" b="9525"/>
+            <wp:docPr id="40" name="Picture 36"/>
+            <wp:cNvGraphicFramePr>
+              <a:graphicFrameLocks xmlns:a="http://schemas.openxmlformats.org/drawingml/2006/main" noChangeAspect="1"/>
+            </wp:cNvGraphicFramePr>
+            <a:graphic xmlns:a="http://schemas.openxmlformats.org/drawingml/2006/main">
+              <a:graphicData uri="http://schemas.openxmlformats.org/drawingml/2006/picture">
+                <pic:pic xmlns:pic="http://schemas.openxmlformats.org/drawingml/2006/picture">
+                  <pic:nvPicPr>
+                    <pic:cNvPr id="40" name="Picture 36"/>
+                    <pic:cNvPicPr>
+                      <a:picLocks noChangeAspect="1"/>
+                    </pic:cNvPicPr>
+                  </pic:nvPicPr>
+                  <pic:blipFill>
+                    <a:blip r:embed="rId41"/>
+                    <a:stretch>
+                      <a:fillRect/>
+                    </a:stretch>
+                  </pic:blipFill>
+                  <pic:spPr>
+                    <a:xfrm>
+                      <a:off x="0" y="0"/>
+                      <a:ext cx="5266690" cy="3684270"/>
+                    </a:xfrm>
+                    <a:prstGeom prst="rect">
+                      <a:avLst/>
+                    </a:prstGeom>
+                    <a:noFill/>
+                    <a:ln>
+                      <a:solidFill>
+                        <a:schemeClr val="tx1"/>
+                      </a:solidFill>
+                    </a:ln>
+                  </pic:spPr>
+                </pic:pic>
+              </a:graphicData>
+            </a:graphic>
+          </wp:inline>
+        </w:drawing>
+      </w:r>
+    </w:p>
+    <w:p>
+      <w:pPr>
+        <w:keepNext w:val="0"/>
+        <w:keepLines w:val="0"/>
+        <w:widowControl/>
+        <w:suppressLineNumbers w:val="0"/>
+        <w:spacing w:line="360" w:lineRule="auto"/>
+        <w:jc w:val="left"/>
+        <w:rPr>
+          <w:rFonts w:hint="default" w:ascii="Times New Roman" w:hAnsi="Times New Roman" w:eastAsia="SimSun" w:cs="Times New Roman"/>
+          <w:kern w:val="0"/>
+          <w:sz w:val="26"/>
+          <w:szCs w:val="26"/>
+          <w:lang w:val="en-US" w:eastAsia="zh-CN" w:bidi="ar"/>
+        </w:rPr>
+      </w:pPr>
+      <w:r>
+        <w:rPr>
+          <w:rFonts w:hint="default" w:ascii="Times New Roman" w:hAnsi="Times New Roman" w:eastAsia="SimSun" w:cs="Times New Roman"/>
+          <w:kern w:val="0"/>
+          <w:sz w:val="26"/>
+          <w:szCs w:val="26"/>
+          <w:lang w:val="en-US" w:eastAsia="zh-CN" w:bidi="ar"/>
+        </w:rPr>
+        <w:t xml:space="preserve">Phép thử 1: Chiều LAN </w:t>
+      </w:r>
+      <w:r>
+        <w:rPr>
+          <w:rFonts w:hint="default" w:ascii="Times New Roman" w:hAnsi="Times New Roman" w:eastAsia="SimSun" w:cs="Times New Roman"/>
+          <w:kern w:val="0"/>
+          <w:sz w:val="26"/>
+          <w:szCs w:val="26"/>
+          <w:lang w:val="en-US" w:eastAsia="zh-CN" w:bidi="ar"/>
+        </w:rPr>
+        <w:t>-&gt;</w:t>
+      </w:r>
+      <w:r>
+        <w:rPr>
+          <w:rFonts w:hint="default" w:ascii="Times New Roman" w:hAnsi="Times New Roman" w:eastAsia="SimSun" w:cs="Times New Roman"/>
+          <w:kern w:val="0"/>
+          <w:sz w:val="26"/>
+          <w:szCs w:val="26"/>
+          <w:lang w:val="en-US" w:eastAsia="zh-CN" w:bidi="ar"/>
+        </w:rPr>
+        <w:t xml:space="preserve"> DMZ (Thành công)</w:t>
+      </w:r>
+    </w:p>
+    <w:p>
+      <w:pPr>
+        <w:keepNext w:val="0"/>
+        <w:keepLines w:val="0"/>
+        <w:widowControl/>
+        <w:suppressLineNumbers w:val="0"/>
+        <w:spacing w:line="360" w:lineRule="auto"/>
+        <w:jc w:val="left"/>
+        <w:rPr>
+          <w:rFonts w:hint="default" w:ascii="Times New Roman" w:hAnsi="Times New Roman" w:cs="Times New Roman"/>
+          <w:sz w:val="26"/>
+          <w:szCs w:val="26"/>
+        </w:rPr>
+      </w:pPr>
+      <w:r>
+        <w:rPr>
+          <w:rFonts w:hint="default" w:ascii="Times New Roman" w:hAnsi="Times New Roman" w:cs="Times New Roman"/>
+          <w:sz w:val="26"/>
+          <w:szCs w:val="26"/>
+        </w:rPr>
+        <w:drawing>
+          <wp:inline distT="0" distB="0" distL="114300" distR="114300">
+            <wp:extent cx="4676775" cy="3848100"/>
+            <wp:effectExtent l="0" t="0" r="1905" b="7620"/>
+            <wp:docPr id="41" name="Picture 37"/>
+            <wp:cNvGraphicFramePr>
+              <a:graphicFrameLocks xmlns:a="http://schemas.openxmlformats.org/drawingml/2006/main" noChangeAspect="1"/>
+            </wp:cNvGraphicFramePr>
+            <a:graphic xmlns:a="http://schemas.openxmlformats.org/drawingml/2006/main">
+              <a:graphicData uri="http://schemas.openxmlformats.org/drawingml/2006/picture">
+                <pic:pic xmlns:pic="http://schemas.openxmlformats.org/drawingml/2006/picture">
+                  <pic:nvPicPr>
+                    <pic:cNvPr id="41" name="Picture 37"/>
+                    <pic:cNvPicPr>
+                      <a:picLocks noChangeAspect="1"/>
+                    </pic:cNvPicPr>
+                  </pic:nvPicPr>
+                  <pic:blipFill>
+                    <a:blip r:embed="rId42"/>
+                    <a:stretch>
+                      <a:fillRect/>
+                    </a:stretch>
+                  </pic:blipFill>
+                  <pic:spPr>
+                    <a:xfrm>
+                      <a:off x="0" y="0"/>
+                      <a:ext cx="4676775" cy="3848100"/>
+                    </a:xfrm>
+                    <a:prstGeom prst="rect">
+                      <a:avLst/>
+                    </a:prstGeom>
+                    <a:noFill/>
+                    <a:ln>
+                      <a:noFill/>
+                    </a:ln>
+                  </pic:spPr>
+                </pic:pic>
+              </a:graphicData>
+            </a:graphic>
+          </wp:inline>
+        </w:drawing>
+      </w:r>
+    </w:p>
+    <w:p>
+      <w:pPr>
+        <w:keepNext w:val="0"/>
+        <w:keepLines w:val="0"/>
+        <w:widowControl/>
+        <w:suppressLineNumbers w:val="0"/>
+        <w:spacing w:line="360" w:lineRule="auto"/>
+        <w:jc w:val="left"/>
+        <w:rPr>
+          <w:rFonts w:hint="default" w:ascii="Times New Roman" w:hAnsi="Times New Roman" w:cs="Times New Roman"/>
+          <w:sz w:val="26"/>
+          <w:szCs w:val="26"/>
+        </w:rPr>
+      </w:pPr>
+      <w:r>
+        <w:rPr>
+          <w:rFonts w:hint="default" w:ascii="Times New Roman" w:hAnsi="Times New Roman" w:eastAsia="SimSun" w:cs="Times New Roman"/>
+          <w:kern w:val="0"/>
+          <w:sz w:val="26"/>
+          <w:szCs w:val="26"/>
+          <w:lang w:val="en-US" w:eastAsia="zh-CN" w:bidi="ar"/>
+        </w:rPr>
+        <w:t xml:space="preserve">Phép thử 2: Chiều DMZ </w:t>
+      </w:r>
+      <w:r>
+        <w:rPr>
+          <w:rFonts w:hint="default" w:ascii="Times New Roman" w:hAnsi="Times New Roman" w:eastAsia="SimSun" w:cs="Times New Roman"/>
+          <w:kern w:val="0"/>
+          <w:sz w:val="26"/>
+          <w:szCs w:val="26"/>
+          <w:lang w:val="en-US" w:eastAsia="zh-CN" w:bidi="ar"/>
+        </w:rPr>
+        <w:t>-&gt;</w:t>
+      </w:r>
+      <w:r>
+        <w:rPr>
+          <w:rFonts w:hint="default" w:ascii="Times New Roman" w:hAnsi="Times New Roman" w:eastAsia="SimSun" w:cs="Times New Roman"/>
+          <w:kern w:val="0"/>
+          <w:sz w:val="26"/>
+          <w:szCs w:val="26"/>
+          <w:lang w:val="en-US" w:eastAsia="zh-CN" w:bidi="ar"/>
+        </w:rPr>
+        <w:t xml:space="preserve"> LAN (Bị chặn hoàn toàn)</w:t>
+      </w:r>
+    </w:p>
+    <w:p>
+      <w:pPr>
+        <w:keepNext w:val="0"/>
+        <w:keepLines w:val="0"/>
+        <w:widowControl/>
+        <w:suppressLineNumbers w:val="0"/>
+        <w:spacing w:line="360" w:lineRule="auto"/>
+        <w:jc w:val="left"/>
+        <w:rPr>
+          <w:rFonts w:hint="default" w:ascii="Times New Roman" w:hAnsi="Times New Roman" w:cs="Times New Roman"/>
+          <w:sz w:val="26"/>
+          <w:szCs w:val="26"/>
+        </w:rPr>
+      </w:pPr>
+      <w:r>
+        <w:rPr>
+          <w:rFonts w:hint="default" w:ascii="Times New Roman" w:hAnsi="Times New Roman" w:cs="Times New Roman"/>
+          <w:sz w:val="26"/>
+          <w:szCs w:val="26"/>
+        </w:rPr>
+        <w:drawing>
+          <wp:inline distT="0" distB="0" distL="114300" distR="114300">
+            <wp:extent cx="5272405" cy="4288790"/>
+            <wp:effectExtent l="0" t="0" r="635" b="8890"/>
+            <wp:docPr id="42" name="Picture 38"/>
+            <wp:cNvGraphicFramePr>
+              <a:graphicFrameLocks xmlns:a="http://schemas.openxmlformats.org/drawingml/2006/main" noChangeAspect="1"/>
+            </wp:cNvGraphicFramePr>
+            <a:graphic xmlns:a="http://schemas.openxmlformats.org/drawingml/2006/main">
+              <a:graphicData uri="http://schemas.openxmlformats.org/drawingml/2006/picture">
+                <pic:pic xmlns:pic="http://schemas.openxmlformats.org/drawingml/2006/picture">
+                  <pic:nvPicPr>
+                    <pic:cNvPr id="42" name="Picture 38"/>
+                    <pic:cNvPicPr>
+                      <a:picLocks noChangeAspect="1"/>
+                    </pic:cNvPicPr>
+                  </pic:nvPicPr>
+                  <pic:blipFill>
+                    <a:blip r:embed="rId43"/>
+                    <a:stretch>
+                      <a:fillRect/>
+                    </a:stretch>
+                  </pic:blipFill>
+                  <pic:spPr>
+                    <a:xfrm>
+                      <a:off x="0" y="0"/>
+                      <a:ext cx="5272405" cy="4288790"/>
+                    </a:xfrm>
+                    <a:prstGeom prst="rect">
+                      <a:avLst/>
+                    </a:prstGeom>
+                    <a:noFill/>
+                    <a:ln>
+                      <a:noFill/>
+                    </a:ln>
+                  </pic:spPr>
+                </pic:pic>
+              </a:graphicData>
+            </a:graphic>
+          </wp:inline>
+        </w:drawing>
+      </w:r>
+    </w:p>
+    <w:p>
+      <w:pPr>
+        <w:keepNext w:val="0"/>
+        <w:keepLines w:val="0"/>
+        <w:widowControl/>
+        <w:suppressLineNumbers w:val="0"/>
+        <w:spacing w:line="360" w:lineRule="auto"/>
+        <w:jc w:val="left"/>
+        <w:rPr>
+          <w:rFonts w:hint="default" w:ascii="Times New Roman" w:hAnsi="Times New Roman" w:eastAsia="SimSun" w:cs="Times New Roman"/>
+          <w:sz w:val="26"/>
+          <w:szCs w:val="26"/>
+        </w:rPr>
+      </w:pPr>
+      <w:r>
+        <w:rPr>
+          <w:rFonts w:hint="default" w:ascii="Times New Roman" w:hAnsi="Times New Roman" w:eastAsia="SimSun" w:cs="Times New Roman"/>
+          <w:sz w:val="26"/>
+          <w:szCs w:val="26"/>
+        </w:rPr>
+        <w:t>Phép thử 3: DMZ đi ra Internet (Thành công)</w:t>
+      </w:r>
+    </w:p>
+    <w:p>
+      <w:pPr>
+        <w:keepNext w:val="0"/>
+        <w:keepLines w:val="0"/>
+        <w:widowControl/>
+        <w:suppressLineNumbers w:val="0"/>
+        <w:spacing w:line="360" w:lineRule="auto"/>
+        <w:jc w:val="left"/>
+        <w:rPr>
+          <w:rFonts w:hint="default" w:ascii="Times New Roman" w:hAnsi="Times New Roman" w:eastAsia="SimSun" w:cs="Times New Roman"/>
+          <w:sz w:val="26"/>
+          <w:szCs w:val="26"/>
+          <w:lang w:val="en-US" w:eastAsia="zh-CN"/>
+        </w:rPr>
+      </w:pPr>
+      <w:r>
+        <w:rPr>
+          <w:rFonts w:hint="default" w:ascii="Times New Roman" w:hAnsi="Times New Roman" w:cs="Times New Roman"/>
+          <w:sz w:val="26"/>
+          <w:szCs w:val="26"/>
+        </w:rPr>
+        <w:drawing>
+          <wp:inline distT="0" distB="0" distL="114300" distR="114300">
+            <wp:extent cx="5269865" cy="4335145"/>
+            <wp:effectExtent l="0" t="0" r="3175" b="8255"/>
+            <wp:docPr id="43" name="Picture 39"/>
+            <wp:cNvGraphicFramePr>
+              <a:graphicFrameLocks xmlns:a="http://schemas.openxmlformats.org/drawingml/2006/main" noChangeAspect="1"/>
+            </wp:cNvGraphicFramePr>
+            <a:graphic xmlns:a="http://schemas.openxmlformats.org/drawingml/2006/main">
+              <a:graphicData uri="http://schemas.openxmlformats.org/drawingml/2006/picture">
+                <pic:pic xmlns:pic="http://schemas.openxmlformats.org/drawingml/2006/picture">
+                  <pic:nvPicPr>
+                    <pic:cNvPr id="43" name="Picture 39"/>
+                    <pic:cNvPicPr>
+                      <a:picLocks noChangeAspect="1"/>
+                    </pic:cNvPicPr>
+                  </pic:nvPicPr>
+                  <pic:blipFill>
+                    <a:blip r:embed="rId44"/>
+                    <a:stretch>
+                      <a:fillRect/>
+                    </a:stretch>
+                  </pic:blipFill>
+                  <pic:spPr>
+                    <a:xfrm>
+                      <a:off x="0" y="0"/>
+                      <a:ext cx="5269865" cy="4335145"/>
+                    </a:xfrm>
+                    <a:prstGeom prst="rect">
+                      <a:avLst/>
+                    </a:prstGeom>
+                    <a:noFill/>
+                    <a:ln>
+                      <a:noFill/>
+                    </a:ln>
+                  </pic:spPr>
+                </pic:pic>
+              </a:graphicData>
+            </a:graphic>
+          </wp:inline>
+        </w:drawing>
+      </w:r>
+    </w:p>
+    <w:p>
+      <w:pPr>
+        <w:numPr>
+          <w:numId w:val="0"/>
+        </w:numPr>
+        <w:spacing w:line="360" w:lineRule="auto"/>
+        <w:rPr>
+          <w:rFonts w:hint="default" w:ascii="Times New Roman" w:hAnsi="Times New Roman" w:cs="Times New Roman"/>
+          <w:sz w:val="26"/>
+          <w:szCs w:val="26"/>
+        </w:rPr>
+      </w:pPr>
+      <w:r>
+        <w:rPr>
+          <w:rFonts w:hint="default" w:ascii="Times New Roman" w:hAnsi="Times New Roman" w:cs="Times New Roman"/>
+          <w:sz w:val="26"/>
+          <w:szCs w:val="26"/>
+        </w:rPr>
+        <w:drawing>
+          <wp:inline distT="0" distB="0" distL="114300" distR="114300">
+            <wp:extent cx="5268595" cy="3217545"/>
+            <wp:effectExtent l="0" t="0" r="4445" b="13335"/>
+            <wp:docPr id="44" name="Picture 40"/>
+            <wp:cNvGraphicFramePr>
+              <a:graphicFrameLocks xmlns:a="http://schemas.openxmlformats.org/drawingml/2006/main" noChangeAspect="1"/>
+            </wp:cNvGraphicFramePr>
+            <a:graphic xmlns:a="http://schemas.openxmlformats.org/drawingml/2006/main">
+              <a:graphicData uri="http://schemas.openxmlformats.org/drawingml/2006/picture">
+                <pic:pic xmlns:pic="http://schemas.openxmlformats.org/drawingml/2006/picture">
+                  <pic:nvPicPr>
+                    <pic:cNvPr id="44" name="Picture 40"/>
+                    <pic:cNvPicPr>
+                      <a:picLocks noChangeAspect="1"/>
+                    </pic:cNvPicPr>
+                  </pic:nvPicPr>
+                  <pic:blipFill>
+                    <a:blip r:embed="rId45"/>
+                    <a:stretch>
+                      <a:fillRect/>
+                    </a:stretch>
+                  </pic:blipFill>
+                  <pic:spPr>
+                    <a:xfrm>
+                      <a:off x="0" y="0"/>
+                      <a:ext cx="5268595" cy="3217545"/>
+                    </a:xfrm>
+                    <a:prstGeom prst="rect">
+                      <a:avLst/>
+                    </a:prstGeom>
+                    <a:noFill/>
+                    <a:ln>
+                      <a:noFill/>
+                    </a:ln>
+                  </pic:spPr>
+                </pic:pic>
+              </a:graphicData>
+            </a:graphic>
+          </wp:inline>
+        </w:drawing>
+      </w:r>
+    </w:p>
+    <w:p>
+      <w:pPr>
+        <w:numPr>
+          <w:numId w:val="0"/>
+        </w:numPr>
+        <w:spacing w:line="360" w:lineRule="auto"/>
+        <w:rPr>
+          <w:rFonts w:hint="default" w:ascii="Times New Roman" w:hAnsi="Times New Roman" w:cs="Times New Roman"/>
+          <w:sz w:val="26"/>
+          <w:szCs w:val="26"/>
+        </w:rPr>
+      </w:pPr>
+      <w:r>
+        <w:rPr>
+          <w:rFonts w:hint="default" w:ascii="Times New Roman" w:hAnsi="Times New Roman" w:cs="Times New Roman"/>
+          <w:sz w:val="26"/>
+          <w:szCs w:val="26"/>
+        </w:rPr>
+        <w:drawing>
+          <wp:inline distT="0" distB="0" distL="114300" distR="114300">
+            <wp:extent cx="5261610" cy="2030095"/>
+            <wp:effectExtent l="0" t="0" r="11430" b="12065"/>
+            <wp:docPr id="45" name="Picture 41"/>
+            <wp:cNvGraphicFramePr>
+              <a:graphicFrameLocks xmlns:a="http://schemas.openxmlformats.org/drawingml/2006/main" noChangeAspect="1"/>
+            </wp:cNvGraphicFramePr>
+            <a:graphic xmlns:a="http://schemas.openxmlformats.org/drawingml/2006/main">
+              <a:graphicData uri="http://schemas.openxmlformats.org/drawingml/2006/picture">
+                <pic:pic xmlns:pic="http://schemas.openxmlformats.org/drawingml/2006/picture">
+                  <pic:nvPicPr>
+                    <pic:cNvPr id="45" name="Picture 41"/>
+                    <pic:cNvPicPr>
+                      <a:picLocks noChangeAspect="1"/>
+                    </pic:cNvPicPr>
+                  </pic:nvPicPr>
+                  <pic:blipFill>
+                    <a:blip r:embed="rId46"/>
+                    <a:stretch>
+                      <a:fillRect/>
+                    </a:stretch>
+                  </pic:blipFill>
+                  <pic:spPr>
+                    <a:xfrm>
+                      <a:off x="0" y="0"/>
+                      <a:ext cx="5261610" cy="2030095"/>
+                    </a:xfrm>
+                    <a:prstGeom prst="rect">
+                      <a:avLst/>
+                    </a:prstGeom>
+                    <a:noFill/>
+                    <a:ln>
+                      <a:noFill/>
+                    </a:ln>
+                  </pic:spPr>
+                </pic:pic>
+              </a:graphicData>
+            </a:graphic>
+          </wp:inline>
+        </w:drawing>
+      </w:r>
+    </w:p>
+    <w:p>
+      <w:pPr>
+        <w:pStyle w:val="3"/>
+        <w:spacing w:before="0" w:line="360" w:lineRule="auto"/>
+        <w:jc w:val="both"/>
+        <w:rPr>
+          <w:rFonts w:hint="default" w:ascii="Times New Roman" w:hAnsi="Times New Roman" w:cs="Times New Roman"/>
+          <w:bCs w:val="0"/>
+          <w:sz w:val="26"/>
+          <w:szCs w:val="26"/>
+        </w:rPr>
+      </w:pPr>
+      <w:bookmarkStart w:id="8" w:name="_Toc242090300"/>
+      <w:r>
+        <w:rPr>
+          <w:rFonts w:hint="default" w:ascii="Times New Roman" w:hAnsi="Times New Roman" w:cs="Times New Roman"/>
+          <w:bCs w:val="0"/>
+          <w:sz w:val="26"/>
+          <w:szCs w:val="26"/>
+        </w:rPr>
+        <w:t>5. Tình huống 5 — Bật logging và đọc Firewall Log</w:t>
+      </w:r>
+      <w:bookmarkEnd w:id="8"/>
+    </w:p>
+    <w:p>
+      <w:pPr>
+        <w:pStyle w:val="8"/>
+        <w:keepNext w:val="0"/>
+        <w:keepLines w:val="0"/>
+        <w:widowControl/>
+        <w:suppressLineNumbers w:val="0"/>
+        <w:spacing w:before="0" w:beforeAutospacing="0" w:line="360" w:lineRule="auto"/>
+        <w:ind w:left="0" w:right="0"/>
+        <w:rPr>
+          <w:rFonts w:hint="default" w:ascii="Times New Roman" w:hAnsi="Times New Roman" w:eastAsia="sans-serif" w:cs="Times New Roman"/>
+          <w:sz w:val="26"/>
+          <w:szCs w:val="26"/>
+        </w:rPr>
+      </w:pPr>
+      <w:r>
+        <w:rPr>
+          <w:rFonts w:hint="default" w:ascii="Times New Roman" w:hAnsi="Times New Roman" w:eastAsia="sans-serif" w:cs="Times New Roman"/>
+          <w:b/>
+          <w:bCs/>
+          <w:sz w:val="26"/>
+          <w:szCs w:val="26"/>
+        </w:rPr>
+        <w:t>Kịch bản:</w:t>
+      </w:r>
+      <w:r>
+        <w:rPr>
+          <w:rFonts w:hint="default" w:ascii="Times New Roman" w:hAnsi="Times New Roman" w:eastAsia="sans-serif" w:cs="Times New Roman"/>
+          <w:sz w:val="26"/>
+          <w:szCs w:val="26"/>
+        </w:rPr>
+        <w:t xml:space="preserve"> Chúng ta sẽ tạo một rule </w:t>
+      </w:r>
+      <w:r>
+        <w:rPr>
+          <w:rFonts w:hint="default" w:ascii="Times New Roman" w:hAnsi="Times New Roman" w:eastAsia="sans-serif" w:cs="Times New Roman"/>
+          <w:b/>
+          <w:bCs/>
+          <w:sz w:val="26"/>
+          <w:szCs w:val="26"/>
+        </w:rPr>
+        <w:t>Block ICMP</w:t>
+      </w:r>
+      <w:r>
+        <w:rPr>
+          <w:rFonts w:hint="default" w:ascii="Times New Roman" w:hAnsi="Times New Roman" w:eastAsia="sans-serif" w:cs="Times New Roman"/>
+          <w:sz w:val="26"/>
+          <w:szCs w:val="26"/>
+        </w:rPr>
+        <w:t xml:space="preserve"> (chặn Ping) từ máy Domain Controller (</w:t>
+      </w:r>
+      <w:r>
+        <w:rPr>
+          <w:rStyle w:val="6"/>
+          <w:rFonts w:hint="default" w:ascii="Times New Roman" w:hAnsi="Times New Roman" w:eastAsia="sans-serif" w:cs="Times New Roman"/>
+          <w:sz w:val="26"/>
+          <w:szCs w:val="26"/>
+        </w:rPr>
+        <w:t>10.0.0.2</w:t>
+      </w:r>
+      <w:r>
+        <w:rPr>
+          <w:rFonts w:hint="default" w:ascii="Times New Roman" w:hAnsi="Times New Roman" w:eastAsia="sans-serif" w:cs="Times New Roman"/>
+          <w:sz w:val="26"/>
+          <w:szCs w:val="26"/>
+        </w:rPr>
+        <w:t xml:space="preserve">) ra ngoài mạng và </w:t>
+      </w:r>
+      <w:r>
+        <w:rPr>
+          <w:rFonts w:hint="default" w:ascii="Times New Roman" w:hAnsi="Times New Roman" w:eastAsia="sans-serif" w:cs="Times New Roman"/>
+          <w:b/>
+          <w:bCs/>
+          <w:sz w:val="26"/>
+          <w:szCs w:val="26"/>
+        </w:rPr>
+        <w:t>bật ghi log</w:t>
+      </w:r>
+      <w:r>
+        <w:rPr>
+          <w:rFonts w:hint="default" w:ascii="Times New Roman" w:hAnsi="Times New Roman" w:eastAsia="sans-serif" w:cs="Times New Roman"/>
+          <w:sz w:val="26"/>
+          <w:szCs w:val="26"/>
+        </w:rPr>
+        <w:t xml:space="preserve"> cho rule này.</w:t>
+      </w:r>
+    </w:p>
+    <w:p>
+      <w:pPr>
+        <w:pStyle w:val="8"/>
+        <w:keepNext w:val="0"/>
+        <w:keepLines w:val="0"/>
+        <w:widowControl/>
+        <w:suppressLineNumbers w:val="0"/>
+        <w:spacing w:before="0" w:beforeAutospacing="0" w:line="360" w:lineRule="auto"/>
+        <w:ind w:left="0" w:right="0"/>
+        <w:rPr>
+          <w:rFonts w:hint="default" w:ascii="Times New Roman" w:hAnsi="Times New Roman" w:eastAsia="sans-serif" w:cs="Times New Roman"/>
+          <w:sz w:val="26"/>
+          <w:szCs w:val="26"/>
+        </w:rPr>
+      </w:pPr>
+      <w:r>
+        <w:rPr>
+          <w:rFonts w:hint="default" w:ascii="Times New Roman" w:hAnsi="Times New Roman" w:eastAsia="SimSun" w:cs="Times New Roman"/>
+          <w:sz w:val="26"/>
+          <w:szCs w:val="26"/>
+        </w:rPr>
+        <w:t xml:space="preserve"> </w:t>
+      </w:r>
+      <w:r>
+        <w:rPr>
+          <w:rFonts w:hint="default" w:ascii="Times New Roman" w:hAnsi="Times New Roman" w:eastAsia="sans-serif" w:cs="Times New Roman"/>
+          <w:b/>
+          <w:bCs/>
+          <w:sz w:val="26"/>
+          <w:szCs w:val="26"/>
+        </w:rPr>
+        <w:t>Tạo lưu lượng vi phạm:</w:t>
+      </w:r>
+      <w:r>
+        <w:rPr>
+          <w:rFonts w:hint="default" w:ascii="Times New Roman" w:hAnsi="Times New Roman" w:eastAsia="sans-serif" w:cs="Times New Roman"/>
+          <w:sz w:val="26"/>
+          <w:szCs w:val="26"/>
+        </w:rPr>
+        <w:t xml:space="preserve"> Đứng trên Domain Controller gõ lệnh </w:t>
+      </w:r>
+      <w:r>
+        <w:rPr>
+          <w:rStyle w:val="6"/>
+          <w:rFonts w:hint="default" w:ascii="Times New Roman" w:hAnsi="Times New Roman" w:eastAsia="sans-serif" w:cs="Times New Roman"/>
+          <w:sz w:val="26"/>
+          <w:szCs w:val="26"/>
+        </w:rPr>
+        <w:t>ping 8.8.8.8</w:t>
+      </w:r>
+      <w:r>
+        <w:rPr>
+          <w:rFonts w:hint="default" w:ascii="Times New Roman" w:hAnsi="Times New Roman" w:eastAsia="sans-serif" w:cs="Times New Roman"/>
+          <w:sz w:val="26"/>
+          <w:szCs w:val="26"/>
+        </w:rPr>
+        <w:t xml:space="preserve"> (gói tin chắc chắn bị chặn).</w:t>
+      </w:r>
+    </w:p>
+    <w:p>
+      <w:pPr>
+        <w:pStyle w:val="8"/>
+        <w:keepNext w:val="0"/>
+        <w:keepLines w:val="0"/>
+        <w:widowControl/>
+        <w:suppressLineNumbers w:val="0"/>
+        <w:spacing w:before="0" w:beforeAutospacing="0" w:line="360" w:lineRule="auto"/>
+        <w:ind w:left="0" w:right="0"/>
+        <w:rPr>
+          <w:rFonts w:hint="default" w:ascii="Times New Roman" w:hAnsi="Times New Roman" w:eastAsia="sans-serif" w:cs="Times New Roman"/>
+          <w:sz w:val="26"/>
+          <w:szCs w:val="26"/>
+        </w:rPr>
+      </w:pPr>
+      <w:r>
+        <w:rPr>
+          <w:rFonts w:hint="default" w:ascii="Times New Roman" w:hAnsi="Times New Roman" w:eastAsia="sans-serif" w:cs="Times New Roman"/>
+          <w:b/>
+          <w:bCs/>
+          <w:sz w:val="26"/>
+          <w:szCs w:val="26"/>
+        </w:rPr>
+        <w:t>Kiểm tra Log:</w:t>
+      </w:r>
+      <w:r>
+        <w:rPr>
+          <w:rFonts w:hint="default" w:ascii="Times New Roman" w:hAnsi="Times New Roman" w:eastAsia="sans-serif" w:cs="Times New Roman"/>
+          <w:sz w:val="26"/>
+          <w:szCs w:val="26"/>
+        </w:rPr>
+        <w:t xml:space="preserve"> Vào </w:t>
+      </w:r>
+      <w:r>
+        <w:rPr>
+          <w:rFonts w:hint="default" w:ascii="Times New Roman" w:hAnsi="Times New Roman" w:eastAsia="sans-serif" w:cs="Times New Roman"/>
+          <w:b/>
+          <w:bCs/>
+          <w:sz w:val="26"/>
+          <w:szCs w:val="26"/>
+        </w:rPr>
+        <w:t>Status</w:t>
+      </w:r>
+      <w:r>
+        <w:rPr>
+          <w:rFonts w:hint="default" w:ascii="Times New Roman" w:hAnsi="Times New Roman" w:eastAsia="sans-serif" w:cs="Times New Roman"/>
+          <w:sz w:val="26"/>
+          <w:szCs w:val="26"/>
+        </w:rPr>
+        <w:t xml:space="preserve"> $\rightarrow$ </w:t>
+      </w:r>
+      <w:r>
+        <w:rPr>
+          <w:rFonts w:hint="default" w:ascii="Times New Roman" w:hAnsi="Times New Roman" w:eastAsia="sans-serif" w:cs="Times New Roman"/>
+          <w:b/>
+          <w:bCs/>
+          <w:sz w:val="26"/>
+          <w:szCs w:val="26"/>
+        </w:rPr>
+        <w:t>System Logs</w:t>
+      </w:r>
+      <w:r>
+        <w:rPr>
+          <w:rFonts w:hint="default" w:ascii="Times New Roman" w:hAnsi="Times New Roman" w:eastAsia="sans-serif" w:cs="Times New Roman"/>
+          <w:sz w:val="26"/>
+          <w:szCs w:val="26"/>
+        </w:rPr>
+        <w:t xml:space="preserve"> $\rightarrow$ </w:t>
+      </w:r>
+      <w:r>
+        <w:rPr>
+          <w:rFonts w:hint="default" w:ascii="Times New Roman" w:hAnsi="Times New Roman" w:eastAsia="sans-serif" w:cs="Times New Roman"/>
+          <w:b/>
+          <w:bCs/>
+          <w:sz w:val="26"/>
+          <w:szCs w:val="26"/>
+        </w:rPr>
+        <w:t>Firewall</w:t>
+      </w:r>
+      <w:r>
+        <w:rPr>
+          <w:rFonts w:hint="default" w:ascii="Times New Roman" w:hAnsi="Times New Roman" w:eastAsia="sans-serif" w:cs="Times New Roman"/>
+          <w:sz w:val="26"/>
+          <w:szCs w:val="26"/>
+        </w:rPr>
+        <w:t xml:space="preserve"> để chỉ ra chính xác dòng log bị chặn kèm tên rule / ID rule đã kích hoạt.</w:t>
+      </w:r>
+    </w:p>
+    <w:p>
+      <w:pPr>
+        <w:pStyle w:val="8"/>
+        <w:keepNext w:val="0"/>
+        <w:keepLines w:val="0"/>
+        <w:widowControl/>
+        <w:suppressLineNumbers w:val="0"/>
+        <w:spacing w:before="0" w:beforeAutospacing="0" w:line="360" w:lineRule="auto"/>
+        <w:ind w:left="0" w:right="0"/>
+        <w:rPr>
+          <w:rFonts w:hint="default" w:ascii="Times New Roman" w:hAnsi="Times New Roman" w:cs="Times New Roman"/>
+          <w:sz w:val="26"/>
+          <w:szCs w:val="26"/>
+        </w:rPr>
+      </w:pPr>
+      <w:r>
+        <w:rPr>
+          <w:rFonts w:hint="default" w:ascii="Times New Roman" w:hAnsi="Times New Roman" w:cs="Times New Roman"/>
+          <w:sz w:val="26"/>
+          <w:szCs w:val="26"/>
+        </w:rPr>
+        <w:drawing>
+          <wp:inline distT="0" distB="0" distL="114300" distR="114300">
+            <wp:extent cx="5264150" cy="3210560"/>
+            <wp:effectExtent l="9525" t="9525" r="14605" b="10795"/>
+            <wp:docPr id="46" name="Picture 42"/>
+            <wp:cNvGraphicFramePr>
+              <a:graphicFrameLocks xmlns:a="http://schemas.openxmlformats.org/drawingml/2006/main" noChangeAspect="1"/>
+            </wp:cNvGraphicFramePr>
+            <a:graphic xmlns:a="http://schemas.openxmlformats.org/drawingml/2006/main">
+              <a:graphicData uri="http://schemas.openxmlformats.org/drawingml/2006/picture">
+                <pic:pic xmlns:pic="http://schemas.openxmlformats.org/drawingml/2006/picture">
+                  <pic:nvPicPr>
+                    <pic:cNvPr id="46" name="Picture 42"/>
+                    <pic:cNvPicPr>
+                      <a:picLocks noChangeAspect="1"/>
+                    </pic:cNvPicPr>
+                  </pic:nvPicPr>
+                  <pic:blipFill>
+                    <a:blip r:embed="rId47"/>
+                    <a:stretch>
+                      <a:fillRect/>
+                    </a:stretch>
+                  </pic:blipFill>
+                  <pic:spPr>
+                    <a:xfrm>
+                      <a:off x="0" y="0"/>
+                      <a:ext cx="5264150" cy="3210560"/>
+                    </a:xfrm>
+                    <a:prstGeom prst="rect">
+                      <a:avLst/>
+                    </a:prstGeom>
+                    <a:noFill/>
+                    <a:ln>
+                      <a:solidFill>
+                        <a:schemeClr val="tx1"/>
+                      </a:solidFill>
+                    </a:ln>
+                  </pic:spPr>
+                </pic:pic>
+              </a:graphicData>
+            </a:graphic>
+          </wp:inline>
+        </w:drawing>
+      </w:r>
+    </w:p>
+    <w:p>
+      <w:pPr>
+        <w:pStyle w:val="8"/>
+        <w:keepNext w:val="0"/>
+        <w:keepLines w:val="0"/>
+        <w:widowControl/>
+        <w:suppressLineNumbers w:val="0"/>
+        <w:spacing w:before="0" w:beforeAutospacing="0" w:line="360" w:lineRule="auto"/>
+        <w:ind w:left="0" w:right="0"/>
+        <w:rPr>
+          <w:rFonts w:hint="default" w:ascii="Times New Roman" w:hAnsi="Times New Roman" w:cs="Times New Roman"/>
+          <w:sz w:val="26"/>
+          <w:szCs w:val="26"/>
+        </w:rPr>
+      </w:pPr>
+      <w:r>
+        <w:rPr>
+          <w:rFonts w:hint="default" w:ascii="Times New Roman" w:hAnsi="Times New Roman" w:cs="Times New Roman"/>
+          <w:sz w:val="26"/>
+          <w:szCs w:val="26"/>
+        </w:rPr>
+        <w:drawing>
+          <wp:inline distT="0" distB="0" distL="114300" distR="114300">
+            <wp:extent cx="5271770" cy="3027045"/>
+            <wp:effectExtent l="9525" t="9525" r="22225" b="11430"/>
+            <wp:docPr id="47" name="Picture 43"/>
+            <wp:cNvGraphicFramePr>
+              <a:graphicFrameLocks xmlns:a="http://schemas.openxmlformats.org/drawingml/2006/main" noChangeAspect="1"/>
+            </wp:cNvGraphicFramePr>
+            <a:graphic xmlns:a="http://schemas.openxmlformats.org/drawingml/2006/main">
+              <a:graphicData uri="http://schemas.openxmlformats.org/drawingml/2006/picture">
+                <pic:pic xmlns:pic="http://schemas.openxmlformats.org/drawingml/2006/picture">
+                  <pic:nvPicPr>
+                    <pic:cNvPr id="47" name="Picture 43"/>
+                    <pic:cNvPicPr>
+                      <a:picLocks noChangeAspect="1"/>
+                    </pic:cNvPicPr>
+                  </pic:nvPicPr>
+                  <pic:blipFill>
+                    <a:blip r:embed="rId48"/>
+                    <a:stretch>
+                      <a:fillRect/>
+                    </a:stretch>
+                  </pic:blipFill>
+                  <pic:spPr>
+                    <a:xfrm>
+                      <a:off x="0" y="0"/>
+                      <a:ext cx="5271770" cy="3027045"/>
+                    </a:xfrm>
+                    <a:prstGeom prst="rect">
+                      <a:avLst/>
+                    </a:prstGeom>
+                    <a:noFill/>
+                    <a:ln>
+                      <a:solidFill>
+                        <a:schemeClr val="tx1"/>
+                      </a:solidFill>
+                    </a:ln>
+                  </pic:spPr>
+                </pic:pic>
+              </a:graphicData>
+            </a:graphic>
+          </wp:inline>
+        </w:drawing>
+      </w:r>
+    </w:p>
+    <w:p>
+      <w:pPr>
+        <w:pStyle w:val="8"/>
+        <w:keepNext w:val="0"/>
+        <w:keepLines w:val="0"/>
+        <w:widowControl/>
+        <w:suppressLineNumbers w:val="0"/>
+        <w:spacing w:before="0" w:beforeAutospacing="0" w:line="360" w:lineRule="auto"/>
+        <w:ind w:left="0" w:right="0"/>
+        <w:rPr>
+          <w:rFonts w:hint="default" w:ascii="Times New Roman" w:hAnsi="Times New Roman" w:eastAsia="SimSun" w:cs="Times New Roman"/>
+          <w:sz w:val="26"/>
+          <w:szCs w:val="26"/>
+        </w:rPr>
+      </w:pPr>
+      <w:r>
+        <w:rPr>
+          <w:rFonts w:hint="default" w:ascii="Times New Roman" w:hAnsi="Times New Roman" w:eastAsia="SimSun" w:cs="Times New Roman"/>
+          <w:sz w:val="26"/>
+          <w:szCs w:val="26"/>
+          <w:lang w:val="en-US"/>
+        </w:rPr>
+        <w:t>B</w:t>
+      </w:r>
+      <w:r>
+        <w:rPr>
+          <w:rFonts w:hint="default" w:ascii="Times New Roman" w:hAnsi="Times New Roman" w:eastAsia="SimSun" w:cs="Times New Roman"/>
+          <w:sz w:val="26"/>
+          <w:szCs w:val="26"/>
+        </w:rPr>
+        <w:t>ước 2: tạo lưu lượng bị chặn trên domain controller</w:t>
+      </w:r>
+    </w:p>
+    <w:p>
+      <w:pPr>
+        <w:pStyle w:val="8"/>
+        <w:keepNext w:val="0"/>
+        <w:keepLines w:val="0"/>
+        <w:widowControl/>
+        <w:suppressLineNumbers w:val="0"/>
+        <w:spacing w:before="0" w:beforeAutospacing="0" w:line="360" w:lineRule="auto"/>
+        <w:ind w:left="0" w:right="0"/>
+        <w:rPr>
+          <w:rFonts w:hint="default" w:ascii="Times New Roman" w:hAnsi="Times New Roman" w:cs="Times New Roman"/>
+          <w:sz w:val="26"/>
+          <w:szCs w:val="26"/>
+        </w:rPr>
+      </w:pPr>
+      <w:r>
+        <w:rPr>
+          <w:rFonts w:hint="default" w:ascii="Times New Roman" w:hAnsi="Times New Roman" w:cs="Times New Roman"/>
+          <w:sz w:val="26"/>
+          <w:szCs w:val="26"/>
+        </w:rPr>
+        <w:drawing>
+          <wp:inline distT="0" distB="0" distL="114300" distR="114300">
+            <wp:extent cx="5265420" cy="3480435"/>
+            <wp:effectExtent l="0" t="0" r="7620" b="9525"/>
+            <wp:docPr id="48" name="Picture 44"/>
+            <wp:cNvGraphicFramePr>
+              <a:graphicFrameLocks xmlns:a="http://schemas.openxmlformats.org/drawingml/2006/main" noChangeAspect="1"/>
+            </wp:cNvGraphicFramePr>
+            <a:graphic xmlns:a="http://schemas.openxmlformats.org/drawingml/2006/main">
+              <a:graphicData uri="http://schemas.openxmlformats.org/drawingml/2006/picture">
+                <pic:pic xmlns:pic="http://schemas.openxmlformats.org/drawingml/2006/picture">
+                  <pic:nvPicPr>
+                    <pic:cNvPr id="48" name="Picture 44"/>
+                    <pic:cNvPicPr>
+                      <a:picLocks noChangeAspect="1"/>
+                    </pic:cNvPicPr>
+                  </pic:nvPicPr>
+                  <pic:blipFill>
+                    <a:blip r:embed="rId49"/>
+                    <a:stretch>
+                      <a:fillRect/>
+                    </a:stretch>
+                  </pic:blipFill>
+                  <pic:spPr>
+                    <a:xfrm>
+                      <a:off x="0" y="0"/>
+                      <a:ext cx="5265420" cy="3480435"/>
+                    </a:xfrm>
+                    <a:prstGeom prst="rect">
+                      <a:avLst/>
+                    </a:prstGeom>
+                    <a:noFill/>
+                    <a:ln>
+                      <a:noFill/>
+                    </a:ln>
+                  </pic:spPr>
+                </pic:pic>
+              </a:graphicData>
+            </a:graphic>
+          </wp:inline>
+        </w:drawing>
+      </w:r>
+    </w:p>
+    <w:p>
+      <w:pPr>
+        <w:pStyle w:val="8"/>
+        <w:keepNext w:val="0"/>
+        <w:keepLines w:val="0"/>
+        <w:widowControl/>
+        <w:suppressLineNumbers w:val="0"/>
+        <w:spacing w:before="0" w:beforeAutospacing="0" w:line="360" w:lineRule="auto"/>
+        <w:ind w:left="0" w:right="0"/>
+        <w:rPr>
+          <w:rFonts w:hint="default" w:ascii="Times New Roman" w:hAnsi="Times New Roman" w:eastAsia="SimSun" w:cs="Times New Roman"/>
+          <w:sz w:val="26"/>
+          <w:szCs w:val="26"/>
+        </w:rPr>
+      </w:pPr>
+      <w:r>
+        <w:rPr>
+          <w:rFonts w:hint="default" w:ascii="Times New Roman" w:hAnsi="Times New Roman" w:eastAsia="SimSun" w:cs="Times New Roman"/>
+          <w:sz w:val="26"/>
+          <w:szCs w:val="26"/>
+          <w:lang w:val="en-US"/>
+        </w:rPr>
+        <w:t>B</w:t>
+      </w:r>
+      <w:r>
+        <w:rPr>
+          <w:rFonts w:hint="default" w:ascii="Times New Roman" w:hAnsi="Times New Roman" w:eastAsia="SimSun" w:cs="Times New Roman"/>
+          <w:sz w:val="26"/>
+          <w:szCs w:val="26"/>
+        </w:rPr>
+        <w:t xml:space="preserve">ước 3: đọc và trích xuất firewall log trên pfsense </w:t>
+      </w:r>
+    </w:p>
+    <w:p>
+      <w:pPr>
+        <w:pStyle w:val="8"/>
+        <w:keepNext w:val="0"/>
+        <w:keepLines w:val="0"/>
+        <w:widowControl/>
+        <w:suppressLineNumbers w:val="0"/>
+        <w:spacing w:before="0" w:beforeAutospacing="0" w:line="360" w:lineRule="auto"/>
+        <w:ind w:left="0" w:right="0"/>
+        <w:rPr>
+          <w:rFonts w:hint="default" w:ascii="Times New Roman" w:hAnsi="Times New Roman" w:eastAsia="SimSun" w:cs="Times New Roman"/>
+          <w:sz w:val="26"/>
+          <w:szCs w:val="26"/>
+        </w:rPr>
+      </w:pPr>
+      <w:r>
+        <w:rPr>
+          <w:rFonts w:hint="default" w:ascii="Times New Roman" w:hAnsi="Times New Roman" w:cs="Times New Roman"/>
+          <w:sz w:val="26"/>
+          <w:szCs w:val="26"/>
+        </w:rPr>
+        <w:drawing>
+          <wp:inline distT="0" distB="0" distL="114300" distR="114300">
+            <wp:extent cx="5272405" cy="3177540"/>
+            <wp:effectExtent l="9525" t="9525" r="21590" b="13335"/>
+            <wp:docPr id="50" name="Picture 46"/>
+            <wp:cNvGraphicFramePr>
+              <a:graphicFrameLocks xmlns:a="http://schemas.openxmlformats.org/drawingml/2006/main" noChangeAspect="1"/>
+            </wp:cNvGraphicFramePr>
+            <a:graphic xmlns:a="http://schemas.openxmlformats.org/drawingml/2006/main">
+              <a:graphicData uri="http://schemas.openxmlformats.org/drawingml/2006/picture">
+                <pic:pic xmlns:pic="http://schemas.openxmlformats.org/drawingml/2006/picture">
+                  <pic:nvPicPr>
+                    <pic:cNvPr id="50" name="Picture 46"/>
+                    <pic:cNvPicPr>
+                      <a:picLocks noChangeAspect="1"/>
+                    </pic:cNvPicPr>
+                  </pic:nvPicPr>
+                  <pic:blipFill>
+                    <a:blip r:embed="rId50"/>
+                    <a:stretch>
+                      <a:fillRect/>
+                    </a:stretch>
+                  </pic:blipFill>
+                  <pic:spPr>
+                    <a:xfrm>
+                      <a:off x="0" y="0"/>
+                      <a:ext cx="5272405" cy="3177540"/>
+                    </a:xfrm>
+                    <a:prstGeom prst="rect">
+                      <a:avLst/>
+                    </a:prstGeom>
+                    <a:noFill/>
+                    <a:ln>
+                      <a:solidFill>
+                        <a:schemeClr val="tx1"/>
+                      </a:solidFill>
+                    </a:ln>
+                  </pic:spPr>
+                </pic:pic>
+              </a:graphicData>
+            </a:graphic>
+          </wp:inline>
+        </w:drawing>
+      </w:r>
+    </w:p>
+    <w:p>
+      <w:pPr>
+        <w:pStyle w:val="8"/>
+        <w:keepNext w:val="0"/>
+        <w:keepLines w:val="0"/>
+        <w:widowControl/>
+        <w:suppressLineNumbers w:val="0"/>
+        <w:spacing w:before="0" w:beforeAutospacing="0" w:line="360" w:lineRule="auto"/>
+        <w:ind w:left="0" w:right="0"/>
+        <w:rPr>
+          <w:rFonts w:hint="default" w:ascii="Times New Roman" w:hAnsi="Times New Roman" w:eastAsia="SimSun" w:cs="Times New Roman"/>
+          <w:sz w:val="26"/>
+          <w:szCs w:val="26"/>
+        </w:rPr>
+      </w:pPr>
+      <w:r>
+        <w:rPr>
+          <w:rFonts w:hint="default" w:ascii="Times New Roman" w:hAnsi="Times New Roman" w:cs="Times New Roman"/>
+          <w:sz w:val="26"/>
+          <w:szCs w:val="26"/>
+        </w:rPr>
+        <w:drawing>
+          <wp:inline distT="0" distB="0" distL="114300" distR="114300">
+            <wp:extent cx="5268595" cy="1957705"/>
+            <wp:effectExtent l="0" t="0" r="4445" b="8255"/>
+            <wp:docPr id="49" name="Picture 45"/>
+            <wp:cNvGraphicFramePr>
+              <a:graphicFrameLocks xmlns:a="http://schemas.openxmlformats.org/drawingml/2006/main" noChangeAspect="1"/>
+            </wp:cNvGraphicFramePr>
+            <a:graphic xmlns:a="http://schemas.openxmlformats.org/drawingml/2006/main">
+              <a:graphicData uri="http://schemas.openxmlformats.org/drawingml/2006/picture">
+                <pic:pic xmlns:pic="http://schemas.openxmlformats.org/drawingml/2006/picture">
+                  <pic:nvPicPr>
+                    <pic:cNvPr id="49" name="Picture 45"/>
+                    <pic:cNvPicPr>
+                      <a:picLocks noChangeAspect="1"/>
+                    </pic:cNvPicPr>
+                  </pic:nvPicPr>
+                  <pic:blipFill>
+                    <a:blip r:embed="rId51"/>
+                    <a:stretch>
+                      <a:fillRect/>
+                    </a:stretch>
+                  </pic:blipFill>
+                  <pic:spPr>
+                    <a:xfrm>
+                      <a:off x="0" y="0"/>
+                      <a:ext cx="5268595" cy="1957705"/>
+                    </a:xfrm>
+                    <a:prstGeom prst="rect">
+                      <a:avLst/>
+                    </a:prstGeom>
+                    <a:noFill/>
+                    <a:ln>
+                      <a:noFill/>
+                    </a:ln>
+                  </pic:spPr>
+                </pic:pic>
+              </a:graphicData>
+            </a:graphic>
+          </wp:inline>
+        </w:drawing>
+      </w:r>
+    </w:p>
+    <w:p>
+      <w:pPr>
+        <w:numPr>
+          <w:numId w:val="0"/>
+        </w:numPr>
+        <w:spacing w:line="360" w:lineRule="auto"/>
+        <w:jc w:val="both"/>
+        <w:rPr>
+          <w:rFonts w:hint="default" w:ascii="Times New Roman" w:hAnsi="Times New Roman" w:cs="Times New Roman"/>
+          <w:sz w:val="26"/>
+          <w:szCs w:val="26"/>
+          <w:lang w:val="en-US"/>
+        </w:rPr>
+      </w:pPr>
+      <w:r>
+        <w:rPr>
+          <w:rFonts w:hint="default" w:ascii="Times New Roman" w:hAnsi="Times New Roman" w:cs="Times New Roman"/>
+          <w:sz w:val="26"/>
+          <w:szCs w:val="26"/>
+          <w:lang w:val="en-US"/>
+        </w:rPr>
+        <w:t>- Giải thích kết quả:</w:t>
+      </w:r>
+    </w:p>
+    <w:p>
+      <w:pPr>
+        <w:numPr>
+          <w:numId w:val="0"/>
+        </w:numPr>
+        <w:spacing w:line="360" w:lineRule="auto"/>
+        <w:jc w:val="both"/>
+        <w:rPr>
+          <w:rFonts w:hint="default" w:ascii="Times New Roman" w:hAnsi="Times New Roman" w:cs="Times New Roman"/>
+          <w:sz w:val="26"/>
+          <w:szCs w:val="26"/>
+          <w:lang w:val="en-US"/>
+        </w:rPr>
+      </w:pPr>
+      <w:r>
+        <w:rPr>
+          <w:rFonts w:hint="default" w:ascii="Times New Roman" w:hAnsi="Times New Roman" w:cs="Times New Roman"/>
+          <w:sz w:val="26"/>
+          <w:szCs w:val="26"/>
+          <w:lang w:val="en-US"/>
+        </w:rPr>
+        <w:t>+ Gói tin ICMP Echo Request xuất phát từ máy Domain Controller (10.0.0.2) gửi đến 8.8.8.8 bị chặn hoàn toàn theo nguyên lý Top-down Rule Matching do khớp với rule Block ICMP tu LAN with Log được đặt ưu tiên hàng đầu.</w:t>
+      </w:r>
+    </w:p>
+    <w:p>
+      <w:pPr>
+        <w:numPr>
+          <w:numId w:val="0"/>
+        </w:numPr>
+        <w:spacing w:line="360" w:lineRule="auto"/>
+        <w:jc w:val="both"/>
+        <w:rPr>
+          <w:rFonts w:hint="default" w:ascii="Times New Roman" w:hAnsi="Times New Roman" w:cs="Times New Roman"/>
+          <w:sz w:val="26"/>
+          <w:szCs w:val="26"/>
+          <w:lang w:val="en-US"/>
+        </w:rPr>
+      </w:pPr>
+      <w:r>
+        <w:rPr>
+          <w:rFonts w:hint="default" w:ascii="Times New Roman" w:hAnsi="Times New Roman" w:cs="Times New Roman"/>
+          <w:sz w:val="26"/>
+          <w:szCs w:val="26"/>
+          <w:lang w:val="en-US"/>
+        </w:rPr>
+        <w:t>+ Do rule Block đã được kích hoạt thuộc tính Log packets that are handled by this rule, pfSense đã ghi nhận sự kiện vi phạm vào nhật ký hệ thống (System Logs -&gt; Firewall), thể hiện rõ thông tin gói tin gồm Interface LAN, địa chỉ nguồn 10.0.0.2, đích đến 8.8.8.8, giao thức ICMP cùng hành động tương ứng là Block (dấu nhân đỏ).</w:t>
+      </w:r>
+    </w:p>
+    <w:p>
+      <w:pPr>
+        <w:pStyle w:val="2"/>
+        <w:spacing w:before="0" w:line="360" w:lineRule="auto"/>
+        <w:jc w:val="both"/>
+        <w:rPr>
+          <w:rFonts w:hint="default" w:ascii="Times New Roman" w:hAnsi="Times New Roman" w:cs="Times New Roman"/>
+          <w:bCs w:val="0"/>
+          <w:sz w:val="26"/>
+          <w:szCs w:val="26"/>
+        </w:rPr>
+      </w:pPr>
+      <w:bookmarkStart w:id="9" w:name="_Toc242090301"/>
+      <w:r>
+        <w:rPr>
+          <w:rFonts w:hint="default" w:ascii="Times New Roman" w:hAnsi="Times New Roman" w:cs="Times New Roman"/>
+          <w:bCs w:val="0"/>
+          <w:sz w:val="26"/>
+          <w:szCs w:val="26"/>
+        </w:rPr>
+        <w:t>D. CÂU HỎI</w:t>
+      </w:r>
+      <w:bookmarkEnd w:id="9"/>
+    </w:p>
+    <w:p>
+      <w:pPr>
+        <w:spacing w:after="0" w:line="360" w:lineRule="auto"/>
+        <w:jc w:val="both"/>
+        <w:rPr>
+          <w:rFonts w:hint="default" w:ascii="Times New Roman" w:hAnsi="Times New Roman" w:cs="Times New Roman"/>
+          <w:sz w:val="26"/>
+          <w:szCs w:val="26"/>
+        </w:rPr>
+      </w:pPr>
+      <w:r>
+        <w:rPr>
+          <w:rFonts w:hint="default" w:ascii="Times New Roman" w:hAnsi="Times New Roman" w:cs="Times New Roman"/>
+          <w:sz w:val="26"/>
+          <w:szCs w:val="26"/>
+        </w:rPr>
+        <w:t>1. Phân biệt vai trò của NAT và firewall rule trong mô hình.</w:t>
+      </w:r>
+    </w:p>
+    <w:p>
+      <w:pPr>
+        <w:numPr>
+          <w:numId w:val="0"/>
+        </w:numPr>
+        <w:spacing w:line="360" w:lineRule="auto"/>
+        <w:jc w:val="both"/>
+        <w:rPr>
+          <w:rFonts w:hint="default" w:ascii="Times New Roman" w:hAnsi="Times New Roman" w:cs="Times New Roman"/>
+          <w:sz w:val="26"/>
+          <w:szCs w:val="26"/>
+          <w:lang w:val="en-US"/>
+        </w:rPr>
+      </w:pPr>
+      <w:r>
+        <w:rPr>
+          <w:rFonts w:hint="default" w:ascii="Times New Roman" w:hAnsi="Times New Roman" w:cs="Times New Roman"/>
+          <w:sz w:val="26"/>
+          <w:szCs w:val="26"/>
+          <w:lang w:val="en-US"/>
+        </w:rPr>
+        <w:t xml:space="preserve">- NAT (Network Address Translation): Đảm nhiệm việc chuyển đổi địa chỉ IP và số hiệu cổng (Port) giữa các mạng khác nhau (như Outbound NAT cho dải LAN dùng chung một IP WAN để ra ngoài Internet, hoặc Port Forwarding để ánh xạ cổng WAN vào máy chủ DMZ) mà không quyết định việc gói tin có được phép lưu thông hay không.   </w:t>
+      </w:r>
+    </w:p>
+    <w:p>
+      <w:pPr>
+        <w:numPr>
+          <w:numId w:val="0"/>
+        </w:numPr>
+        <w:spacing w:line="360" w:lineRule="auto"/>
+        <w:jc w:val="both"/>
+        <w:rPr>
+          <w:rFonts w:hint="default" w:ascii="Times New Roman" w:hAnsi="Times New Roman" w:cs="Times New Roman"/>
+          <w:sz w:val="26"/>
+          <w:szCs w:val="26"/>
+          <w:lang w:val="en-US"/>
+        </w:rPr>
+      </w:pPr>
+      <w:r>
+        <w:rPr>
+          <w:rFonts w:hint="default" w:ascii="Times New Roman" w:hAnsi="Times New Roman" w:cs="Times New Roman"/>
+          <w:sz w:val="26"/>
+          <w:szCs w:val="26"/>
+          <w:lang w:val="en-US"/>
+        </w:rPr>
+        <w:t>- Firewall Rule: Đảm nhiệm việc kiểm soát và thực thi chính sách bảo mật (Access Control), chịu trách nhiệm phân tích các tiêu chí của gói tin (IP nguồn/đích, giao thức, cổng) để đưa ra hành động cho phép (Pass), từ chối ngầm (Drop/Block) hoặc từ chối kèm phản hồi (Reject)</w:t>
+      </w:r>
+    </w:p>
+    <w:p>
+      <w:pPr>
+        <w:spacing w:after="0" w:line="360" w:lineRule="auto"/>
+        <w:jc w:val="both"/>
+        <w:rPr>
+          <w:rFonts w:hint="default" w:ascii="Times New Roman" w:hAnsi="Times New Roman" w:cs="Times New Roman"/>
+          <w:sz w:val="26"/>
+          <w:szCs w:val="26"/>
+        </w:rPr>
+      </w:pPr>
+      <w:r>
+        <w:rPr>
+          <w:rFonts w:hint="default" w:ascii="Times New Roman" w:hAnsi="Times New Roman" w:cs="Times New Roman"/>
+          <w:sz w:val="26"/>
+          <w:szCs w:val="26"/>
+        </w:rPr>
+        <w:t>2. Vì sao nên tách máy chủ Web/Mail/FTP vào DMZ thay vì đặt trong LAN?</w:t>
+      </w:r>
+    </w:p>
+    <w:p>
+      <w:pPr>
+        <w:numPr>
+          <w:numId w:val="0"/>
+        </w:numPr>
+        <w:spacing w:line="360" w:lineRule="auto"/>
+        <w:jc w:val="both"/>
+        <w:rPr>
+          <w:rFonts w:hint="default" w:ascii="Times New Roman" w:hAnsi="Times New Roman" w:cs="Times New Roman"/>
+          <w:sz w:val="26"/>
+          <w:szCs w:val="26"/>
+          <w:lang w:val="en-US"/>
+        </w:rPr>
+      </w:pPr>
+      <w:r>
+        <w:rPr>
+          <w:rFonts w:hint="default" w:ascii="Times New Roman" w:hAnsi="Times New Roman" w:cs="Times New Roman"/>
+          <w:sz w:val="26"/>
+          <w:szCs w:val="26"/>
+          <w:lang w:val="en-US"/>
+        </w:rPr>
+        <w:t xml:space="preserve">- Các máy chủ dịch vụ công khai (Web/Mail/FTP) phải mở cổng kết nối ra ngoài Internet nên có nguy cơ bị tấn công, khai thác lỗ hổng cao nhất.   </w:t>
+      </w:r>
+    </w:p>
+    <w:p>
+      <w:pPr>
+        <w:numPr>
+          <w:numId w:val="0"/>
+        </w:numPr>
+        <w:spacing w:line="360" w:lineRule="auto"/>
+        <w:jc w:val="both"/>
+        <w:rPr>
+          <w:rFonts w:hint="default" w:ascii="Times New Roman" w:hAnsi="Times New Roman" w:cs="Times New Roman"/>
+          <w:sz w:val="26"/>
+          <w:szCs w:val="26"/>
+          <w:lang w:val="en-US"/>
+        </w:rPr>
+      </w:pPr>
+      <w:r>
+        <w:rPr>
+          <w:rFonts w:hint="default" w:ascii="Times New Roman" w:hAnsi="Times New Roman" w:cs="Times New Roman"/>
+          <w:sz w:val="26"/>
+          <w:szCs w:val="26"/>
+          <w:lang w:val="en-US"/>
+        </w:rPr>
+        <w:t xml:space="preserve">- Tách chúng vào phân vùng DMZ giúp cô lập rủi ro: nếu một máy chủ DMZ bị tin tặc chiếm quyền điều khiển, chính sách firewall sẽ ngăn chặn kẻ tấn công lợi dụng vị trí đó để xâm nhập ngang sang vùng LAN (nơi chứa Domain Controller, máy tính cá nhân và cơ sở dữ liệu nội bộ quan trọng).  </w:t>
+      </w:r>
+    </w:p>
+    <w:p>
+      <w:pPr>
+        <w:spacing w:after="0" w:line="360" w:lineRule="auto"/>
+        <w:jc w:val="both"/>
+        <w:rPr>
+          <w:rFonts w:hint="default" w:ascii="Times New Roman" w:hAnsi="Times New Roman" w:cs="Times New Roman"/>
+          <w:sz w:val="26"/>
+          <w:szCs w:val="26"/>
+        </w:rPr>
+      </w:pPr>
+      <w:r>
+        <w:rPr>
+          <w:rFonts w:hint="default" w:ascii="Times New Roman" w:hAnsi="Times New Roman" w:cs="Times New Roman"/>
+          <w:sz w:val="26"/>
+          <w:szCs w:val="26"/>
+        </w:rPr>
+        <w:t>3. Nếu rule Block nằm dưới một rule Pass tổng quát thì kết quả có thể như thế nào?</w:t>
+      </w:r>
+    </w:p>
+    <w:p>
+      <w:pPr>
+        <w:numPr>
+          <w:numId w:val="0"/>
+        </w:numPr>
+        <w:spacing w:line="360" w:lineRule="auto"/>
+        <w:jc w:val="both"/>
+        <w:rPr>
+          <w:rFonts w:hint="default" w:ascii="Times New Roman" w:hAnsi="Times New Roman" w:cs="Times New Roman"/>
+          <w:sz w:val="26"/>
+          <w:szCs w:val="26"/>
+          <w:lang w:val="en-US"/>
+        </w:rPr>
+      </w:pPr>
+      <w:r>
+        <w:rPr>
+          <w:rFonts w:hint="default" w:ascii="Times New Roman" w:hAnsi="Times New Roman" w:cs="Times New Roman"/>
+          <w:sz w:val="26"/>
+          <w:szCs w:val="26"/>
+          <w:lang w:val="en-US"/>
+        </w:rPr>
+        <w:t xml:space="preserve">Kết quả: Rule Block sẽ hoàn toàn vô hiệu hóa.   </w:t>
+      </w:r>
+    </w:p>
+    <w:p>
+      <w:pPr>
+        <w:numPr>
+          <w:numId w:val="0"/>
+        </w:numPr>
+        <w:spacing w:line="360" w:lineRule="auto"/>
+        <w:jc w:val="both"/>
+        <w:rPr>
+          <w:rFonts w:hint="default" w:ascii="Times New Roman" w:hAnsi="Times New Roman" w:cs="Times New Roman"/>
+          <w:sz w:val="26"/>
+          <w:szCs w:val="26"/>
+          <w:lang w:val="en-US"/>
+        </w:rPr>
+      </w:pPr>
+      <w:r>
+        <w:rPr>
+          <w:rFonts w:hint="default" w:ascii="Times New Roman" w:hAnsi="Times New Roman" w:cs="Times New Roman"/>
+          <w:sz w:val="26"/>
+          <w:szCs w:val="26"/>
+          <w:lang w:val="en-US"/>
+        </w:rPr>
+        <w:t>- Giải thích: pfSense hoạt động theo cơ chế Top-down Rule Matching (First-Match Wins). Khi gói tin đi vào giao diện mạng, firewall sẽ so khớp từ trên xuống dưới; ngay khi gặp rule Pass tổng quát (ví dụ Pass Any to Any) thỏa mãn điều kiện, gói tin lập tức được cho phép qua và firewall dừng việc quét các rule còn lại, khiến rule Block phía dưới không bao giờ được kiểm tra tới.</w:t>
+      </w:r>
+    </w:p>
+    <w:p>
+      <w:pPr>
+        <w:spacing w:after="0" w:line="360" w:lineRule="auto"/>
+        <w:jc w:val="both"/>
+        <w:rPr>
+          <w:rFonts w:hint="default" w:ascii="Times New Roman" w:hAnsi="Times New Roman" w:cs="Times New Roman"/>
+          <w:sz w:val="26"/>
+          <w:szCs w:val="26"/>
+        </w:rPr>
+      </w:pPr>
+      <w:r>
+        <w:rPr>
+          <w:rFonts w:hint="default" w:ascii="Times New Roman" w:hAnsi="Times New Roman" w:cs="Times New Roman"/>
+          <w:sz w:val="26"/>
+          <w:szCs w:val="26"/>
+        </w:rPr>
+        <w:t>4. Muốn chặn ping nhưng vẫn cho truy cập web, cần cấu hình các rule nào?</w:t>
+      </w:r>
+    </w:p>
+    <w:p>
+      <w:pPr>
+        <w:numPr>
+          <w:numId w:val="0"/>
+        </w:numPr>
+        <w:spacing w:line="360" w:lineRule="auto"/>
+        <w:jc w:val="both"/>
+        <w:rPr>
+          <w:rFonts w:hint="default" w:ascii="Times New Roman" w:hAnsi="Times New Roman" w:cs="Times New Roman"/>
+          <w:sz w:val="26"/>
+          <w:szCs w:val="26"/>
+          <w:lang w:val="en-US"/>
+        </w:rPr>
+      </w:pPr>
+      <w:r>
+        <w:rPr>
+          <w:rFonts w:hint="default" w:ascii="Times New Roman" w:hAnsi="Times New Roman" w:cs="Times New Roman"/>
+          <w:sz w:val="26"/>
+          <w:szCs w:val="26"/>
+          <w:lang w:val="en-US"/>
+        </w:rPr>
+        <w:t xml:space="preserve">Cần cấu hình tối thiểu 3 rule trên giao diện LAN theo đúng thứ tự từ trên xuống dưới như sau:   </w:t>
+      </w:r>
+    </w:p>
+    <w:p>
+      <w:pPr>
+        <w:numPr>
+          <w:numId w:val="0"/>
+        </w:numPr>
+        <w:spacing w:line="360" w:lineRule="auto"/>
+        <w:jc w:val="both"/>
+        <w:rPr>
+          <w:rFonts w:hint="default" w:ascii="Times New Roman" w:hAnsi="Times New Roman" w:cs="Times New Roman"/>
+          <w:sz w:val="26"/>
+          <w:szCs w:val="26"/>
+          <w:lang w:val="en-US"/>
+        </w:rPr>
+      </w:pPr>
+      <w:r>
+        <w:rPr>
+          <w:rFonts w:hint="default" w:ascii="Times New Roman" w:hAnsi="Times New Roman" w:cs="Times New Roman"/>
+          <w:sz w:val="26"/>
+          <w:szCs w:val="26"/>
+          <w:lang w:val="en-US"/>
+        </w:rPr>
+        <w:t xml:space="preserve">- Rule 1 (Trên cùng): Block | Protocol: ICMP | Source: LAN net | Destination: Any (để chặn toàn bộ gói tin ping).   </w:t>
+      </w:r>
+    </w:p>
+    <w:p>
+      <w:pPr>
+        <w:numPr>
+          <w:numId w:val="0"/>
+        </w:numPr>
+        <w:spacing w:line="360" w:lineRule="auto"/>
+        <w:jc w:val="both"/>
+        <w:rPr>
+          <w:rFonts w:hint="default" w:ascii="Times New Roman" w:hAnsi="Times New Roman" w:cs="Times New Roman"/>
+          <w:sz w:val="26"/>
+          <w:szCs w:val="26"/>
+          <w:lang w:val="en-US"/>
+        </w:rPr>
+      </w:pPr>
+      <w:r>
+        <w:rPr>
+          <w:rFonts w:hint="default" w:ascii="Times New Roman" w:hAnsi="Times New Roman" w:cs="Times New Roman"/>
+          <w:sz w:val="26"/>
+          <w:szCs w:val="26"/>
+          <w:lang w:val="en-US"/>
+        </w:rPr>
+        <w:t xml:space="preserve">- Rule 2: Pass | Protocol: UDP/TCP | Port: 53 (DNS) | Source: LAN net | Destination: Any (cho phép phân giải tên miền web).   </w:t>
+      </w:r>
+    </w:p>
+    <w:p>
+      <w:pPr>
+        <w:numPr>
+          <w:numId w:val="0"/>
+        </w:numPr>
+        <w:spacing w:line="360" w:lineRule="auto"/>
+        <w:jc w:val="both"/>
+        <w:rPr>
+          <w:rFonts w:hint="default" w:ascii="Times New Roman" w:hAnsi="Times New Roman" w:cs="Times New Roman"/>
+          <w:sz w:val="26"/>
+          <w:szCs w:val="26"/>
+          <w:lang w:val="en-US"/>
+        </w:rPr>
+      </w:pPr>
+      <w:r>
+        <w:rPr>
+          <w:rFonts w:hint="default" w:ascii="Times New Roman" w:hAnsi="Times New Roman" w:cs="Times New Roman"/>
+          <w:sz w:val="26"/>
+          <w:szCs w:val="26"/>
+          <w:lang w:val="en-US"/>
+        </w:rPr>
+        <w:t xml:space="preserve">- Rule 3 (Dưới cùng): Pass | Protocol: TCP | Port: 80 (HTTP), 443 (HTTPS) | Source: LAN net | Destination: Any (cho phép truy cập duyệt web).  </w:t>
+      </w:r>
+    </w:p>
+    <w:p>
+      <w:pPr>
+        <w:spacing w:after="0" w:line="360" w:lineRule="auto"/>
+        <w:jc w:val="both"/>
+        <w:rPr>
+          <w:rFonts w:hint="default" w:ascii="Times New Roman" w:hAnsi="Times New Roman" w:cs="Times New Roman"/>
+          <w:sz w:val="26"/>
+          <w:szCs w:val="26"/>
+        </w:rPr>
+      </w:pPr>
+      <w:r>
+        <w:rPr>
+          <w:rFonts w:hint="default" w:ascii="Times New Roman" w:hAnsi="Times New Roman" w:cs="Times New Roman"/>
+          <w:sz w:val="26"/>
+          <w:szCs w:val="26"/>
+        </w:rPr>
+        <w:t>5. Logging của firewall giúp ích gì trong xử lý sự cố?</w:t>
+      </w:r>
+    </w:p>
+    <w:p>
+      <w:pPr>
+        <w:numPr>
+          <w:numId w:val="0"/>
+        </w:numPr>
+        <w:spacing w:line="360" w:lineRule="auto"/>
+        <w:jc w:val="both"/>
+        <w:rPr>
+          <w:rFonts w:hint="default" w:ascii="Times New Roman" w:hAnsi="Times New Roman" w:cs="Times New Roman"/>
+          <w:sz w:val="26"/>
+          <w:szCs w:val="26"/>
+          <w:lang w:val="en-US"/>
+        </w:rPr>
+      </w:pPr>
+      <w:r>
+        <w:rPr>
+          <w:rFonts w:hint="default" w:ascii="Times New Roman" w:hAnsi="Times New Roman" w:cs="Times New Roman"/>
+          <w:sz w:val="26"/>
+          <w:szCs w:val="26"/>
+          <w:lang w:val="en-US"/>
+        </w:rPr>
+        <w:t xml:space="preserve">- Xác thực và định danh nguyên nhân: Giúp người quản trị biết chính xác gói tin đang bị chặn (Block) hay cho phép (Pass) bởi rule nào thông qua Tracking ID / Tên rule, thay vì phải đoán mò.   </w:t>
+      </w:r>
+    </w:p>
+    <w:p>
+      <w:pPr>
+        <w:numPr>
+          <w:numId w:val="0"/>
+        </w:numPr>
+        <w:spacing w:line="360" w:lineRule="auto"/>
+        <w:jc w:val="both"/>
+        <w:rPr>
+          <w:rFonts w:hint="default" w:ascii="Times New Roman" w:hAnsi="Times New Roman" w:cs="Times New Roman"/>
+          <w:sz w:val="26"/>
+          <w:szCs w:val="26"/>
+          <w:lang w:val="en-US"/>
+        </w:rPr>
+      </w:pPr>
+      <w:r>
+        <w:rPr>
+          <w:rFonts w:hint="default" w:ascii="Times New Roman" w:hAnsi="Times New Roman" w:cs="Times New Roman"/>
+          <w:sz w:val="26"/>
+          <w:szCs w:val="26"/>
+          <w:lang w:val="en-US"/>
+        </w:rPr>
+        <w:t xml:space="preserve">- Điều tra và giám sát bất thường: Hỗ trợ phát hiện các hành vi quét cổng (Port scanning), dò quét tấn công từ mạng ngoài vào WAN, hoặc các kết nối bất thường phát sinh từ mã độc bên trong mạng nội bộ.   </w:t>
+      </w:r>
+    </w:p>
+    <w:p>
+      <w:pPr>
+        <w:numPr>
+          <w:numId w:val="0"/>
+        </w:numPr>
+        <w:spacing w:line="360" w:lineRule="auto"/>
+        <w:jc w:val="both"/>
+        <w:rPr>
+          <w:rFonts w:hint="default" w:ascii="Times New Roman" w:hAnsi="Times New Roman" w:cs="Times New Roman"/>
+          <w:sz w:val="26"/>
+          <w:szCs w:val="26"/>
+          <w:lang w:val="en-US"/>
+        </w:rPr>
+      </w:pPr>
+      <w:r>
+        <w:rPr>
+          <w:rFonts w:hint="default" w:ascii="Times New Roman" w:hAnsi="Times New Roman" w:cs="Times New Roman"/>
+          <w:sz w:val="26"/>
+          <w:szCs w:val="26"/>
+          <w:lang w:val="en-US"/>
+        </w:rPr>
+        <w:t xml:space="preserve">- Đối chiếu phân tích lưu lượng: Dễ dàng kiểm tra các tham số gói tin thực tế (IP nguồn, IP đích, giao thức, cổng) có đúng với kỳ vọng cấu hình của hệ thống mạng hay không.    </w:t>
+      </w:r>
+    </w:p>
+    <w:p>
+      <w:pPr>
+        <w:spacing w:after="0" w:line="360" w:lineRule="auto"/>
+        <w:jc w:val="both"/>
+        <w:rPr>
+          <w:rFonts w:hint="default" w:ascii="Times New Roman" w:hAnsi="Times New Roman" w:cs="Times New Roman"/>
+          <w:sz w:val="26"/>
+          <w:szCs w:val="26"/>
+        </w:rPr>
+      </w:pPr>
+      <w:r>
+        <w:rPr>
+          <w:rFonts w:hint="default" w:ascii="Times New Roman" w:hAnsi="Times New Roman" w:cs="Times New Roman"/>
+          <w:sz w:val="26"/>
+          <w:szCs w:val="26"/>
+        </w:rPr>
+        <w:t>6. Nêu ít nhất ba biện pháp hardening cho pfSense trong mô hình này.</w:t>
+      </w:r>
+    </w:p>
+    <w:p>
+      <w:pPr>
+        <w:numPr>
+          <w:numId w:val="0"/>
+        </w:numPr>
+        <w:spacing w:line="360" w:lineRule="auto"/>
+        <w:jc w:val="both"/>
+        <w:rPr>
+          <w:rFonts w:hint="default" w:ascii="Times New Roman" w:hAnsi="Times New Roman" w:cs="Times New Roman"/>
+          <w:sz w:val="26"/>
+          <w:szCs w:val="26"/>
+          <w:lang w:val="en-US"/>
+        </w:rPr>
+      </w:pPr>
+      <w:r>
+        <w:rPr>
+          <w:rFonts w:hint="default" w:ascii="Times New Roman" w:hAnsi="Times New Roman" w:cs="Times New Roman"/>
+          <w:sz w:val="26"/>
+          <w:szCs w:val="26"/>
+          <w:lang w:val="en-US"/>
+        </w:rPr>
+        <w:t xml:space="preserve">- Đổi cổng dịch vụ WebGUI và vô hiệu hóa quản trị từ cổng WAN: Chuyển cổng truy cập WebGUI mặc định từ 443 sang cổng tùy chỉnh, ép sử dụng giao thức HTTPS và chỉ cho phép quản trị thông qua dải mạng LAN an toàn (ngăn chặn mọi truy cập WebGUI từ cổng WAN).  </w:t>
+      </w:r>
+    </w:p>
+    <w:p>
+      <w:pPr>
+        <w:numPr>
+          <w:numId w:val="0"/>
+        </w:numPr>
+        <w:spacing w:line="360" w:lineRule="auto"/>
+        <w:jc w:val="both"/>
+        <w:rPr>
+          <w:rFonts w:hint="default" w:ascii="Times New Roman" w:hAnsi="Times New Roman" w:cs="Times New Roman"/>
+          <w:sz w:val="26"/>
+          <w:szCs w:val="26"/>
+          <w:lang w:val="en-US"/>
+        </w:rPr>
+      </w:pPr>
+      <w:r>
+        <w:rPr>
+          <w:rFonts w:hint="default" w:ascii="Times New Roman" w:hAnsi="Times New Roman" w:cs="Times New Roman"/>
+          <w:sz w:val="26"/>
+          <w:szCs w:val="26"/>
+          <w:lang w:val="en-US"/>
+        </w:rPr>
+        <w:t xml:space="preserve">- Kích hoạt bộ lọc RFC1918 và Bogon Networks trên WAN: Luôn bật tính năng Block private networks and loopback addresses cùng với Block bogon networks trên interface WAN ở môi trường thực tế để chống giả mạo địa chỉ IP (IP Spoofing).   </w:t>
+      </w:r>
+    </w:p>
+    <w:p>
+      <w:pPr>
+        <w:numPr>
+          <w:numId w:val="0"/>
+        </w:numPr>
+        <w:spacing w:line="360" w:lineRule="auto"/>
+        <w:jc w:val="both"/>
+        <w:rPr>
+          <w:rFonts w:hint="default" w:ascii="Times New Roman" w:hAnsi="Times New Roman" w:cs="Times New Roman"/>
+          <w:sz w:val="26"/>
+          <w:szCs w:val="26"/>
+          <w:lang w:val="en-US"/>
+        </w:rPr>
+      </w:pPr>
+      <w:r>
+        <w:rPr>
+          <w:rFonts w:hint="default" w:ascii="Times New Roman" w:hAnsi="Times New Roman" w:cs="Times New Roman"/>
+          <w:sz w:val="26"/>
+          <w:szCs w:val="26"/>
+          <w:lang w:val="en-US"/>
+        </w:rPr>
+        <w:t>- Thắt chặt tài khoản và triển khai xác thực an toàn: Đổi mật khẩu mặc định của tài khoản admin thành mật khẩu có độ phức tạp cao, tạo tài khoản quản trị riêng, bật xác thực hai yếu tố (2FA/TOTP) và cấu hình giới hạn số lần đăng nhập sai để chống tấn công brute-force.</w:t>
+      </w:r>
+    </w:p>
+    <w:p>
+      <w:pPr>
+        <w:numPr>
+          <w:numId w:val="0"/>
+        </w:numPr>
+        <w:spacing w:line="360" w:lineRule="auto"/>
+        <w:jc w:val="both"/>
         <w:rPr>
           <w:rFonts w:hint="default" w:ascii="Times New Roman" w:hAnsi="Times New Roman" w:cs="Times New Roman"/>
           <w:sz w:val="26"/>
@@ -549,6 +5076,26 @@
     </w:sectPr>
   </w:body>
 </w:document>
+</file>
+
+<file path=word/numbering.xml><?xml version="1.0" encoding="utf-8"?>
+<w:numbering xmlns:wpc="http://schemas.microsoft.com/office/word/2010/wordprocessingCanvas" xmlns:mc="http://schemas.openxmlformats.org/markup-compatibility/2006" xmlns:o="urn:schemas-microsoft-com:office:office" xmlns:r="http://schemas.openxmlformats.org/officeDocument/2006/relationships" xmlns:m="http://schemas.openxmlformats.org/officeDocument/2006/math" xmlns:v="urn:schemas-microsoft-com:vml" xmlns:wp14="http://schemas.microsoft.com/office/word/2010/wordprocessingDrawing" xmlns:wp="http://schemas.openxmlformats.org/drawingml/2006/wordprocessingDrawing" xmlns:w10="urn:schemas-microsoft-com:office:word" xmlns:w="http://schemas.openxmlformats.org/wordprocessingml/2006/main" xmlns:w14="http://schemas.microsoft.com/office/word/2010/wordml" xmlns:wpg="http://schemas.microsoft.com/office/word/2010/wordprocessingGroup" xmlns:wpi="http://schemas.microsoft.com/office/word/2010/wordprocessingInk" xmlns:wne="http://schemas.microsoft.com/office/word/2006/wordml" xmlns:wps="http://schemas.microsoft.com/office/word/2010/wordprocessingShape" xmlns:wpsCustomData="http://www.wps.cn/officeDocument/2013/wpsCustomData" mc:Ignorable="w14 wp14">
+  <w:abstractNum w:abstractNumId="0">
+    <w:nsid w:val="7658E1CD"/>
+    <w:multiLevelType w:val="singleLevel"/>
+    <w:tmpl w:val="7658E1CD"/>
+    <w:lvl w:ilvl="0" w:tentative="0">
+      <w:start w:val="3"/>
+      <w:numFmt w:val="upperLetter"/>
+      <w:suff w:val="space"/>
+      <w:lvlText w:val="%1."/>
+      <w:lvlJc w:val="left"/>
+    </w:lvl>
+  </w:abstractNum>
+  <w:num w:numId="1">
+    <w:abstractNumId w:val="0"/>
+  </w:num>
+</w:numbering>
 </file>
 
 <file path=word/styles.xml><?xml version="1.0" encoding="utf-8"?>
@@ -563,8 +5110,8 @@
   </w:docDefaults>
   <w:latentStyles w:count="260" w:defQFormat="0" w:defUnhideWhenUsed="1" w:defSemiHidden="1" w:defUIPriority="99" w:defLockedState="0">
     <w:lsdException w:qFormat="1" w:unhideWhenUsed="0" w:uiPriority="0" w:semiHidden="0" w:name="Normal"/>
-    <w:lsdException w:qFormat="1" w:unhideWhenUsed="0" w:uiPriority="0" w:semiHidden="0" w:name="heading 1"/>
-    <w:lsdException w:qFormat="1" w:uiPriority="0" w:name="heading 2"/>
+    <w:lsdException w:qFormat="1" w:unhideWhenUsed="0" w:uiPriority="9" w:semiHidden="0" w:name="heading 1"/>
+    <w:lsdException w:qFormat="1" w:uiPriority="9" w:semiHidden="0" w:name="heading 2"/>
     <w:lsdException w:qFormat="1" w:uiPriority="0" w:name="heading 3"/>
     <w:lsdException w:qFormat="1" w:uiPriority="0" w:name="heading 4"/>
     <w:lsdException w:qFormat="1" w:uiPriority="0" w:name="heading 5"/>
@@ -647,7 +5194,7 @@
     <w:lsdException w:unhideWhenUsed="0" w:uiPriority="0" w:semiHidden="0" w:name="Body Text Indent 2"/>
     <w:lsdException w:unhideWhenUsed="0" w:uiPriority="0" w:semiHidden="0" w:name="Body Text Indent 3"/>
     <w:lsdException w:unhideWhenUsed="0" w:uiPriority="0" w:semiHidden="0" w:name="Block Text"/>
-    <w:lsdException w:unhideWhenUsed="0" w:uiPriority="0" w:semiHidden="0" w:name="Hyperlink"/>
+    <w:lsdException w:qFormat="1" w:unhideWhenUsed="0" w:uiPriority="0" w:semiHidden="0" w:name="Hyperlink"/>
     <w:lsdException w:unhideWhenUsed="0" w:uiPriority="0" w:semiHidden="0" w:name="FollowedHyperlink"/>
     <w:lsdException w:qFormat="1" w:unhideWhenUsed="0" w:uiPriority="0" w:semiHidden="0" w:name="Strong"/>
     <w:lsdException w:qFormat="1" w:unhideWhenUsed="0" w:uiPriority="0" w:semiHidden="0" w:name="Emphasis"/>
@@ -820,13 +5367,56 @@
       <w:lang w:val="en-US" w:eastAsia="zh-CN" w:bidi="ar-SA"/>
     </w:rPr>
   </w:style>
-  <w:style w:type="character" w:default="1" w:styleId="2">
+  <w:style w:type="paragraph" w:styleId="2">
+    <w:name w:val="heading 1"/>
+    <w:basedOn w:val="1"/>
+    <w:next w:val="1"/>
+    <w:qFormat/>
+    <w:uiPriority w:val="9"/>
+    <w:pPr>
+      <w:keepNext/>
+      <w:keepLines/>
+      <w:spacing w:before="480" w:after="0"/>
+      <w:outlineLvl w:val="0"/>
+    </w:pPr>
+    <w:rPr>
+      <w:rFonts w:asciiTheme="majorHAnsi" w:hAnsiTheme="majorHAnsi" w:eastAsiaTheme="majorEastAsia" w:cstheme="majorBidi"/>
+      <w:b/>
+      <w:bCs/>
+      <w:color w:val="1F5E91"/>
+      <w:sz w:val="32"/>
+      <w:szCs w:val="28"/>
+    </w:rPr>
+  </w:style>
+  <w:style w:type="paragraph" w:styleId="3">
+    <w:name w:val="heading 2"/>
+    <w:basedOn w:val="1"/>
+    <w:next w:val="1"/>
+    <w:unhideWhenUsed/>
+    <w:qFormat/>
+    <w:uiPriority w:val="9"/>
+    <w:pPr>
+      <w:keepNext/>
+      <w:keepLines/>
+      <w:spacing w:before="200" w:after="0"/>
+      <w:outlineLvl w:val="1"/>
+    </w:pPr>
+    <w:rPr>
+      <w:rFonts w:asciiTheme="majorHAnsi" w:hAnsiTheme="majorHAnsi" w:eastAsiaTheme="majorEastAsia" w:cstheme="majorBidi"/>
+      <w:b/>
+      <w:bCs/>
+      <w:color w:val="1F5E91"/>
+      <w:sz w:val="26"/>
+      <w:szCs w:val="26"/>
+    </w:rPr>
+  </w:style>
+  <w:style w:type="character" w:default="1" w:styleId="4">
     <w:name w:val="Default Paragraph Font"/>
     <w:semiHidden/>
     <w:qFormat/>
     <w:uiPriority w:val="0"/>
   </w:style>
-  <w:style w:type="table" w:default="1" w:styleId="3">
+  <w:style w:type="table" w:default="1" w:styleId="5">
     <w:name w:val="Normal Table"/>
     <w:semiHidden/>
     <w:qFormat/>
@@ -840,13 +5430,39 @@
       </w:tblCellMar>
     </w:tblPr>
   </w:style>
-  <w:style w:type="character" w:styleId="4">
+  <w:style w:type="character" w:styleId="6">
+    <w:name w:val="HTML Code"/>
+    <w:basedOn w:val="4"/>
+    <w:uiPriority w:val="0"/>
+    <w:rPr>
+      <w:rFonts w:ascii="Courier New" w:hAnsi="Courier New" w:cs="Courier New"/>
+      <w:sz w:val="20"/>
+      <w:szCs w:val="20"/>
+    </w:rPr>
+  </w:style>
+  <w:style w:type="character" w:styleId="7">
     <w:name w:val="Hyperlink"/>
-    <w:basedOn w:val="2"/>
+    <w:basedOn w:val="4"/>
+    <w:qFormat/>
     <w:uiPriority w:val="0"/>
     <w:rPr>
       <w:color w:val="0000FF"/>
       <w:u w:val="single"/>
+    </w:rPr>
+  </w:style>
+  <w:style w:type="paragraph" w:styleId="8">
+    <w:name w:val="Normal (Web)"/>
+    <w:uiPriority w:val="0"/>
+    <w:pPr>
+      <w:spacing w:before="0" w:beforeAutospacing="1" w:after="0" w:afterAutospacing="1"/>
+      <w:ind w:left="0" w:right="0"/>
+      <w:jc w:val="left"/>
+    </w:pPr>
+    <w:rPr>
+      <w:kern w:val="0"/>
+      <w:sz w:val="24"/>
+      <w:szCs w:val="24"/>
+      <w:lang w:val="en-US" w:eastAsia="zh-CN" w:bidi="ar"/>
     </w:rPr>
   </w:style>
 </w:styles>

--- a/LAB5/11_ĐH_CNPM2-LAB5_1150080113-ChauThiNgocQuyen.docx
+++ b/LAB5/11_ĐH_CNPM2-LAB5_1150080113-ChauThiNgocQuyen.docx
@@ -168,6 +168,73 @@
           <w:lang w:val="en-US"/>
         </w:rPr>
       </w:pPr>
+      <w:r>
+        <w:rPr>
+          <w:rFonts w:hint="default" w:ascii="Times New Roman" w:hAnsi="Times New Roman" w:cs="Times New Roman"/>
+          <w:sz w:val="26"/>
+          <w:szCs w:val="26"/>
+          <w:lang w:val="en-US"/>
+        </w:rPr>
+        <w:t xml:space="preserve">Video Liên quan - </w:t>
+      </w:r>
+      <w:r>
+        <w:rPr>
+          <w:rFonts w:hint="default" w:ascii="Times New Roman" w:hAnsi="Times New Roman" w:cs="Times New Roman"/>
+          <w:sz w:val="26"/>
+          <w:szCs w:val="26"/>
+          <w:lang w:val="en-US"/>
+        </w:rPr>
+        <w:fldChar w:fldCharType="begin"/>
+      </w:r>
+      <w:r>
+        <w:rPr>
+          <w:rFonts w:hint="default" w:ascii="Times New Roman" w:hAnsi="Times New Roman" w:cs="Times New Roman"/>
+          <w:sz w:val="26"/>
+          <w:szCs w:val="26"/>
+          <w:lang w:val="en-US"/>
+        </w:rPr>
+        <w:instrText xml:space="preserve"> HYPERLINK "https://youtu.be/Ura-XGe0aaY" </w:instrText>
+      </w:r>
+      <w:r>
+        <w:rPr>
+          <w:rFonts w:hint="default" w:ascii="Times New Roman" w:hAnsi="Times New Roman" w:cs="Times New Roman"/>
+          <w:sz w:val="26"/>
+          <w:szCs w:val="26"/>
+          <w:lang w:val="en-US"/>
+        </w:rPr>
+        <w:fldChar w:fldCharType="separate"/>
+      </w:r>
+      <w:r>
+        <w:rPr>
+          <w:rStyle w:val="7"/>
+          <w:rFonts w:hint="default" w:ascii="Times New Roman" w:hAnsi="Times New Roman" w:cs="Times New Roman"/>
+          <w:sz w:val="26"/>
+          <w:szCs w:val="26"/>
+          <w:lang w:val="en-US"/>
+        </w:rPr>
+        <w:t>https://youtu.be/Ura-XGe0aaY</w:t>
+      </w:r>
+      <w:r>
+        <w:rPr>
+          <w:rFonts w:hint="default" w:ascii="Times New Roman" w:hAnsi="Times New Roman" w:cs="Times New Roman"/>
+          <w:sz w:val="26"/>
+          <w:szCs w:val="26"/>
+          <w:lang w:val="en-US"/>
+        </w:rPr>
+        <w:fldChar w:fldCharType="end"/>
+      </w:r>
+    </w:p>
+    <w:p>
+      <w:pPr>
+        <w:spacing w:line="360" w:lineRule="auto"/>
+        <w:jc w:val="center"/>
+        <w:rPr>
+          <w:rFonts w:hint="default" w:ascii="Times New Roman" w:hAnsi="Times New Roman" w:cs="Times New Roman"/>
+          <w:sz w:val="26"/>
+          <w:szCs w:val="26"/>
+          <w:lang w:val="en-US"/>
+        </w:rPr>
+      </w:pPr>
     </w:p>
     <w:p>
       <w:pPr>
@@ -187,29 +254,29 @@
           <w:lang w:val="en-US"/>
         </w:rPr>
         <w:t>Kiểm tra môi trường</w:t>
-      </w:r>
-    </w:p>
-    <w:p>
-      <w:pPr>
-        <w:spacing w:line="360" w:lineRule="auto"/>
-        <w:rPr>
-          <w:rFonts w:hint="default" w:ascii="Times New Roman" w:hAnsi="Times New Roman" w:cs="Times New Roman"/>
-          <w:sz w:val="26"/>
-          <w:szCs w:val="26"/>
-          <w:lang w:val="en-US"/>
-        </w:rPr>
-      </w:pPr>
-      <w:r>
-        <w:rPr>
-          <w:rFonts w:hint="default" w:ascii="Times New Roman" w:hAnsi="Times New Roman" w:cs="Times New Roman"/>
-          <w:sz w:val="26"/>
-          <w:szCs w:val="26"/>
-          <w:lang w:val="en-US"/>
-        </w:rPr>
-        <w:t>Kiểm tra IP trên máy thật</w:t>
       </w:r>
       <w:bookmarkStart w:id="10" w:name="_GoBack"/>
       <w:bookmarkEnd w:id="10"/>
+    </w:p>
+    <w:p>
+      <w:pPr>
+        <w:spacing w:line="360" w:lineRule="auto"/>
+        <w:rPr>
+          <w:rFonts w:hint="default" w:ascii="Times New Roman" w:hAnsi="Times New Roman" w:cs="Times New Roman"/>
+          <w:sz w:val="26"/>
+          <w:szCs w:val="26"/>
+          <w:lang w:val="en-US"/>
+        </w:rPr>
+      </w:pPr>
+      <w:r>
+        <w:rPr>
+          <w:rFonts w:hint="default" w:ascii="Times New Roman" w:hAnsi="Times New Roman" w:cs="Times New Roman"/>
+          <w:sz w:val="26"/>
+          <w:szCs w:val="26"/>
+          <w:lang w:val="en-US"/>
+        </w:rPr>
+        <w:t>Kiểm tra IP trên máy thật</w:t>
+      </w:r>
     </w:p>
     <w:p>
       <w:pPr>
